--- a/docs/guides/messengers/TELEGRAM.docx
+++ b/docs/guides/messengers/TELEGRAM.docx
@@ -36,7 +36,7 @@
         </w:p>
       </w:sdtContent>
     </w:sdt>
-    <w:bookmarkStart w:id="28" w:name="herald-telegram-channel-setup-guide"/>
+    <w:bookmarkStart w:id="35" w:name="herald-telegram-channel-setup-guide"/>
     <w:p>
       <w:pPr>
         <w:pStyle w:val="Heading1"/>
@@ -1059,57 +1059,20 @@
     </w:p>
     <w:p>
       <w:pPr>
-        <w:pStyle w:val="BodyText"/>
+        <w:pStyle w:val="BlockText"/>
       </w:pPr>
       <w:r>
         <w:rPr>
           <w:b/>
           <w:bCs/>
         </w:rPr>
-        <w:t xml:space="preserve">Choose your chat type</w:t>
-      </w:r>
-      <w:r>
-        <w:t xml:space="preserve">:</w:t>
-      </w:r>
-    </w:p>
-    <w:bookmarkStart w:id="13" w:name="option-a-direct-messages-you-bot"/>
-    <w:p>
-      <w:pPr>
-        <w:pStyle w:val="Heading3"/>
-      </w:pPr>
-      <w:r>
-        <w:t xml:space="preserve">Option A — Direct messages (you ↔ bot)</w:t>
-      </w:r>
-    </w:p>
-    <w:p>
-      <w:pPr>
-        <w:numPr>
-          <w:ilvl w:val="0"/>
-          <w:numId w:val="1007"/>
-        </w:numPr>
-      </w:pPr>
-      <w:r>
-        <w:t xml:space="preserve">In Telegram, search for your bot’s username (e.g. </w:t>
-      </w:r>
-      <w:r>
-        <w:rPr>
-          <w:rStyle w:val="VerbatimChar"/>
-        </w:rPr>
-        <w:t xml:space="preserve">@herald_operator_bot</w:t>
-      </w:r>
-      <w:r>
-        <w:t xml:space="preserve">).</w:t>
-      </w:r>
-    </w:p>
-    <w:p>
-      <w:pPr>
-        <w:numPr>
-          <w:ilvl w:val="0"/>
-          <w:numId w:val="1007"/>
-        </w:numPr>
-      </w:pPr>
-      <w:r>
-        <w:t xml:space="preserve">Tap</w:t>
+        <w:t xml:space="preserve">⚠ Read Step 2.5 FIRST</w:t>
+      </w:r>
+      <w:r>
+        <w:t xml:space="preserve"> </w:t>
+      </w:r>
+      <w:r>
+        <w:t xml:space="preserve">if you intend to use a group. Group chat IDs require working around Telegram’s Privacy Mode, which is</w:t>
       </w:r>
       <w:r>
         <w:t xml:space="preserve"> </w:t>
@@ -1119,406 +1082,60 @@
           <w:b/>
           <w:bCs/>
         </w:rPr>
-        <w:t xml:space="preserve">Start</w:t>
-      </w:r>
-      <w:r>
-        <w:t xml:space="preserve"> </w:t>
-      </w:r>
-      <w:r>
-        <w:t xml:space="preserve">to open a DM with it.</w:t>
-      </w:r>
-    </w:p>
-    <w:p>
-      <w:pPr>
-        <w:numPr>
-          <w:ilvl w:val="0"/>
-          <w:numId w:val="1007"/>
-        </w:numPr>
-      </w:pPr>
-      <w:r>
-        <w:t xml:space="preserve">Send any message (e.g. </w:t>
-      </w:r>
-      <w:r>
-        <w:rPr>
-          <w:rStyle w:val="VerbatimChar"/>
-        </w:rPr>
-        <w:t xml:space="preserve">hello</w:t>
-      </w:r>
-      <w:r>
-        <w:t xml:space="preserve">).</w:t>
-      </w:r>
-    </w:p>
-    <w:p>
-      <w:pPr>
-        <w:numPr>
-          <w:ilvl w:val="0"/>
-          <w:numId w:val="1007"/>
-        </w:numPr>
-      </w:pPr>
-      <w:r>
-        <w:t xml:space="preserve">In a browser, visit:</w:t>
-      </w:r>
-    </w:p>
-    <w:p>
-      <w:pPr>
-        <w:pStyle w:val="SourceCode"/>
-        <w:numPr>
-          <w:ilvl w:val="0"/>
-          <w:numId w:val="1000"/>
-        </w:numPr>
-      </w:pPr>
-      <w:r>
-        <w:rPr>
-          <w:rStyle w:val="VerbatimChar"/>
-        </w:rPr>
-        <w:t xml:space="preserve">https://api.telegram.org/bot&lt;YOUR-BOT-TOKEN&gt;/getUpdates</w:t>
-      </w:r>
-    </w:p>
-    <w:p>
-      <w:pPr>
-        <w:numPr>
-          <w:ilvl w:val="0"/>
-          <w:numId w:val="1000"/>
-        </w:numPr>
-      </w:pPr>
-      <w:r>
-        <w:t xml:space="preserve">Replace</w:t>
-      </w:r>
-      <w:r>
-        <w:t xml:space="preserve"> </w:t>
-      </w:r>
-      <w:r>
-        <w:rPr>
-          <w:rStyle w:val="VerbatimChar"/>
-        </w:rPr>
-        <w:t xml:space="preserve">&lt;YOUR-BOT-TOKEN&gt;</w:t>
-      </w:r>
-      <w:r>
-        <w:t xml:space="preserve"> </w:t>
-      </w:r>
-      <w:r>
-        <w:t xml:space="preserve">with the real token from Step 1.</w:t>
-      </w:r>
-    </w:p>
-    <w:p>
-      <w:pPr>
-        <w:numPr>
-          <w:ilvl w:val="0"/>
-          <w:numId w:val="1007"/>
-        </w:numPr>
-      </w:pPr>
-      <w:r>
-        <w:t xml:space="preserve">You’ll see a JSON response. Inside it, locate:</w:t>
-      </w:r>
-    </w:p>
-    <w:p>
-      <w:pPr>
-        <w:pStyle w:val="SourceCode"/>
-        <w:numPr>
-          <w:ilvl w:val="0"/>
-          <w:numId w:val="1000"/>
-        </w:numPr>
-      </w:pPr>
-      <w:r>
-        <w:rPr>
-          <w:rStyle w:val="StringTok"/>
-        </w:rPr>
-        <w:t xml:space="preserve">"chat"</w:t>
-      </w:r>
-      <w:r>
-        <w:rPr>
-          <w:rStyle w:val="ErrorTok"/>
-        </w:rPr>
-        <w:t xml:space="preserve">:</w:t>
-      </w:r>
-      <w:r>
-        <w:rPr>
-          <w:rStyle w:val="NormalTok"/>
-        </w:rPr>
-        <w:t xml:space="preserve"> </w:t>
-      </w:r>
-      <w:r>
-        <w:rPr>
-          <w:rStyle w:val="FunctionTok"/>
-        </w:rPr>
-        <w:t xml:space="preserve">{</w:t>
-      </w:r>
-      <w:r>
-        <w:rPr>
-          <w:rStyle w:val="NormalTok"/>
-        </w:rPr>
-        <w:t xml:space="preserve"> </w:t>
-      </w:r>
-      <w:r>
-        <w:rPr>
-          <w:rStyle w:val="DataTypeTok"/>
-        </w:rPr>
-        <w:t xml:space="preserve">"id"</w:t>
-      </w:r>
-      <w:r>
-        <w:rPr>
-          <w:rStyle w:val="FunctionTok"/>
-        </w:rPr>
-        <w:t xml:space="preserve">:</w:t>
-      </w:r>
-      <w:r>
-        <w:rPr>
-          <w:rStyle w:val="NormalTok"/>
-        </w:rPr>
-        <w:t xml:space="preserve"> </w:t>
-      </w:r>
-      <w:r>
-        <w:rPr>
-          <w:rStyle w:val="DecValTok"/>
-        </w:rPr>
-        <w:t xml:space="preserve">123456789</w:t>
-      </w:r>
-      <w:r>
-        <w:rPr>
-          <w:rStyle w:val="FunctionTok"/>
-        </w:rPr>
-        <w:t xml:space="preserve">,</w:t>
-      </w:r>
-      <w:r>
-        <w:rPr>
-          <w:rStyle w:val="NormalTok"/>
-        </w:rPr>
-        <w:t xml:space="preserve"> </w:t>
-      </w:r>
-      <w:r>
-        <w:rPr>
-          <w:rStyle w:val="DataTypeTok"/>
-        </w:rPr>
-        <w:t xml:space="preserve">"first_name"</w:t>
-      </w:r>
-      <w:r>
-        <w:rPr>
-          <w:rStyle w:val="FunctionTok"/>
-        </w:rPr>
-        <w:t xml:space="preserve">:</w:t>
-      </w:r>
-      <w:r>
-        <w:rPr>
-          <w:rStyle w:val="NormalTok"/>
-        </w:rPr>
-        <w:t xml:space="preserve"> </w:t>
-      </w:r>
-      <w:r>
-        <w:rPr>
-          <w:rStyle w:val="StringTok"/>
-        </w:rPr>
-        <w:t xml:space="preserve">"..."</w:t>
-      </w:r>
-      <w:r>
-        <w:rPr>
-          <w:rStyle w:val="FunctionTok"/>
-        </w:rPr>
-        <w:t xml:space="preserve">,</w:t>
-      </w:r>
-      <w:r>
-        <w:rPr>
-          <w:rStyle w:val="NormalTok"/>
-        </w:rPr>
-        <w:t xml:space="preserve"> </w:t>
-      </w:r>
-      <w:r>
-        <w:rPr>
-          <w:rStyle w:val="DataTypeTok"/>
-        </w:rPr>
-        <w:t xml:space="preserve">"type"</w:t>
-      </w:r>
-      <w:r>
-        <w:rPr>
-          <w:rStyle w:val="FunctionTok"/>
-        </w:rPr>
-        <w:t xml:space="preserve">:</w:t>
-      </w:r>
-      <w:r>
-        <w:rPr>
-          <w:rStyle w:val="NormalTok"/>
-        </w:rPr>
-        <w:t xml:space="preserve"> </w:t>
-      </w:r>
-      <w:r>
-        <w:rPr>
-          <w:rStyle w:val="StringTok"/>
-        </w:rPr>
-        <w:t xml:space="preserve">"private"</w:t>
-      </w:r>
-      <w:r>
-        <w:rPr>
-          <w:rStyle w:val="NormalTok"/>
-        </w:rPr>
-        <w:t xml:space="preserve"> </w:t>
-      </w:r>
-      <w:r>
-        <w:rPr>
-          <w:rStyle w:val="FunctionTok"/>
-        </w:rPr>
-        <w:t xml:space="preserve">}</w:t>
-      </w:r>
-    </w:p>
-    <w:p>
-      <w:pPr>
-        <w:numPr>
-          <w:ilvl w:val="0"/>
-          <w:numId w:val="1007"/>
-        </w:numPr>
-      </w:pPr>
-      <w:r>
-        <w:t xml:space="preserve">The</w:t>
-      </w:r>
-      <w:r>
-        <w:t xml:space="preserve"> </w:t>
-      </w:r>
-      <w:r>
-        <w:rPr>
-          <w:rStyle w:val="VerbatimChar"/>
-        </w:rPr>
-        <w:t xml:space="preserve">id</w:t>
-      </w:r>
-      <w:r>
-        <w:t xml:space="preserve"> </w:t>
-      </w:r>
-      <w:r>
-        <w:t xml:space="preserve">value (positive integer for DMs) is your chat ID.</w:t>
-      </w:r>
-    </w:p>
-    <w:bookmarkEnd w:id="13"/>
-    <w:bookmarkStart w:id="14" w:name="option-b-group-chat-bot-in-a-group"/>
-    <w:p>
-      <w:pPr>
-        <w:pStyle w:val="Heading3"/>
-      </w:pPr>
-      <w:r>
-        <w:t xml:space="preserve">Option B — Group chat (bot in a group)</w:t>
-      </w:r>
-    </w:p>
-    <w:p>
-      <w:pPr>
-        <w:numPr>
-          <w:ilvl w:val="0"/>
-          <w:numId w:val="1008"/>
-        </w:numPr>
-      </w:pPr>
-      <w:r>
-        <w:t xml:space="preserve">Create a Telegram group (or use an existing one).</w:t>
-      </w:r>
-    </w:p>
-    <w:p>
-      <w:pPr>
-        <w:numPr>
-          <w:ilvl w:val="0"/>
-          <w:numId w:val="1008"/>
-        </w:numPr>
-      </w:pPr>
-      <w:r>
-        <w:t xml:space="preserve">Add your bot to the group via the group’s</w:t>
-      </w:r>
-      <w:r>
-        <w:t xml:space="preserve"> </w:t>
-      </w:r>
+        <w:t xml:space="preserve">ON by default</w:t>
+      </w:r>
+      <w:r>
+        <w:t xml:space="preserve"> </w:t>
+      </w:r>
+      <w:r>
+        <w:t xml:space="preserve">on new bots. Operators routinely waste time wondering why</w:t>
+      </w:r>
+      <w:r>
+        <w:t xml:space="preserve"> </w:t>
+      </w:r>
+      <w:r>
+        <w:rPr>
+          <w:rStyle w:val="VerbatimChar"/>
+        </w:rPr>
+        <w:t xml:space="preserve">getUpdates</w:t>
+      </w:r>
+      <w:r>
+        <w:t xml:space="preserve"> </w:t>
+      </w:r>
+      <w:r>
+        <w:t xml:space="preserve">returns empty until they learn this.</w:t>
+      </w:r>
+    </w:p>
+    <w:p>
+      <w:pPr>
+        <w:pStyle w:val="FirstParagraph"/>
+      </w:pPr>
       <w:r>
         <w:rPr>
           <w:b/>
           <w:bCs/>
         </w:rPr>
-        <w:t xml:space="preserve">Add Member</w:t>
-      </w:r>
-      <w:r>
-        <w:t xml:space="preserve"> </w:t>
-      </w:r>
-      <w:r>
-        <w:t xml:space="preserve">menu.</w:t>
-      </w:r>
-    </w:p>
-    <w:p>
-      <w:pPr>
-        <w:numPr>
-          <w:ilvl w:val="0"/>
-          <w:numId w:val="1008"/>
-        </w:numPr>
-      </w:pPr>
-      <w:r>
-        <w:t xml:space="preserve">Send a message inside the group (any text).</w:t>
-      </w:r>
-    </w:p>
-    <w:p>
-      <w:pPr>
-        <w:numPr>
-          <w:ilvl w:val="0"/>
-          <w:numId w:val="1008"/>
-        </w:numPr>
-      </w:pPr>
-      <w:r>
-        <w:t xml:space="preserve">In a browser, visit:</w:t>
-      </w:r>
-    </w:p>
-    <w:p>
-      <w:pPr>
-        <w:pStyle w:val="SourceCode"/>
-        <w:numPr>
-          <w:ilvl w:val="0"/>
-          <w:numId w:val="1000"/>
-        </w:numPr>
-      </w:pPr>
-      <w:r>
-        <w:rPr>
-          <w:rStyle w:val="VerbatimChar"/>
-        </w:rPr>
-        <w:t xml:space="preserve">https://api.telegram.org/bot&lt;YOUR-BOT-TOKEN&gt;/getUpdates</w:t>
-      </w:r>
-    </w:p>
-    <w:p>
-      <w:pPr>
-        <w:numPr>
-          <w:ilvl w:val="0"/>
-          <w:numId w:val="1008"/>
-        </w:numPr>
-      </w:pPr>
-      <w:r>
-        <w:t xml:space="preserve">Find the</w:t>
-      </w:r>
-      <w:r>
-        <w:t xml:space="preserve"> </w:t>
-      </w:r>
-      <w:r>
-        <w:rPr>
-          <w:rStyle w:val="VerbatimChar"/>
-        </w:rPr>
-        <w:t xml:space="preserve">"chat": { "id": ..., "type": "supergroup" }</w:t>
-      </w:r>
-      <w:r>
-        <w:t xml:space="preserve"> </w:t>
-      </w:r>
-      <w:r>
-        <w:t xml:space="preserve">block.</w:t>
-      </w:r>
-    </w:p>
-    <w:p>
-      <w:pPr>
-        <w:numPr>
-          <w:ilvl w:val="0"/>
-          <w:numId w:val="1008"/>
-        </w:numPr>
-      </w:pPr>
-      <w:r>
-        <w:t xml:space="preserve">The</w:t>
-      </w:r>
-      <w:r>
-        <w:t xml:space="preserve"> </w:t>
-      </w:r>
-      <w:r>
-        <w:rPr>
-          <w:rStyle w:val="VerbatimChar"/>
-        </w:rPr>
-        <w:t xml:space="preserve">id</w:t>
-      </w:r>
-      <w:r>
-        <w:t xml:space="preserve"> </w:t>
-      </w:r>
-      <w:r>
-        <w:t xml:space="preserve">for groups is a</w:t>
+        <w:t xml:space="preserve">Choose your chat type</w:t>
+      </w:r>
+      <w:r>
+        <w:t xml:space="preserve">:</w:t>
+      </w:r>
+    </w:p>
+    <w:bookmarkStart w:id="13" w:name="Xe665b7e951b3f57948190ecd4da4ec56be2159d"/>
+    <w:p>
+      <w:pPr>
+        <w:pStyle w:val="Heading3"/>
+      </w:pPr>
+      <w:r>
+        <w:t xml:space="preserve">Option A — Direct messages (you ↔ bot) — works ALWAYS</w:t>
+      </w:r>
+    </w:p>
+    <w:p>
+      <w:pPr>
+        <w:pStyle w:val="FirstParagraph"/>
+      </w:pPr>
+      <w:r>
+        <w:t xml:space="preserve">This path bypasses Privacy Mode entirely.</w:t>
       </w:r>
       <w:r>
         <w:t xml:space="preserve"> </w:t>
@@ -1528,6 +1145,404 @@
           <w:b/>
           <w:bCs/>
         </w:rPr>
+        <w:t xml:space="preserve">Use it first</w:t>
+      </w:r>
+      <w:r>
+        <w:t xml:space="preserve"> </w:t>
+      </w:r>
+      <w:r>
+        <w:t xml:space="preserve">if Step 2.5 below hasn’t yet been completed.</w:t>
+      </w:r>
+    </w:p>
+    <w:p>
+      <w:pPr>
+        <w:numPr>
+          <w:ilvl w:val="0"/>
+          <w:numId w:val="1007"/>
+        </w:numPr>
+      </w:pPr>
+      <w:r>
+        <w:t xml:space="preserve">In Telegram, search for your bot’s username (e.g. </w:t>
+      </w:r>
+      <w:r>
+        <w:rPr>
+          <w:rStyle w:val="VerbatimChar"/>
+        </w:rPr>
+        <w:t xml:space="preserve">@herald_operator_bot</w:t>
+      </w:r>
+      <w:r>
+        <w:t xml:space="preserve">).</w:t>
+      </w:r>
+    </w:p>
+    <w:p>
+      <w:pPr>
+        <w:numPr>
+          <w:ilvl w:val="0"/>
+          <w:numId w:val="1007"/>
+        </w:numPr>
+      </w:pPr>
+      <w:r>
+        <w:t xml:space="preserve">Tap</w:t>
+      </w:r>
+      <w:r>
+        <w:t xml:space="preserve"> </w:t>
+      </w:r>
+      <w:r>
+        <w:rPr>
+          <w:b/>
+          <w:bCs/>
+        </w:rPr>
+        <w:t xml:space="preserve">Start</w:t>
+      </w:r>
+      <w:r>
+        <w:t xml:space="preserve"> </w:t>
+      </w:r>
+      <w:r>
+        <w:t xml:space="preserve">to open a DM with it. (The /start command is what introduces YOU as a chat the bot knows about.)</w:t>
+      </w:r>
+    </w:p>
+    <w:p>
+      <w:pPr>
+        <w:numPr>
+          <w:ilvl w:val="0"/>
+          <w:numId w:val="1007"/>
+        </w:numPr>
+      </w:pPr>
+      <w:r>
+        <w:t xml:space="preserve">Send any message (e.g. </w:t>
+      </w:r>
+      <w:r>
+        <w:rPr>
+          <w:rStyle w:val="VerbatimChar"/>
+        </w:rPr>
+        <w:t xml:space="preserve">hello</w:t>
+      </w:r>
+      <w:r>
+        <w:t xml:space="preserve">).</w:t>
+      </w:r>
+    </w:p>
+    <w:p>
+      <w:pPr>
+        <w:numPr>
+          <w:ilvl w:val="0"/>
+          <w:numId w:val="1007"/>
+        </w:numPr>
+      </w:pPr>
+      <w:r>
+        <w:t xml:space="preserve">Run the diagnostic script (recommended):</w:t>
+      </w:r>
+    </w:p>
+    <w:p>
+      <w:pPr>
+        <w:pStyle w:val="SourceCode"/>
+        <w:numPr>
+          <w:ilvl w:val="0"/>
+          <w:numId w:val="1000"/>
+        </w:numPr>
+      </w:pPr>
+      <w:r>
+        <w:rPr>
+          <w:rStyle w:val="FunctionTok"/>
+        </w:rPr>
+        <w:t xml:space="preserve">bash</w:t>
+      </w:r>
+      <w:r>
+        <w:rPr>
+          <w:rStyle w:val="NormalTok"/>
+        </w:rPr>
+        <w:t xml:space="preserve"> scripts/tgram_diagnose.sh</w:t>
+      </w:r>
+    </w:p>
+    <w:p>
+      <w:pPr>
+        <w:numPr>
+          <w:ilvl w:val="0"/>
+          <w:numId w:val="1000"/>
+        </w:numPr>
+      </w:pPr>
+      <w:r>
+        <w:t xml:space="preserve">Or open in a browser:</w:t>
+      </w:r>
+    </w:p>
+    <w:p>
+      <w:pPr>
+        <w:pStyle w:val="SourceCode"/>
+        <w:numPr>
+          <w:ilvl w:val="0"/>
+          <w:numId w:val="1000"/>
+        </w:numPr>
+      </w:pPr>
+      <w:r>
+        <w:rPr>
+          <w:rStyle w:val="VerbatimChar"/>
+        </w:rPr>
+        <w:t xml:space="preserve">https://api.telegram.org/bot&lt;YOUR-BOT-TOKEN&gt;/getUpdates</w:t>
+      </w:r>
+    </w:p>
+    <w:p>
+      <w:pPr>
+        <w:numPr>
+          <w:ilvl w:val="0"/>
+          <w:numId w:val="1007"/>
+        </w:numPr>
+      </w:pPr>
+      <w:r>
+        <w:t xml:space="preserve">The output shows</w:t>
+      </w:r>
+      <w:r>
+        <w:t xml:space="preserve"> </w:t>
+      </w:r>
+      <w:r>
+        <w:rPr>
+          <w:rStyle w:val="VerbatimChar"/>
+        </w:rPr>
+        <w:t xml:space="preserve">chat_id=123456789  type=private  name=YourName</w:t>
+      </w:r>
+      <w:r>
+        <w:t xml:space="preserve">. The</w:t>
+      </w:r>
+      <w:r>
+        <w:t xml:space="preserve"> </w:t>
+      </w:r>
+      <w:r>
+        <w:rPr>
+          <w:rStyle w:val="VerbatimChar"/>
+        </w:rPr>
+        <w:t xml:space="preserve">id</w:t>
+      </w:r>
+      <w:r>
+        <w:t xml:space="preserve"> </w:t>
+      </w:r>
+      <w:r>
+        <w:t xml:space="preserve">value (positive integer for DMs) is your chat ID.</w:t>
+      </w:r>
+    </w:p>
+    <w:bookmarkEnd w:id="13"/>
+    <w:bookmarkStart w:id="14" w:name="X575b55f9f621fb89043f4f78a76d698905cc33c"/>
+    <w:p>
+      <w:pPr>
+        <w:pStyle w:val="Heading3"/>
+      </w:pPr>
+      <w:r>
+        <w:t xml:space="preserve">Option B — Group chat (bot in a group) — see Step 2.5 first</w:t>
+      </w:r>
+    </w:p>
+    <w:p>
+      <w:pPr>
+        <w:pStyle w:val="Compact"/>
+        <w:numPr>
+          <w:ilvl w:val="0"/>
+          <w:numId w:val="1008"/>
+        </w:numPr>
+      </w:pPr>
+      <w:r>
+        <w:t xml:space="preserve">Create a Telegram group (or use an existing one).</w:t>
+      </w:r>
+    </w:p>
+    <w:p>
+      <w:pPr>
+        <w:pStyle w:val="Compact"/>
+        <w:numPr>
+          <w:ilvl w:val="0"/>
+          <w:numId w:val="1008"/>
+        </w:numPr>
+      </w:pPr>
+      <w:r>
+        <w:t xml:space="preserve">Add your bot to the group via the group’s</w:t>
+      </w:r>
+      <w:r>
+        <w:t xml:space="preserve"> </w:t>
+      </w:r>
+      <w:r>
+        <w:rPr>
+          <w:b/>
+          <w:bCs/>
+        </w:rPr>
+        <w:t xml:space="preserve">Add Member</w:t>
+      </w:r>
+      <w:r>
+        <w:t xml:space="preserve"> </w:t>
+      </w:r>
+      <w:r>
+        <w:t xml:space="preserve">menu.</w:t>
+      </w:r>
+    </w:p>
+    <w:p>
+      <w:pPr>
+        <w:pStyle w:val="Compact"/>
+        <w:numPr>
+          <w:ilvl w:val="0"/>
+          <w:numId w:val="1008"/>
+        </w:numPr>
+      </w:pPr>
+      <w:r>
+        <w:rPr>
+          <w:b/>
+          <w:bCs/>
+        </w:rPr>
+        <w:t xml:space="preserve">Complete Step 2.5 below</w:t>
+      </w:r>
+      <w:r>
+        <w:t xml:space="preserve"> </w:t>
+      </w:r>
+      <w:r>
+        <w:t xml:space="preserve">to ensure the bot can actually see group messages.</w:t>
+      </w:r>
+    </w:p>
+    <w:p>
+      <w:pPr>
+        <w:pStyle w:val="Compact"/>
+        <w:numPr>
+          <w:ilvl w:val="0"/>
+          <w:numId w:val="1008"/>
+        </w:numPr>
+      </w:pPr>
+      <w:r>
+        <w:t xml:space="preserve">After completing Step 2.5, send a message inside the group (any text if Privacy Mode is OFF; an</w:t>
+      </w:r>
+      <w:r>
+        <w:t xml:space="preserve"> </w:t>
+      </w:r>
+      <w:r>
+        <w:rPr>
+          <w:rStyle w:val="VerbatimChar"/>
+        </w:rPr>
+        <w:t xml:space="preserve">@&lt;bot-username&gt; hi</w:t>
+      </w:r>
+      <w:r>
+        <w:t xml:space="preserve"> </w:t>
+      </w:r>
+      <w:r>
+        <w:t xml:space="preserve">mention OR a</w:t>
+      </w:r>
+      <w:r>
+        <w:t xml:space="preserve"> </w:t>
+      </w:r>
+      <w:r>
+        <w:rPr>
+          <w:rStyle w:val="VerbatimChar"/>
+        </w:rPr>
+        <w:t xml:space="preserve">/command</w:t>
+      </w:r>
+      <w:r>
+        <w:t xml:space="preserve"> </w:t>
+      </w:r>
+      <w:r>
+        <w:t xml:space="preserve">if Privacy Mode is ON).</w:t>
+      </w:r>
+    </w:p>
+    <w:p>
+      <w:pPr>
+        <w:pStyle w:val="Compact"/>
+        <w:numPr>
+          <w:ilvl w:val="0"/>
+          <w:numId w:val="1008"/>
+        </w:numPr>
+      </w:pPr>
+      <w:r>
+        <w:t xml:space="preserve">Run</w:t>
+      </w:r>
+      <w:r>
+        <w:t xml:space="preserve"> </w:t>
+      </w:r>
+      <w:r>
+        <w:rPr>
+          <w:rStyle w:val="VerbatimChar"/>
+        </w:rPr>
+        <w:t xml:space="preserve">bash scripts/tgram_diagnose.sh</w:t>
+      </w:r>
+      <w:r>
+        <w:t xml:space="preserve"> </w:t>
+      </w:r>
+      <w:r>
+        <w:t xml:space="preserve">or visit</w:t>
+      </w:r>
+      <w:r>
+        <w:t xml:space="preserve"> </w:t>
+      </w:r>
+      <w:r>
+        <w:rPr>
+          <w:rStyle w:val="VerbatimChar"/>
+        </w:rPr>
+        <w:t xml:space="preserve">https://api.telegram.org/bot&lt;TOKEN&gt;/getUpdates</w:t>
+      </w:r>
+      <w:r>
+        <w:t xml:space="preserve">.</w:t>
+      </w:r>
+    </w:p>
+    <w:p>
+      <w:pPr>
+        <w:pStyle w:val="Compact"/>
+        <w:numPr>
+          <w:ilvl w:val="0"/>
+          <w:numId w:val="1008"/>
+        </w:numPr>
+      </w:pPr>
+      <w:r>
+        <w:t xml:space="preserve">Find the</w:t>
+      </w:r>
+      <w:r>
+        <w:t xml:space="preserve"> </w:t>
+      </w:r>
+      <w:r>
+        <w:rPr>
+          <w:rStyle w:val="VerbatimChar"/>
+        </w:rPr>
+        <w:t xml:space="preserve">chat_id=... type=supergroup</w:t>
+      </w:r>
+      <w:r>
+        <w:t xml:space="preserve"> </w:t>
+      </w:r>
+      <w:r>
+        <w:t xml:space="preserve">(or</w:t>
+      </w:r>
+      <w:r>
+        <w:t xml:space="preserve"> </w:t>
+      </w:r>
+      <w:r>
+        <w:rPr>
+          <w:rStyle w:val="VerbatimChar"/>
+        </w:rPr>
+        <w:t xml:space="preserve">group</w:t>
+      </w:r>
+      <w:r>
+        <w:t xml:space="preserve">) block.</w:t>
+      </w:r>
+    </w:p>
+    <w:p>
+      <w:pPr>
+        <w:pStyle w:val="Compact"/>
+        <w:numPr>
+          <w:ilvl w:val="0"/>
+          <w:numId w:val="1008"/>
+        </w:numPr>
+      </w:pPr>
+      <w:r>
+        <w:t xml:space="preserve">The</w:t>
+      </w:r>
+      <w:r>
+        <w:t xml:space="preserve"> </w:t>
+      </w:r>
+      <w:r>
+        <w:rPr>
+          <w:rStyle w:val="VerbatimChar"/>
+        </w:rPr>
+        <w:t xml:space="preserve">id</w:t>
+      </w:r>
+      <w:r>
+        <w:t xml:space="preserve"> </w:t>
+      </w:r>
+      <w:r>
+        <w:t xml:space="preserve">for groups is a</w:t>
+      </w:r>
+      <w:r>
+        <w:t xml:space="preserve"> </w:t>
+      </w:r>
+      <w:r>
+        <w:rPr>
+          <w:b/>
+          <w:bCs/>
+        </w:rPr>
         <w:t xml:space="preserve">negative number</w:t>
       </w:r>
       <w:r>
@@ -1569,6 +1584,7 @@
     </w:p>
     <w:p>
       <w:pPr>
+        <w:pStyle w:val="Compact"/>
         <w:numPr>
           <w:ilvl w:val="0"/>
           <w:numId w:val="1009"/>
@@ -1580,6 +1596,7 @@
     </w:p>
     <w:p>
       <w:pPr>
+        <w:pStyle w:val="Compact"/>
         <w:numPr>
           <w:ilvl w:val="0"/>
           <w:numId w:val="1009"/>
@@ -1616,6 +1633,7 @@
     </w:p>
     <w:p>
       <w:pPr>
+        <w:pStyle w:val="Compact"/>
         <w:numPr>
           <w:ilvl w:val="0"/>
           <w:numId w:val="1009"/>
@@ -1627,32 +1645,31 @@
     </w:p>
     <w:p>
       <w:pPr>
+        <w:pStyle w:val="Compact"/>
         <w:numPr>
           <w:ilvl w:val="0"/>
           <w:numId w:val="1009"/>
         </w:numPr>
       </w:pPr>
       <w:r>
-        <w:t xml:space="preserve">In a browser, visit:</w:t>
-      </w:r>
-    </w:p>
-    <w:p>
-      <w:pPr>
-        <w:pStyle w:val="SourceCode"/>
-        <w:numPr>
-          <w:ilvl w:val="0"/>
-          <w:numId w:val="1000"/>
-        </w:numPr>
-      </w:pPr>
-      <w:r>
-        <w:rPr>
-          <w:rStyle w:val="VerbatimChar"/>
-        </w:rPr>
-        <w:t xml:space="preserve">https://api.telegram.org/bot&lt;YOUR-BOT-TOKEN&gt;/getUpdates</w:t>
-      </w:r>
-    </w:p>
-    <w:p>
-      <w:pPr>
+        <w:t xml:space="preserve">Run</w:t>
+      </w:r>
+      <w:r>
+        <w:t xml:space="preserve"> </w:t>
+      </w:r>
+      <w:r>
+        <w:rPr>
+          <w:rStyle w:val="VerbatimChar"/>
+        </w:rPr>
+        <w:t xml:space="preserve">bash scripts/tgram_diagnose.sh</w:t>
+      </w:r>
+      <w:r>
+        <w:t xml:space="preserve">.</w:t>
+      </w:r>
+    </w:p>
+    <w:p>
+      <w:pPr>
+        <w:pStyle w:val="Compact"/>
         <w:numPr>
           <w:ilvl w:val="0"/>
           <w:numId w:val="1009"/>
@@ -1668,7 +1685,7 @@
         <w:rPr>
           <w:rStyle w:val="VerbatimChar"/>
         </w:rPr>
-        <w:t xml:space="preserve">"chat": { "id": ..., "type": "channel" }</w:t>
+        <w:t xml:space="preserve">chat_id=... type=channel</w:t>
       </w:r>
       <w:r>
         <w:t xml:space="preserve">. Again a negative number.</w:t>
@@ -1707,62 +1724,1255 @@
         <w:t xml:space="preserve">in the next step.</w:t>
       </w:r>
     </w:p>
-    <w:p>
-      <w:pPr>
-        <w:pStyle w:val="BlockText"/>
-      </w:pPr>
-      <w:r>
-        <w:t xml:space="preserve">If</w:t>
-      </w:r>
-      <w:r>
-        <w:t xml:space="preserve"> </w:t>
-      </w:r>
-      <w:r>
-        <w:rPr>
-          <w:rStyle w:val="VerbatimChar"/>
-        </w:rPr>
-        <w:t xml:space="preserve">getUpdates</w:t>
-      </w:r>
-      <w:r>
-        <w:t xml:space="preserve"> </w:t>
-      </w:r>
-      <w:r>
-        <w:t xml:space="preserve">returns an empty</w:t>
-      </w:r>
-      <w:r>
-        <w:t xml:space="preserve"> </w:t>
-      </w:r>
-      <w:r>
-        <w:rPr>
-          <w:rStyle w:val="VerbatimChar"/>
-        </w:rPr>
-        <w:t xml:space="preserve">result: []</w:t>
-      </w:r>
-      <w:r>
-        <w:t xml:space="preserve"> </w:t>
-      </w:r>
-      <w:r>
-        <w:t xml:space="preserve">array, the bot hasn’t received any messages yet. Send another one and retry. If you’re using webhook mode (rare for setup),</w:t>
-      </w:r>
-      <w:r>
-        <w:t xml:space="preserve"> </w:t>
-      </w:r>
-      <w:r>
-        <w:rPr>
-          <w:rStyle w:val="VerbatimChar"/>
-        </w:rPr>
-        <w:t xml:space="preserve">getUpdates</w:t>
-      </w:r>
-      <w:r>
-        <w:t xml:space="preserve"> </w:t>
-      </w:r>
-      <w:r>
-        <w:t xml:space="preserve">returns 409 — see Troubleshooting.</w:t>
-      </w:r>
-    </w:p>
     <w:bookmarkEnd w:id="16"/>
     <w:bookmarkEnd w:id="17"/>
-    <w:bookmarkStart w:id="20" w:name="step-3-provide-the-credentials-to-herald"/>
+    <w:bookmarkStart w:id="24" w:name="X21a29f15c213a7a1236026b598e5a3bd9385d96"/>
+    <w:p>
+      <w:pPr>
+        <w:pStyle w:val="Heading2"/>
+      </w:pPr>
+      <w:r>
+        <w:t xml:space="preserve">Step 2.5 — Privacy Mode (LOAD-BEARING for groups)</w:t>
+      </w:r>
+    </w:p>
+    <w:p>
+      <w:pPr>
+        <w:pStyle w:val="FirstParagraph"/>
+      </w:pPr>
+      <w:r>
+        <w:rPr>
+          <w:b/>
+          <w:bCs/>
+        </w:rPr>
+        <w:t xml:space="preserve">This is the #1 reason new operators get stuck.</w:t>
+      </w:r>
+      <w:r>
+        <w:t xml:space="preserve"> </w:t>
+      </w:r>
+      <w:r>
+        <w:t xml:space="preserve">Skip it and you will waste hours wondering why</w:t>
+      </w:r>
+      <w:r>
+        <w:t xml:space="preserve"> </w:t>
+      </w:r>
+      <w:r>
+        <w:rPr>
+          <w:rStyle w:val="VerbatimChar"/>
+        </w:rPr>
+        <w:t xml:space="preserve">getUpdates</w:t>
+      </w:r>
+      <w:r>
+        <w:t xml:space="preserve"> </w:t>
+      </w:r>
+      <w:r>
+        <w:t xml:space="preserve">returns empty.</w:t>
+      </w:r>
+    </w:p>
+    <w:p>
+      <w:pPr>
+        <w:pStyle w:val="BodyText"/>
+      </w:pPr>
+      <w:r>
+        <w:t xml:space="preserve">When you create a bot via</w:t>
+      </w:r>
+      <w:r>
+        <w:t xml:space="preserve"> </w:t>
+      </w:r>
+      <w:r>
+        <w:t xml:space="preserve">@BotFather</w:t>
+      </w:r>
+      <w:r>
+        <w:t xml:space="preserve">, Telegram defaults its</w:t>
+      </w:r>
+      <w:r>
+        <w:t xml:space="preserve"> </w:t>
+      </w:r>
+      <w:r>
+        <w:rPr>
+          <w:b/>
+          <w:bCs/>
+        </w:rPr>
+        <w:t xml:space="preserve">Privacy Mode</w:t>
+      </w:r>
+      <w:r>
+        <w:t xml:space="preserve"> </w:t>
+      </w:r>
+      <w:r>
+        <w:t xml:space="preserve">to</w:t>
+      </w:r>
+      <w:r>
+        <w:t xml:space="preserve"> </w:t>
+      </w:r>
+      <w:r>
+        <w:rPr>
+          <w:b/>
+          <w:bCs/>
+        </w:rPr>
+        <w:t xml:space="preserve">ON</w:t>
+      </w:r>
+      <w:r>
+        <w:t xml:space="preserve">. With Privacy Mode ON, the bot CAN be added to a group but Telegram filters incoming group messages</w:t>
+      </w:r>
+      <w:r>
+        <w:t xml:space="preserve"> </w:t>
+      </w:r>
+      <w:r>
+        <w:rPr>
+          <w:b/>
+          <w:bCs/>
+        </w:rPr>
+        <w:t xml:space="preserve">before they ever reach the bot’s update stream</w:t>
+      </w:r>
+      <w:r>
+        <w:t xml:space="preserve">. The bot only sees:</w:t>
+      </w:r>
+    </w:p>
+    <w:p>
+      <w:pPr>
+        <w:pStyle w:val="Compact"/>
+        <w:numPr>
+          <w:ilvl w:val="0"/>
+          <w:numId w:val="1010"/>
+        </w:numPr>
+      </w:pPr>
+      <w:r>
+        <w:t xml:space="preserve">Slash commands (</w:t>
+      </w:r>
+      <w:r>
+        <w:rPr>
+          <w:rStyle w:val="VerbatimChar"/>
+        </w:rPr>
+        <w:t xml:space="preserve">/start</w:t>
+      </w:r>
+      <w:r>
+        <w:t xml:space="preserve">,</w:t>
+      </w:r>
+      <w:r>
+        <w:t xml:space="preserve"> </w:t>
+      </w:r>
+      <w:r>
+        <w:rPr>
+          <w:rStyle w:val="VerbatimChar"/>
+        </w:rPr>
+        <w:t xml:space="preserve">/anything</w:t>
+      </w:r>
+      <w:r>
+        <w:t xml:space="preserve">)</w:t>
+      </w:r>
+    </w:p>
+    <w:p>
+      <w:pPr>
+        <w:pStyle w:val="Compact"/>
+        <w:numPr>
+          <w:ilvl w:val="0"/>
+          <w:numId w:val="1010"/>
+        </w:numPr>
+      </w:pPr>
+      <w:r>
+        <w:t xml:space="preserve">Messages that contain</w:t>
+      </w:r>
+      <w:r>
+        <w:t xml:space="preserve"> </w:t>
+      </w:r>
+      <w:r>
+        <w:rPr>
+          <w:rStyle w:val="VerbatimChar"/>
+        </w:rPr>
+        <w:t xml:space="preserve">@&lt;bot-username&gt;</w:t>
+      </w:r>
+      <w:r>
+        <w:t xml:space="preserve"> </w:t>
+      </w:r>
+      <w:r>
+        <w:t xml:space="preserve">(literal</w:t>
+      </w:r>
+      <w:r>
+        <w:t xml:space="preserve"> </w:t>
+      </w:r>
+      <w:r>
+        <w:rPr>
+          <w:rStyle w:val="VerbatimChar"/>
+        </w:rPr>
+        <w:t xml:space="preserve">@</w:t>
+      </w:r>
+      <w:r>
+        <w:t xml:space="preserve">-mention of the bot’s username)</w:t>
+      </w:r>
+    </w:p>
+    <w:p>
+      <w:pPr>
+        <w:pStyle w:val="Compact"/>
+        <w:numPr>
+          <w:ilvl w:val="0"/>
+          <w:numId w:val="1010"/>
+        </w:numPr>
+      </w:pPr>
+      <w:r>
+        <w:t xml:space="preserve">Replies to messages the bot itself sent</w:t>
+      </w:r>
+    </w:p>
+    <w:p>
+      <w:pPr>
+        <w:pStyle w:val="Compact"/>
+        <w:numPr>
+          <w:ilvl w:val="0"/>
+          <w:numId w:val="1010"/>
+        </w:numPr>
+      </w:pPr>
+      <w:r>
+        <w:t xml:space="preserve">Service messages (member joins, etc.)</w:t>
+      </w:r>
+    </w:p>
+    <w:p>
+      <w:pPr>
+        <w:pStyle w:val="FirstParagraph"/>
+      </w:pPr>
+      <w:r>
+        <w:rPr>
+          <w:b/>
+          <w:bCs/>
+        </w:rPr>
+        <w:t xml:space="preserve">Plain chat messages from group members are INVISIBLE to the bot in Privacy Mode</w:t>
+      </w:r>
+      <w:r>
+        <w:t xml:space="preserve">. This is why</w:t>
+      </w:r>
+      <w:r>
+        <w:t xml:space="preserve"> </w:t>
+      </w:r>
+      <w:r>
+        <w:rPr>
+          <w:rStyle w:val="VerbatimChar"/>
+        </w:rPr>
+        <w:t xml:space="preserve">getUpdates</w:t>
+      </w:r>
+      <w:r>
+        <w:t xml:space="preserve"> </w:t>
+      </w:r>
+      <w:r>
+        <w:t xml:space="preserve">is often empty even though messages clearly exist in the group.</w:t>
+      </w:r>
+    </w:p>
+    <w:bookmarkStart w:id="18" w:name="check-your-privacy-mode-state"/>
+    <w:p>
+      <w:pPr>
+        <w:pStyle w:val="Heading3"/>
+      </w:pPr>
+      <w:r>
+        <w:t xml:space="preserve">Check your Privacy Mode state</w:t>
+      </w:r>
+    </w:p>
+    <w:p>
+      <w:pPr>
+        <w:pStyle w:val="FirstParagraph"/>
+      </w:pPr>
+      <w:r>
+        <w:t xml:space="preserve">Run:</w:t>
+      </w:r>
+    </w:p>
+    <w:p>
+      <w:pPr>
+        <w:pStyle w:val="SourceCode"/>
+      </w:pPr>
+      <w:r>
+        <w:rPr>
+          <w:rStyle w:val="FunctionTok"/>
+        </w:rPr>
+        <w:t xml:space="preserve">bash</w:t>
+      </w:r>
+      <w:r>
+        <w:rPr>
+          <w:rStyle w:val="NormalTok"/>
+        </w:rPr>
+        <w:t xml:space="preserve"> scripts/tgram_diagnose.sh</w:t>
+      </w:r>
+    </w:p>
+    <w:p>
+      <w:pPr>
+        <w:pStyle w:val="FirstParagraph"/>
+      </w:pPr>
+      <w:r>
+        <w:t xml:space="preserve">The</w:t>
+      </w:r>
+      <w:r>
+        <w:t xml:space="preserve"> </w:t>
+      </w:r>
+      <w:r>
+        <w:rPr>
+          <w:rStyle w:val="VerbatimChar"/>
+        </w:rPr>
+        <w:t xml:space="preserve">getMe</w:t>
+      </w:r>
+      <w:r>
+        <w:t xml:space="preserve"> </w:t>
+      </w:r>
+      <w:r>
+        <w:t xml:space="preserve">output includes</w:t>
+      </w:r>
+      <w:r>
+        <w:t xml:space="preserve"> </w:t>
+      </w:r>
+      <w:r>
+        <w:rPr>
+          <w:rStyle w:val="VerbatimChar"/>
+        </w:rPr>
+        <w:t xml:space="preserve">can_read_all_group_messages</w:t>
+      </w:r>
+      <w:r>
+        <w:t xml:space="preserve">. If it says</w:t>
+      </w:r>
+      <w:r>
+        <w:t xml:space="preserve"> </w:t>
+      </w:r>
+      <w:r>
+        <w:rPr>
+          <w:rStyle w:val="VerbatimChar"/>
+        </w:rPr>
+        <w:t xml:space="preserve">False</w:t>
+      </w:r>
+      <w:r>
+        <w:t xml:space="preserve">, Privacy Mode is</w:t>
+      </w:r>
+      <w:r>
+        <w:t xml:space="preserve"> </w:t>
+      </w:r>
+      <w:r>
+        <w:rPr>
+          <w:b/>
+          <w:bCs/>
+        </w:rPr>
+        <w:t xml:space="preserve">ON</w:t>
+      </w:r>
+      <w:r>
+        <w:t xml:space="preserve">. If</w:t>
+      </w:r>
+      <w:r>
+        <w:t xml:space="preserve"> </w:t>
+      </w:r>
+      <w:r>
+        <w:rPr>
+          <w:rStyle w:val="VerbatimChar"/>
+        </w:rPr>
+        <w:t xml:space="preserve">True</w:t>
+      </w:r>
+      <w:r>
+        <w:t xml:space="preserve">, it’s OFF.</w:t>
+      </w:r>
+    </w:p>
+    <w:bookmarkEnd w:id="18"/>
+    <w:bookmarkStart w:id="21" w:name="two-paths-to-fix"/>
+    <w:p>
+      <w:pPr>
+        <w:pStyle w:val="Heading3"/>
+      </w:pPr>
+      <w:r>
+        <w:t xml:space="preserve">Two paths to fix</w:t>
+      </w:r>
+    </w:p>
+    <w:bookmarkStart w:id="19" w:name="Xd64fb7ed1c1cc58ff351e747e11428c3e50d995"/>
+    <w:p>
+      <w:pPr>
+        <w:pStyle w:val="Heading4"/>
+      </w:pPr>
+      <w:r>
+        <w:t xml:space="preserve">Path A — Quick workaround (no settings change)</w:t>
+      </w:r>
+    </w:p>
+    <w:p>
+      <w:pPr>
+        <w:pStyle w:val="FirstParagraph"/>
+      </w:pPr>
+      <w:r>
+        <w:t xml:space="preserve">In the group, send a message that EXPLICITLY contains the bot’s username:</w:t>
+      </w:r>
+    </w:p>
+    <w:p>
+      <w:pPr>
+        <w:pStyle w:val="SourceCode"/>
+      </w:pPr>
+      <w:r>
+        <w:rPr>
+          <w:rStyle w:val="VerbatimChar"/>
+        </w:rPr>
+        <w:t xml:space="preserve">@atmosphere_worker_bot hi</w:t>
+      </w:r>
+    </w:p>
+    <w:p>
+      <w:pPr>
+        <w:pStyle w:val="FirstParagraph"/>
+      </w:pPr>
+      <w:r>
+        <w:t xml:space="preserve">(Substitute your real bot username from</w:t>
+      </w:r>
+      <w:r>
+        <w:t xml:space="preserve"> </w:t>
+      </w:r>
+      <w:r>
+        <w:rPr>
+          <w:rStyle w:val="VerbatimChar"/>
+        </w:rPr>
+        <w:t xml:space="preserve">getMe</w:t>
+      </w:r>
+      <w:r>
+        <w:t xml:space="preserve">.) Telegram delivers this to the bot regardless of Privacy Mode because it’s a mention.</w:t>
+      </w:r>
+    </w:p>
+    <w:p>
+      <w:pPr>
+        <w:pStyle w:val="BodyText"/>
+      </w:pPr>
+      <w:r>
+        <w:t xml:space="preserve">After sending, run</w:t>
+      </w:r>
+      <w:r>
+        <w:t xml:space="preserve"> </w:t>
+      </w:r>
+      <w:r>
+        <w:rPr>
+          <w:rStyle w:val="VerbatimChar"/>
+        </w:rPr>
+        <w:t xml:space="preserve">bash scripts/tgram_diagnose.sh</w:t>
+      </w:r>
+      <w:r>
+        <w:t xml:space="preserve"> </w:t>
+      </w:r>
+      <w:r>
+        <w:t xml:space="preserve">again — the chat should appear.</w:t>
+      </w:r>
+    </w:p>
+    <w:p>
+      <w:pPr>
+        <w:pStyle w:val="BodyText"/>
+      </w:pPr>
+      <w:r>
+        <w:rPr>
+          <w:b/>
+          <w:bCs/>
+        </w:rPr>
+        <w:t xml:space="preserve">Common gotchas</w:t>
+      </w:r>
+      <w:r>
+        <w:t xml:space="preserve">:</w:t>
+      </w:r>
+      <w:r>
+        <w:t xml:space="preserve"> </w:t>
+      </w:r>
+      <w:r>
+        <w:t xml:space="preserve">- Auto-correct on mobile sometimes</w:t>
+      </w:r>
+      <w:r>
+        <w:t xml:space="preserve"> </w:t>
+      </w:r>
+      <w:r>
+        <w:t xml:space="preserve">“corrects”</w:t>
+      </w:r>
+      <w:r>
+        <w:t xml:space="preserve"> </w:t>
+      </w:r>
+      <w:r>
+        <w:t xml:space="preserve">the bot username. Verify exactly:</w:t>
+      </w:r>
+      <w:r>
+        <w:t xml:space="preserve"> </w:t>
+      </w:r>
+      <w:r>
+        <w:rPr>
+          <w:rStyle w:val="VerbatimChar"/>
+        </w:rPr>
+        <w:t xml:space="preserve">@&lt;your-bot-username&gt;</w:t>
+      </w:r>
+      <w:r>
+        <w:t xml:space="preserve"> </w:t>
+      </w:r>
+      <w:r>
+        <w:t xml:space="preserve">— must match</w:t>
+      </w:r>
+      <w:r>
+        <w:t xml:space="preserve"> </w:t>
+      </w:r>
+      <w:r>
+        <w:rPr>
+          <w:rStyle w:val="VerbatimChar"/>
+        </w:rPr>
+        <w:t xml:space="preserve">getMe</w:t>
+      </w:r>
+      <w:r>
+        <w:t xml:space="preserve">’s</w:t>
+      </w:r>
+      <w:r>
+        <w:t xml:space="preserve"> </w:t>
+      </w:r>
+      <w:r>
+        <w:rPr>
+          <w:rStyle w:val="VerbatimChar"/>
+        </w:rPr>
+        <w:t xml:space="preserve">username</w:t>
+      </w:r>
+      <w:r>
+        <w:t xml:space="preserve"> </w:t>
+      </w:r>
+      <w:r>
+        <w:t xml:space="preserve">field verbatim.</w:t>
+      </w:r>
+      <w:r>
+        <w:t xml:space="preserve"> </w:t>
+      </w:r>
+      <w:r>
+        <w:t xml:space="preserve">- Slash command</w:t>
+      </w:r>
+      <w:r>
+        <w:t xml:space="preserve"> </w:t>
+      </w:r>
+      <w:r>
+        <w:rPr>
+          <w:rStyle w:val="VerbatimChar"/>
+        </w:rPr>
+        <w:t xml:space="preserve">/start@&lt;bot-username&gt;</w:t>
+      </w:r>
+      <w:r>
+        <w:t xml:space="preserve"> </w:t>
+      </w:r>
+      <w:r>
+        <w:t xml:space="preserve">also works (it’s both a command and a mention).</w:t>
+      </w:r>
+      <w:r>
+        <w:t xml:space="preserve"> </w:t>
+      </w:r>
+      <w:r>
+        <w:t xml:space="preserve">- A reply to one of the bot’s previous messages works too.</w:t>
+      </w:r>
+    </w:p>
+    <w:bookmarkEnd w:id="19"/>
+    <w:bookmarkStart w:id="20" w:name="X8cac39abbb0a1bfa38d6aa9346747701de55df9"/>
+    <w:p>
+      <w:pPr>
+        <w:pStyle w:val="Heading4"/>
+      </w:pPr>
+      <w:r>
+        <w:t xml:space="preserve">Path B — Disable Privacy Mode in</w:t>
+      </w:r>
+      <w:r>
+        <w:t xml:space="preserve"> </w:t>
+      </w:r>
+      <w:r>
+        <w:t xml:space="preserve">@BotFather</w:t>
+      </w:r>
+      <w:r>
+        <w:t xml:space="preserve"> </w:t>
+      </w:r>
+      <w:r>
+        <w:t xml:space="preserve">(best for production use)</w:t>
+      </w:r>
+    </w:p>
+    <w:p>
+      <w:pPr>
+        <w:pStyle w:val="FirstParagraph"/>
+      </w:pPr>
+      <w:r>
+        <w:t xml:space="preserve">If you want Herald to</w:t>
+      </w:r>
+      <w:r>
+        <w:t xml:space="preserve"> </w:t>
+      </w:r>
+      <w:r>
+        <w:rPr>
+          <w:b/>
+          <w:bCs/>
+        </w:rPr>
+        <w:t xml:space="preserve">route ALL group messages</w:t>
+      </w:r>
+      <w:r>
+        <w:t xml:space="preserve"> </w:t>
+      </w:r>
+      <w:r>
+        <w:t xml:space="preserve">to Claude Code (not just</w:t>
+      </w:r>
+      <w:r>
+        <w:t xml:space="preserve"> </w:t>
+      </w:r>
+      <w:r>
+        <w:rPr>
+          <w:rStyle w:val="VerbatimChar"/>
+        </w:rPr>
+        <w:t xml:space="preserve">@</w:t>
+      </w:r>
+      <w:r>
+        <w:t xml:space="preserve">-mentions), disable Privacy Mode:</w:t>
+      </w:r>
+    </w:p>
+    <w:p>
+      <w:pPr>
+        <w:pStyle w:val="Compact"/>
+        <w:numPr>
+          <w:ilvl w:val="0"/>
+          <w:numId w:val="1011"/>
+        </w:numPr>
+      </w:pPr>
+      <w:r>
+        <w:t xml:space="preserve">Open Telegram → chat with</w:t>
+      </w:r>
+      <w:r>
+        <w:t xml:space="preserve"> </w:t>
+      </w:r>
+      <w:r>
+        <w:rPr>
+          <w:rStyle w:val="VerbatimChar"/>
+        </w:rPr>
+        <w:t xml:space="preserve">@BotFather</w:t>
+      </w:r>
+    </w:p>
+    <w:p>
+      <w:pPr>
+        <w:pStyle w:val="Compact"/>
+        <w:numPr>
+          <w:ilvl w:val="0"/>
+          <w:numId w:val="1011"/>
+        </w:numPr>
+      </w:pPr>
+      <w:r>
+        <w:t xml:space="preserve">Send</w:t>
+      </w:r>
+      <w:r>
+        <w:t xml:space="preserve"> </w:t>
+      </w:r>
+      <w:r>
+        <w:rPr>
+          <w:rStyle w:val="VerbatimChar"/>
+        </w:rPr>
+        <w:t xml:space="preserve">/mybots</w:t>
+      </w:r>
+    </w:p>
+    <w:p>
+      <w:pPr>
+        <w:pStyle w:val="Compact"/>
+        <w:numPr>
+          <w:ilvl w:val="0"/>
+          <w:numId w:val="1011"/>
+        </w:numPr>
+      </w:pPr>
+      <w:r>
+        <w:t xml:space="preserve">Select your bot (e.g. </w:t>
+      </w:r>
+      <w:r>
+        <w:rPr>
+          <w:rStyle w:val="VerbatimChar"/>
+        </w:rPr>
+        <w:t xml:space="preserve">@atmosphere_worker_bot</w:t>
+      </w:r>
+      <w:r>
+        <w:t xml:space="preserve">)</w:t>
+      </w:r>
+    </w:p>
+    <w:p>
+      <w:pPr>
+        <w:pStyle w:val="Compact"/>
+        <w:numPr>
+          <w:ilvl w:val="0"/>
+          <w:numId w:val="1011"/>
+        </w:numPr>
+      </w:pPr>
+      <w:r>
+        <w:t xml:space="preserve">Tap</w:t>
+      </w:r>
+      <w:r>
+        <w:t xml:space="preserve"> </w:t>
+      </w:r>
+      <w:r>
+        <w:rPr>
+          <w:b/>
+          <w:bCs/>
+        </w:rPr>
+        <w:t xml:space="preserve">Bot Settings</w:t>
+      </w:r>
+    </w:p>
+    <w:p>
+      <w:pPr>
+        <w:pStyle w:val="Compact"/>
+        <w:numPr>
+          <w:ilvl w:val="0"/>
+          <w:numId w:val="1011"/>
+        </w:numPr>
+      </w:pPr>
+      <w:r>
+        <w:t xml:space="preserve">Tap</w:t>
+      </w:r>
+      <w:r>
+        <w:t xml:space="preserve"> </w:t>
+      </w:r>
+      <w:r>
+        <w:rPr>
+          <w:b/>
+          <w:bCs/>
+        </w:rPr>
+        <w:t xml:space="preserve">Group Privacy</w:t>
+      </w:r>
+    </w:p>
+    <w:p>
+      <w:pPr>
+        <w:pStyle w:val="Compact"/>
+        <w:numPr>
+          <w:ilvl w:val="0"/>
+          <w:numId w:val="1011"/>
+        </w:numPr>
+      </w:pPr>
+      <w:r>
+        <w:t xml:space="preserve">Tap</w:t>
+      </w:r>
+      <w:r>
+        <w:t xml:space="preserve"> </w:t>
+      </w:r>
+      <w:r>
+        <w:rPr>
+          <w:b/>
+          <w:bCs/>
+        </w:rPr>
+        <w:t xml:space="preserve">Turn off</w:t>
+      </w:r>
+    </w:p>
+    <w:p>
+      <w:pPr>
+        <w:pStyle w:val="Compact"/>
+        <w:numPr>
+          <w:ilvl w:val="0"/>
+          <w:numId w:val="1011"/>
+        </w:numPr>
+      </w:pPr>
+      <w:r>
+        <w:t xml:space="preserve">BotFather replies:</w:t>
+      </w:r>
+      <w:r>
+        <w:t xml:space="preserve"> </w:t>
+      </w:r>
+      <w:r>
+        <w:t xml:space="preserve">“Done. The bot will see all messages.”</w:t>
+      </w:r>
+    </w:p>
+    <w:p>
+      <w:pPr>
+        <w:pStyle w:val="Compact"/>
+        <w:numPr>
+          <w:ilvl w:val="0"/>
+          <w:numId w:val="1011"/>
+        </w:numPr>
+      </w:pPr>
+      <w:r>
+        <w:rPr>
+          <w:b/>
+          <w:bCs/>
+        </w:rPr>
+        <w:t xml:space="preserve">Important — the change takes effect only for new sessions</w:t>
+      </w:r>
+      <w:r>
+        <w:t xml:space="preserve">: REMOVE the bot from the group, then RE-ADD it.</w:t>
+      </w:r>
+    </w:p>
+    <w:p>
+      <w:pPr>
+        <w:pStyle w:val="Compact"/>
+        <w:numPr>
+          <w:ilvl w:val="0"/>
+          <w:numId w:val="1011"/>
+        </w:numPr>
+      </w:pPr>
+      <w:r>
+        <w:t xml:space="preserve">Send any plain message in the group.</w:t>
+      </w:r>
+    </w:p>
+    <w:p>
+      <w:pPr>
+        <w:pStyle w:val="Compact"/>
+        <w:numPr>
+          <w:ilvl w:val="0"/>
+          <w:numId w:val="1011"/>
+        </w:numPr>
+      </w:pPr>
+      <w:r>
+        <w:t xml:space="preserve">Run</w:t>
+      </w:r>
+      <w:r>
+        <w:t xml:space="preserve"> </w:t>
+      </w:r>
+      <w:r>
+        <w:rPr>
+          <w:rStyle w:val="VerbatimChar"/>
+        </w:rPr>
+        <w:t xml:space="preserve">bash scripts/tgram_diagnose.sh</w:t>
+      </w:r>
+      <w:r>
+        <w:t xml:space="preserve"> </w:t>
+      </w:r>
+      <w:r>
+        <w:t xml:space="preserve">— the chat should appear.</w:t>
+      </w:r>
+    </w:p>
+    <w:bookmarkEnd w:id="20"/>
+    <w:bookmarkEnd w:id="21"/>
+    <w:bookmarkStart w:id="22" w:name="when-neither-path-works"/>
+    <w:p>
+      <w:pPr>
+        <w:pStyle w:val="Heading3"/>
+      </w:pPr>
+      <w:r>
+        <w:t xml:space="preserve">When neither path works</w:t>
+      </w:r>
+    </w:p>
+    <w:p>
+      <w:pPr>
+        <w:pStyle w:val="FirstParagraph"/>
+      </w:pPr>
+      <w:r>
+        <w:t xml:space="preserve">If you’ve completed Path A or B and</w:t>
+      </w:r>
+      <w:r>
+        <w:t xml:space="preserve"> </w:t>
+      </w:r>
+      <w:r>
+        <w:rPr>
+          <w:rStyle w:val="VerbatimChar"/>
+        </w:rPr>
+        <w:t xml:space="preserve">getUpdates</w:t>
+      </w:r>
+      <w:r>
+        <w:t xml:space="preserve"> </w:t>
+      </w:r>
+      <w:r>
+        <w:t xml:space="preserve">is still empty:</w:t>
+      </w:r>
+    </w:p>
+    <w:p>
+      <w:pPr>
+        <w:pStyle w:val="Compact"/>
+        <w:numPr>
+          <w:ilvl w:val="0"/>
+          <w:numId w:val="1012"/>
+        </w:numPr>
+      </w:pPr>
+      <w:r>
+        <w:rPr>
+          <w:b/>
+          <w:bCs/>
+        </w:rPr>
+        <w:t xml:space="preserve">Verify the bot is actually in the group</w:t>
+      </w:r>
+      <w:r>
+        <w:t xml:space="preserve">: open the group’s member list. If the bot is missing, re-add it.</w:t>
+      </w:r>
+    </w:p>
+    <w:p>
+      <w:pPr>
+        <w:pStyle w:val="Compact"/>
+        <w:numPr>
+          <w:ilvl w:val="0"/>
+          <w:numId w:val="1012"/>
+        </w:numPr>
+      </w:pPr>
+      <w:r>
+        <w:rPr>
+          <w:b/>
+          <w:bCs/>
+        </w:rPr>
+        <w:t xml:space="preserve">Verify you sent the message AFTER the privacy change</w:t>
+      </w:r>
+      <w:r>
+        <w:t xml:space="preserve"> </w:t>
+      </w:r>
+      <w:r>
+        <w:t xml:space="preserve">(Path B): privacy changes don’t retroactively re-deliver historic messages.</w:t>
+      </w:r>
+    </w:p>
+    <w:p>
+      <w:pPr>
+        <w:pStyle w:val="Compact"/>
+        <w:numPr>
+          <w:ilvl w:val="0"/>
+          <w:numId w:val="1012"/>
+        </w:numPr>
+      </w:pPr>
+      <w:r>
+        <w:rPr>
+          <w:b/>
+          <w:bCs/>
+        </w:rPr>
+        <w:t xml:space="preserve">Verify you sent the message AFTER adding the bot</w:t>
+      </w:r>
+      <w:r>
+        <w:t xml:space="preserve"> </w:t>
+      </w:r>
+      <w:r>
+        <w:t xml:space="preserve">(always): updates from before the bot joined are never delivered.</w:t>
+      </w:r>
+    </w:p>
+    <w:p>
+      <w:pPr>
+        <w:pStyle w:val="Compact"/>
+        <w:numPr>
+          <w:ilvl w:val="0"/>
+          <w:numId w:val="1012"/>
+        </w:numPr>
+      </w:pPr>
+      <w:r>
+        <w:rPr>
+          <w:b/>
+          <w:bCs/>
+        </w:rPr>
+        <w:t xml:space="preserve">Try a DM</w:t>
+      </w:r>
+      <w:r>
+        <w:rPr>
+          <w:b/>
+          <w:bCs/>
+        </w:rPr>
+        <w:t xml:space="preserve"> </w:t>
+      </w:r>
+      <w:r>
+        <w:rPr>
+          <w:rStyle w:val="VerbatimChar"/>
+          <w:b/>
+          <w:bCs/>
+        </w:rPr>
+        <w:t xml:space="preserve">/start</w:t>
+      </w:r>
+      <w:r>
+        <w:rPr>
+          <w:b/>
+          <w:bCs/>
+        </w:rPr>
+        <w:t xml:space="preserve"> </w:t>
+      </w:r>
+      <w:r>
+        <w:rPr>
+          <w:b/>
+          <w:bCs/>
+        </w:rPr>
+        <w:t xml:space="preserve">first</w:t>
+      </w:r>
+      <w:r>
+        <w:t xml:space="preserve"> </w:t>
+      </w:r>
+      <w:r>
+        <w:t xml:space="preserve">(Option A above): DMs ALWAYS work. If the DM chat_id appears but the group chat_id doesn’t, the issue is isolated to the group’s privacy configuration.</w:t>
+      </w:r>
+    </w:p>
+    <w:p>
+      <w:pPr>
+        <w:pStyle w:val="Compact"/>
+        <w:numPr>
+          <w:ilvl w:val="0"/>
+          <w:numId w:val="1012"/>
+        </w:numPr>
+      </w:pPr>
+      <w:r>
+        <w:rPr>
+          <w:b/>
+          <w:bCs/>
+        </w:rPr>
+        <w:t xml:space="preserve">Check if a previous</w:t>
+      </w:r>
+      <w:r>
+        <w:rPr>
+          <w:b/>
+          <w:bCs/>
+        </w:rPr>
+        <w:t xml:space="preserve"> </w:t>
+      </w:r>
+      <w:r>
+        <w:rPr>
+          <w:rStyle w:val="VerbatimChar"/>
+          <w:b/>
+          <w:bCs/>
+        </w:rPr>
+        <w:t xml:space="preserve">getUpdates</w:t>
+      </w:r>
+      <w:r>
+        <w:rPr>
+          <w:b/>
+          <w:bCs/>
+        </w:rPr>
+        <w:t xml:space="preserve"> </w:t>
+      </w:r>
+      <w:r>
+        <w:rPr>
+          <w:b/>
+          <w:bCs/>
+        </w:rPr>
+        <w:t xml:space="preserve">consumed the update</w:t>
+      </w:r>
+      <w:r>
+        <w:t xml:space="preserve">: Telegram acks updates after each poll. Send a NEW message to force a fresh update into the queue. The diagnostic script uses</w:t>
+      </w:r>
+      <w:r>
+        <w:t xml:space="preserve"> </w:t>
+      </w:r>
+      <w:r>
+        <w:rPr>
+          <w:rStyle w:val="VerbatimChar"/>
+        </w:rPr>
+        <w:t xml:space="preserve">offset=-1</w:t>
+      </w:r>
+      <w:r>
+        <w:t xml:space="preserve"> </w:t>
+      </w:r>
+      <w:r>
+        <w:t xml:space="preserve">(read latest without acking) to mitigate this, but a previously-acked update is gone.</w:t>
+      </w:r>
+    </w:p>
+    <w:bookmarkEnd w:id="22"/>
+    <w:bookmarkStart w:id="23" w:name="diagnostic-command-canonical-helper"/>
+    <w:p>
+      <w:pPr>
+        <w:pStyle w:val="Heading3"/>
+      </w:pPr>
+      <w:r>
+        <w:t xml:space="preserve">Diagnostic command (canonical helper)</w:t>
+      </w:r>
+    </w:p>
+    <w:p>
+      <w:pPr>
+        <w:pStyle w:val="FirstParagraph"/>
+      </w:pPr>
+      <w:r>
+        <w:t xml:space="preserve">The</w:t>
+      </w:r>
+      <w:r>
+        <w:t xml:space="preserve"> </w:t>
+      </w:r>
+      <w:r>
+        <w:rPr>
+          <w:rStyle w:val="VerbatimChar"/>
+        </w:rPr>
+        <w:t xml:space="preserve">scripts/tgram_diagnose.sh</w:t>
+      </w:r>
+      <w:r>
+        <w:t xml:space="preserve"> </w:t>
+      </w:r>
+      <w:r>
+        <w:t xml:space="preserve">helper runs all three diagnostic API calls —</w:t>
+      </w:r>
+      <w:r>
+        <w:t xml:space="preserve"> </w:t>
+      </w:r>
+      <w:r>
+        <w:rPr>
+          <w:rStyle w:val="VerbatimChar"/>
+        </w:rPr>
+        <w:t xml:space="preserve">getMe</w:t>
+      </w:r>
+      <w:r>
+        <w:t xml:space="preserve">,</w:t>
+      </w:r>
+      <w:r>
+        <w:t xml:space="preserve"> </w:t>
+      </w:r>
+      <w:r>
+        <w:rPr>
+          <w:rStyle w:val="VerbatimChar"/>
+        </w:rPr>
+        <w:t xml:space="preserve">getWebhookInfo</w:t>
+      </w:r>
+      <w:r>
+        <w:t xml:space="preserve">,</w:t>
+      </w:r>
+      <w:r>
+        <w:t xml:space="preserve"> </w:t>
+      </w:r>
+      <w:r>
+        <w:rPr>
+          <w:rStyle w:val="VerbatimChar"/>
+        </w:rPr>
+        <w:t xml:space="preserve">getUpdates</w:t>
+      </w:r>
+      <w:r>
+        <w:t xml:space="preserve"> </w:t>
+      </w:r>
+      <w:r>
+        <w:t xml:space="preserve">— and reports findings in operator-actionable form:</w:t>
+      </w:r>
+    </w:p>
+    <w:p>
+      <w:pPr>
+        <w:pStyle w:val="SourceCode"/>
+      </w:pPr>
+      <w:r>
+        <w:rPr>
+          <w:rStyle w:val="FunctionTok"/>
+        </w:rPr>
+        <w:t xml:space="preserve">bash</w:t>
+      </w:r>
+      <w:r>
+        <w:rPr>
+          <w:rStyle w:val="NormalTok"/>
+        </w:rPr>
+        <w:t xml:space="preserve"> scripts/tgram_diagnose.sh</w:t>
+      </w:r>
+    </w:p>
+    <w:p>
+      <w:pPr>
+        <w:pStyle w:val="FirstParagraph"/>
+      </w:pPr>
+      <w:r>
+        <w:t xml:space="preserve">Output shape:</w:t>
+      </w:r>
+    </w:p>
+    <w:p>
+      <w:pPr>
+        <w:pStyle w:val="SourceCode"/>
+      </w:pPr>
+      <w:r>
+        <w:rPr>
+          <w:rStyle w:val="VerbatimChar"/>
+        </w:rPr>
+        <w:t xml:space="preserve">=== 1. getMe — token validity + Privacy Mode setting ===</w:t>
+      </w:r>
+      <w:r>
+        <w:br/>
+      </w:r>
+      <w:r>
+        <w:rPr>
+          <w:rStyle w:val="VerbatimChar"/>
+        </w:rPr>
+        <w:t xml:space="preserve">  bot username:                @your_bot</w:t>
+      </w:r>
+      <w:r>
+        <w:br/>
+      </w:r>
+      <w:r>
+        <w:rPr>
+          <w:rStyle w:val="VerbatimChar"/>
+        </w:rPr>
+        <w:t xml:space="preserve">  bot id:                      1234567890</w:t>
+      </w:r>
+      <w:r>
+        <w:br/>
+      </w:r>
+      <w:r>
+        <w:rPr>
+          <w:rStyle w:val="VerbatimChar"/>
+        </w:rPr>
+        <w:t xml:space="preserve">  can_read_all_group_messages: False</w:t>
+      </w:r>
+      <w:r>
+        <w:br/>
+      </w:r>
+      <w:r>
+        <w:rPr>
+          <w:rStyle w:val="VerbatimChar"/>
+        </w:rPr>
+        <w:t xml:space="preserve">  ! Privacy Mode is ON.</w:t>
+      </w:r>
+      <w:r>
+        <w:br/>
+      </w:r>
+      <w:r>
+        <w:rPr>
+          <w:rStyle w:val="VerbatimChar"/>
+        </w:rPr>
+        <w:t xml:space="preserve">    - commands (/...)</w:t>
+      </w:r>
+      <w:r>
+        <w:br/>
+      </w:r>
+      <w:r>
+        <w:rPr>
+          <w:rStyle w:val="VerbatimChar"/>
+        </w:rPr>
+        <w:t xml:space="preserve">    - @-mentions of itself</w:t>
+      </w:r>
+      <w:r>
+        <w:br/>
+      </w:r>
+      <w:r>
+        <w:rPr>
+          <w:rStyle w:val="VerbatimChar"/>
+        </w:rPr>
+        <w:t xml:space="preserve">    - replies to its own messages</w:t>
+      </w:r>
+      <w:r>
+        <w:br/>
+      </w:r>
+      <w:r>
+        <w:rPr>
+          <w:rStyle w:val="VerbatimChar"/>
+        </w:rPr>
+        <w:t xml:space="preserve">    Plain chat messages from group members are NOT delivered.</w:t>
+      </w:r>
+      <w:r>
+        <w:br/>
+      </w:r>
+      <w:r>
+        <w:br/>
+      </w:r>
+      <w:r>
+        <w:rPr>
+          <w:rStyle w:val="VerbatimChar"/>
+        </w:rPr>
+        <w:t xml:space="preserve">=== 2. getWebhookInfo — confirm getUpdates is the live channel ===</w:t>
+      </w:r>
+      <w:r>
+        <w:br/>
+      </w:r>
+      <w:r>
+        <w:rPr>
+          <w:rStyle w:val="VerbatimChar"/>
+        </w:rPr>
+        <w:t xml:space="preserve">  no webhook configured (good)</w:t>
+      </w:r>
+      <w:r>
+        <w:br/>
+      </w:r>
+      <w:r>
+        <w:br/>
+      </w:r>
+      <w:r>
+        <w:rPr>
+          <w:rStyle w:val="VerbatimChar"/>
+        </w:rPr>
+        <w:t xml:space="preserve">=== 3. getUpdates — list of chats the bot has received updates from ===</w:t>
+      </w:r>
+      <w:r>
+        <w:br/>
+      </w:r>
+      <w:r>
+        <w:rPr>
+          <w:rStyle w:val="VerbatimChar"/>
+        </w:rPr>
+        <w:t xml:space="preserve">  updates received: 1</w:t>
+      </w:r>
+      <w:r>
+        <w:br/>
+      </w:r>
+      <w:r>
+        <w:rPr>
+          <w:rStyle w:val="VerbatimChar"/>
+        </w:rPr>
+        <w:t xml:space="preserve">  chat_id=-1001234567890  type=supergroup  name=Herald Notifications  source=message</w:t>
+      </w:r>
+    </w:p>
+    <w:p>
+      <w:pPr>
+        <w:pStyle w:val="FirstParagraph"/>
+      </w:pPr>
+      <w:r>
+        <w:t xml:space="preserve">If</w:t>
+      </w:r>
+      <w:r>
+        <w:t xml:space="preserve"> </w:t>
+      </w:r>
+      <w:r>
+        <w:rPr>
+          <w:rStyle w:val="VerbatimChar"/>
+        </w:rPr>
+        <w:t xml:space="preserve">updates received: 0</w:t>
+      </w:r>
+      <w:r>
+        <w:t xml:space="preserve"> </w:t>
+      </w:r>
+      <w:r>
+        <w:t xml:space="preserve">with explanation, follow the suggested fix.</w:t>
+      </w:r>
+    </w:p>
+    <w:bookmarkEnd w:id="23"/>
+    <w:bookmarkEnd w:id="24"/>
+    <w:bookmarkStart w:id="27" w:name="step-3-provide-the-credentials-to-herald"/>
     <w:p>
       <w:pPr>
         <w:pStyle w:val="Heading2"/>
@@ -1796,7 +3006,7 @@
         <w:t xml:space="preserve">handles overlap correctly).</w:t>
       </w:r>
     </w:p>
-    <w:bookmarkStart w:id="18" w:name="X5fc291f007e375856938531c4c080b9ae7a2b35"/>
+    <w:bookmarkStart w:id="25" w:name="X5fc291f007e375856938531c4c080b9ae7a2b35"/>
     <w:p>
       <w:pPr>
         <w:pStyle w:val="Heading3"/>
@@ -2097,8 +3307,8 @@
         <w:t xml:space="preserve"># should print the chat ID</w:t>
       </w:r>
     </w:p>
-    <w:bookmarkEnd w:id="18"/>
-    <w:bookmarkStart w:id="19" w:name="path-b-project-local-.env"/>
+    <w:bookmarkEnd w:id="25"/>
+    <w:bookmarkStart w:id="26" w:name="path-b-project-local-.env"/>
     <w:p>
       <w:pPr>
         <w:pStyle w:val="Heading3"/>
@@ -2364,9 +3574,9 @@
         <w:t xml:space="preserve">already covers it (line 28), but always double-check before committing.</w:t>
       </w:r>
     </w:p>
-    <w:bookmarkEnd w:id="19"/>
-    <w:bookmarkEnd w:id="20"/>
-    <w:bookmarkStart w:id="21" w:name="step-4-verify-healthcheck"/>
+    <w:bookmarkEnd w:id="26"/>
+    <w:bookmarkEnd w:id="27"/>
+    <w:bookmarkStart w:id="28" w:name="step-4-verify-healthcheck"/>
     <w:p>
       <w:pPr>
         <w:pStyle w:val="Heading2"/>
@@ -2734,8 +3944,8 @@
         <w:t xml:space="preserve">or HTTP errors, the token is invalid. Re-check Step 1.</w:t>
       </w:r>
     </w:p>
-    <w:bookmarkEnd w:id="21"/>
-    <w:bookmarkStart w:id="22" w:name="step-5-verify-send-e17"/>
+    <w:bookmarkEnd w:id="28"/>
+    <w:bookmarkStart w:id="29" w:name="step-5-verify-send-e17"/>
     <w:p>
       <w:pPr>
         <w:pStyle w:val="Heading2"/>
@@ -2975,8 +4185,8 @@
         <w:t xml:space="preserve">exactly — not a Herald-generated UUID. A spoofed adapter that returned a fake ID would fail this test.</w:t>
       </w:r>
     </w:p>
-    <w:bookmarkEnd w:id="22"/>
-    <w:bookmarkStart w:id="24" w:name="X7fe04bec2d248cee57e2a1dd27af4da1983e2cf"/>
+    <w:bookmarkEnd w:id="29"/>
+    <w:bookmarkStart w:id="31" w:name="X7fe04bec2d248cee57e2a1dd27af4da1983e2cf"/>
     <w:p>
       <w:pPr>
         <w:pStyle w:val="Heading2"/>
@@ -2998,7 +4208,7 @@
         <w:pStyle w:val="Compact"/>
         <w:numPr>
           <w:ilvl w:val="0"/>
-          <w:numId w:val="1010"/>
+          <w:numId w:val="1013"/>
         </w:numPr>
       </w:pPr>
       <w:r>
@@ -3010,7 +4220,7 @@
         <w:pStyle w:val="Compact"/>
         <w:numPr>
           <w:ilvl w:val="0"/>
-          <w:numId w:val="1010"/>
+          <w:numId w:val="1013"/>
         </w:numPr>
       </w:pPr>
       <w:r>
@@ -3058,7 +4268,7 @@
         <w:pStyle w:val="Compact"/>
         <w:numPr>
           <w:ilvl w:val="0"/>
-          <w:numId w:val="1010"/>
+          <w:numId w:val="1013"/>
         </w:numPr>
       </w:pPr>
       <w:r>
@@ -3076,7 +4286,7 @@
       <w:r>
         <w:t xml:space="preserve"> </w:t>
       </w:r>
-      <w:hyperlink r:id="rId23">
+      <w:hyperlink r:id="rId30">
         <w:r>
           <w:rPr>
             <w:rStyle w:val="VerbatimChar"/>
@@ -3093,7 +4303,7 @@
         <w:pStyle w:val="Compact"/>
         <w:numPr>
           <w:ilvl w:val="0"/>
-          <w:numId w:val="1010"/>
+          <w:numId w:val="1013"/>
         </w:numPr>
       </w:pPr>
       <w:r>
@@ -3114,7 +4324,7 @@
         <w:pStyle w:val="Compact"/>
         <w:numPr>
           <w:ilvl w:val="0"/>
-          <w:numId w:val="1010"/>
+          <w:numId w:val="1013"/>
         </w:numPr>
       </w:pPr>
       <w:r>
@@ -3291,8 +4501,8 @@
         <w:t xml:space="preserve">You should see TWO messages in your Telegram chat: yours, then Claude’s reply.</w:t>
       </w:r>
     </w:p>
-    <w:bookmarkEnd w:id="24"/>
-    <w:bookmarkStart w:id="25" w:name="X4b87d0dd6a0c61396c2d2ce671f99f620da0546"/>
+    <w:bookmarkEnd w:id="31"/>
+    <w:bookmarkStart w:id="32" w:name="X4b87d0dd6a0c61396c2d2ce671f99f620da0546"/>
     <w:p>
       <w:pPr>
         <w:pStyle w:val="Heading2"/>
@@ -3336,7 +4546,7 @@
       <w:pPr>
         <w:numPr>
           <w:ilvl w:val="0"/>
-          <w:numId w:val="1011"/>
+          <w:numId w:val="1014"/>
         </w:numPr>
       </w:pPr>
       <w:r>
@@ -3380,7 +4590,7 @@
       <w:pPr>
         <w:numPr>
           <w:ilvl w:val="0"/>
-          <w:numId w:val="1011"/>
+          <w:numId w:val="1014"/>
         </w:numPr>
       </w:pPr>
       <w:r>
@@ -3403,7 +4613,7 @@
       <w:pPr>
         <w:numPr>
           <w:ilvl w:val="0"/>
-          <w:numId w:val="1011"/>
+          <w:numId w:val="1014"/>
         </w:numPr>
       </w:pPr>
       <w:r>
@@ -3429,7 +4639,7 @@
       <w:pPr>
         <w:numPr>
           <w:ilvl w:val="0"/>
-          <w:numId w:val="1011"/>
+          <w:numId w:val="1014"/>
         </w:numPr>
       </w:pPr>
       <w:r>
@@ -3489,8 +4699,8 @@
         <w:t xml:space="preserve">unset and rely on long-poll.</w:t>
       </w:r>
     </w:p>
-    <w:bookmarkEnd w:id="25"/>
-    <w:bookmarkStart w:id="26" w:name="troubleshooting"/>
+    <w:bookmarkEnd w:id="32"/>
+    <w:bookmarkStart w:id="33" w:name="troubleshooting"/>
     <w:p>
       <w:pPr>
         <w:pStyle w:val="Heading2"/>
@@ -4004,8 +5214,8 @@
         <w:t xml:space="preserve">to confirm the chat exists.</w:t>
       </w:r>
     </w:p>
-    <w:bookmarkEnd w:id="26"/>
-    <w:bookmarkStart w:id="27" w:name="spec-code-references"/>
+    <w:bookmarkEnd w:id="33"/>
+    <w:bookmarkStart w:id="34" w:name="spec-code-references"/>
     <w:p>
       <w:pPr>
         <w:pStyle w:val="Heading2"/>
@@ -4019,7 +5229,7 @@
         <w:pStyle w:val="Compact"/>
         <w:numPr>
           <w:ilvl w:val="0"/>
-          <w:numId w:val="1012"/>
+          <w:numId w:val="1015"/>
         </w:numPr>
       </w:pPr>
       <w:r>
@@ -4038,7 +5248,7 @@
         <w:pStyle w:val="Compact"/>
         <w:numPr>
           <w:ilvl w:val="0"/>
-          <w:numId w:val="1012"/>
+          <w:numId w:val="1015"/>
         </w:numPr>
       </w:pPr>
       <w:r>
@@ -4057,7 +5267,7 @@
         <w:pStyle w:val="Compact"/>
         <w:numPr>
           <w:ilvl w:val="0"/>
-          <w:numId w:val="1012"/>
+          <w:numId w:val="1015"/>
         </w:numPr>
       </w:pPr>
       <w:r>
@@ -4076,7 +5286,7 @@
         <w:pStyle w:val="Compact"/>
         <w:numPr>
           <w:ilvl w:val="1"/>
-          <w:numId w:val="1013"/>
+          <w:numId w:val="1016"/>
         </w:numPr>
       </w:pPr>
       <w:r>
@@ -4097,7 +5307,7 @@
         <w:pStyle w:val="Compact"/>
         <w:numPr>
           <w:ilvl w:val="1"/>
-          <w:numId w:val="1013"/>
+          <w:numId w:val="1016"/>
         </w:numPr>
       </w:pPr>
       <w:r>
@@ -4133,7 +5343,7 @@
         <w:pStyle w:val="Compact"/>
         <w:numPr>
           <w:ilvl w:val="1"/>
-          <w:numId w:val="1013"/>
+          <w:numId w:val="1016"/>
         </w:numPr>
       </w:pPr>
       <w:r>
@@ -4154,7 +5364,7 @@
         <w:pStyle w:val="Compact"/>
         <w:numPr>
           <w:ilvl w:val="1"/>
-          <w:numId w:val="1013"/>
+          <w:numId w:val="1016"/>
         </w:numPr>
       </w:pPr>
       <w:r>
@@ -4175,7 +5385,7 @@
         <w:pStyle w:val="Compact"/>
         <w:numPr>
           <w:ilvl w:val="1"/>
-          <w:numId w:val="1013"/>
+          <w:numId w:val="1016"/>
         </w:numPr>
       </w:pPr>
       <w:r>
@@ -4226,7 +5436,7 @@
         <w:pStyle w:val="Compact"/>
         <w:numPr>
           <w:ilvl w:val="0"/>
-          <w:numId w:val="1012"/>
+          <w:numId w:val="1015"/>
         </w:numPr>
       </w:pPr>
       <w:r>
@@ -4245,7 +5455,7 @@
         <w:pStyle w:val="Compact"/>
         <w:numPr>
           <w:ilvl w:val="1"/>
-          <w:numId w:val="1014"/>
+          <w:numId w:val="1017"/>
         </w:numPr>
       </w:pPr>
       <w:r>
@@ -4266,7 +5476,7 @@
         <w:pStyle w:val="Compact"/>
         <w:numPr>
           <w:ilvl w:val="1"/>
-          <w:numId w:val="1014"/>
+          <w:numId w:val="1017"/>
         </w:numPr>
       </w:pPr>
       <w:r>
@@ -4287,7 +5497,7 @@
         <w:pStyle w:val="Compact"/>
         <w:numPr>
           <w:ilvl w:val="1"/>
-          <w:numId w:val="1014"/>
+          <w:numId w:val="1017"/>
         </w:numPr>
       </w:pPr>
       <w:r>
@@ -4308,7 +5518,7 @@
         <w:pStyle w:val="Compact"/>
         <w:numPr>
           <w:ilvl w:val="1"/>
-          <w:numId w:val="1014"/>
+          <w:numId w:val="1017"/>
         </w:numPr>
       </w:pPr>
       <w:r>
@@ -4329,7 +5539,7 @@
         <w:pStyle w:val="Compact"/>
         <w:numPr>
           <w:ilvl w:val="1"/>
-          <w:numId w:val="1014"/>
+          <w:numId w:val="1017"/>
         </w:numPr>
       </w:pPr>
       <w:r>
@@ -4350,7 +5560,7 @@
         <w:pStyle w:val="Compact"/>
         <w:numPr>
           <w:ilvl w:val="0"/>
-          <w:numId w:val="1012"/>
+          <w:numId w:val="1015"/>
         </w:numPr>
       </w:pPr>
       <w:r>
@@ -4399,7 +5609,7 @@
         <w:pStyle w:val="Compact"/>
         <w:numPr>
           <w:ilvl w:val="0"/>
-          <w:numId w:val="1012"/>
+          <w:numId w:val="1015"/>
         </w:numPr>
       </w:pPr>
       <w:r>
@@ -4438,7 +5648,7 @@
       <w:r>
         <w:t xml:space="preserve"> </w:t>
       </w:r>
-      <w:hyperlink r:id="rId23">
+      <w:hyperlink r:id="rId30">
         <w:r>
           <w:rPr>
             <w:rStyle w:val="VerbatimChar"/>
@@ -4453,8 +5663,8 @@
         <w:t xml:space="preserve">for the LLM dispatch half of the vertical slice</w:t>
       </w:r>
     </w:p>
-    <w:bookmarkEnd w:id="27"/>
-    <w:bookmarkEnd w:id="28"/>
+    <w:bookmarkEnd w:id="34"/>
+    <w:bookmarkEnd w:id="35"/>
     <w:sectPr>
       <w:footnotePr>
         <w:numRestart w:val="eachSect"/>
@@ -4892,34 +6102,7 @@
     </w:lvlOverride>
   </w:num>
   <w:num w:numId="1010">
-    <w:abstractNumId w:val="99411"/>
-    <w:lvlOverride w:ilvl="0">
-      <w:startOverride w:val="1"/>
-    </w:lvlOverride>
-    <w:lvlOverride w:ilvl="1">
-      <w:startOverride w:val="1"/>
-    </w:lvlOverride>
-    <w:lvlOverride w:ilvl="2">
-      <w:startOverride w:val="1"/>
-    </w:lvlOverride>
-    <w:lvlOverride w:ilvl="3">
-      <w:startOverride w:val="1"/>
-    </w:lvlOverride>
-    <w:lvlOverride w:ilvl="4">
-      <w:startOverride w:val="1"/>
-    </w:lvlOverride>
-    <w:lvlOverride w:ilvl="5">
-      <w:startOverride w:val="1"/>
-    </w:lvlOverride>
-    <w:lvlOverride w:ilvl="6">
-      <w:startOverride w:val="1"/>
-    </w:lvlOverride>
-    <w:lvlOverride w:ilvl="7">
-      <w:startOverride w:val="1"/>
-    </w:lvlOverride>
-    <w:lvlOverride w:ilvl="8">
-      <w:startOverride w:val="1"/>
-    </w:lvlOverride>
+    <w:abstractNumId w:val="991"/>
   </w:num>
   <w:num w:numId="1011">
     <w:abstractNumId w:val="99411"/>
@@ -4955,9 +6138,72 @@
     <w:abstractNumId w:val="991"/>
   </w:num>
   <w:num w:numId="1013">
+    <w:abstractNumId w:val="99411"/>
+    <w:lvlOverride w:ilvl="0">
+      <w:startOverride w:val="1"/>
+    </w:lvlOverride>
+    <w:lvlOverride w:ilvl="1">
+      <w:startOverride w:val="1"/>
+    </w:lvlOverride>
+    <w:lvlOverride w:ilvl="2">
+      <w:startOverride w:val="1"/>
+    </w:lvlOverride>
+    <w:lvlOverride w:ilvl="3">
+      <w:startOverride w:val="1"/>
+    </w:lvlOverride>
+    <w:lvlOverride w:ilvl="4">
+      <w:startOverride w:val="1"/>
+    </w:lvlOverride>
+    <w:lvlOverride w:ilvl="5">
+      <w:startOverride w:val="1"/>
+    </w:lvlOverride>
+    <w:lvlOverride w:ilvl="6">
+      <w:startOverride w:val="1"/>
+    </w:lvlOverride>
+    <w:lvlOverride w:ilvl="7">
+      <w:startOverride w:val="1"/>
+    </w:lvlOverride>
+    <w:lvlOverride w:ilvl="8">
+      <w:startOverride w:val="1"/>
+    </w:lvlOverride>
+  </w:num>
+  <w:num w:numId="1014">
+    <w:abstractNumId w:val="99411"/>
+    <w:lvlOverride w:ilvl="0">
+      <w:startOverride w:val="1"/>
+    </w:lvlOverride>
+    <w:lvlOverride w:ilvl="1">
+      <w:startOverride w:val="1"/>
+    </w:lvlOverride>
+    <w:lvlOverride w:ilvl="2">
+      <w:startOverride w:val="1"/>
+    </w:lvlOverride>
+    <w:lvlOverride w:ilvl="3">
+      <w:startOverride w:val="1"/>
+    </w:lvlOverride>
+    <w:lvlOverride w:ilvl="4">
+      <w:startOverride w:val="1"/>
+    </w:lvlOverride>
+    <w:lvlOverride w:ilvl="5">
+      <w:startOverride w:val="1"/>
+    </w:lvlOverride>
+    <w:lvlOverride w:ilvl="6">
+      <w:startOverride w:val="1"/>
+    </w:lvlOverride>
+    <w:lvlOverride w:ilvl="7">
+      <w:startOverride w:val="1"/>
+    </w:lvlOverride>
+    <w:lvlOverride w:ilvl="8">
+      <w:startOverride w:val="1"/>
+    </w:lvlOverride>
+  </w:num>
+  <w:num w:numId="1015">
     <w:abstractNumId w:val="991"/>
   </w:num>
-  <w:num w:numId="1014">
+  <w:num w:numId="1016">
+    <w:abstractNumId w:val="991"/>
+  </w:num>
+  <w:num w:numId="1017">
     <w:abstractNumId w:val="991"/>
   </w:num>
 </w:numbering>

--- a/docs/guides/messengers/TELEGRAM.docx
+++ b/docs/guides/messengers/TELEGRAM.docx
@@ -7,36 +7,60 @@
         <w:pStyle w:val="Title"/>
       </w:pPr>
       <w:r>
-        <w:t xml:space="preserve">Herald — TELEGRAM</w:t>
-      </w:r>
-    </w:p>
-    <w:sdt>
-      <w:sdtPr>
-        <w:docPartObj>
-          <w:docPartGallery w:val="Table of Contents"/>
-          <w:docPartUnique/>
-        </w:docPartObj>
-      </w:sdtPr>
-      <w:sdtContent>
-        <w:p>
-          <w:pPr>
-            <w:pStyle w:val="TOCHeading"/>
-          </w:pPr>
-          <w:r>
-            <w:t xml:space="preserve">Table of Contents</w:t>
-          </w:r>
-        </w:p>
-        <w:p>
-          <w:r>
-            <w:fldChar w:fldCharType="begin" w:dirty="true"/>
-            <w:instrText xml:space="preserve">TOC \o "1-3" \h \z \u</w:instrText>
-            <w:fldChar w:fldCharType="separate"/>
-            <w:fldChar w:fldCharType="end"/>
-          </w:r>
-        </w:p>
-      </w:sdtContent>
-    </w:sdt>
-    <w:bookmarkStart w:id="35" w:name="herald-telegram-channel-setup-guide"/>
+        <w:t xml:space="preserve">Herald</w:t>
+      </w:r>
+    </w:p>
+    <w:p>
+      <w:pPr>
+        <w:pStyle w:val="FirstParagraph"/>
+      </w:pPr>
+      <w:r>
+        <w:drawing>
+          <wp:inline>
+            <wp:extent cx="1625600" cy="1625600"/>
+            <wp:effectExtent b="0" l="0" r="0" t="0"/>
+            <wp:docPr descr="Herald" title="" id="10" name="Picture"/>
+            <a:graphic>
+              <a:graphicData uri="http://schemas.openxmlformats.org/drawingml/2006/picture">
+                <pic:pic>
+                  <pic:nvPicPr>
+                    <pic:cNvPr descr="../../../assets/logo/herald_logo_square_128.png" id="11" name="Picture"/>
+                    <pic:cNvPicPr>
+                      <a:picLocks noChangeArrowheads="1" noChangeAspect="1"/>
+                    </pic:cNvPicPr>
+                  </pic:nvPicPr>
+                  <pic:blipFill>
+                    <a:blip r:embed="rId9"/>
+                    <a:stretch>
+                      <a:fillRect/>
+                    </a:stretch>
+                  </pic:blipFill>
+                  <pic:spPr bwMode="auto">
+                    <a:xfrm>
+                      <a:off x="0" y="0"/>
+                      <a:ext cx="1625600" cy="1625600"/>
+                    </a:xfrm>
+                    <a:prstGeom prst="rect">
+                      <a:avLst/>
+                    </a:prstGeom>
+                    <a:noFill/>
+                    <a:ln w="9525">
+                      <a:noFill/>
+                      <a:headEnd/>
+                      <a:tailEnd/>
+                    </a:ln>
+                  </pic:spPr>
+                </pic:pic>
+              </a:graphicData>
+            </a:graphic>
+          </wp:inline>
+        </w:drawing>
+      </w:r>
+      <w:r>
+        <w:t xml:space="preserve">{width=96px height=96px}</w:t>
+      </w:r>
+    </w:p>
+    <w:bookmarkStart w:id="40" w:name="herald--telegram-channel-setup-guide"/>
     <w:p>
       <w:pPr>
         <w:pStyle w:val="Heading1"/>
@@ -48,8 +72,7 @@
     <w:tbl>
       <w:tblPr>
         <w:tblStyle w:val="Table"/>
-        <w:tblW w:type="pct" w:w="5000"/>
-        <w:tblLayout w:type="fixed"/>
+        <w:tblW w:type="auto" w:w="0"/>
         <w:tblLook w:firstRow="1" w:lastRow="0" w:firstColumn="0" w:lastColumn="0" w:noHBand="0" w:noVBand="0" w:val="0020"/>
       </w:tblPr>
       <w:tblGrid>
@@ -306,7 +329,7 @@
         <w:t xml:space="preserve">, hand the tokens back to the operator, and we will close HRD-011 with live E17/E19 evidence.</w:t>
       </w:r>
     </w:p>
-    <w:bookmarkStart w:id="9" w:name="table-of-contents"/>
+    <w:bookmarkStart w:id="12" w:name="table-of-contents"/>
     <w:p>
       <w:pPr>
         <w:pStyle w:val="Heading2"/>
@@ -345,19 +368,7 @@
           <w:rPr>
             <w:rStyle w:val="Hyperlink"/>
           </w:rPr>
-          <w:t xml:space="preserve">Step 1 — Create a bot via</w:t>
-        </w:r>
-        <w:r>
-          <w:rPr>
-            <w:rStyle w:val="Hyperlink"/>
-          </w:rPr>
-          <w:t xml:space="preserve"> </w:t>
-        </w:r>
-        <w:r>
-          <w:rPr>
-            <w:rStyle w:val="Hyperlink"/>
-          </w:rPr>
-          <w:t xml:space="preserve">@BotFather</w:t>
+          <w:t xml:space="preserve">Step 1 — Create a bot via @BotFather</w:t>
         </w:r>
       </w:hyperlink>
     </w:p>
@@ -497,8 +508,8 @@
         </w:r>
       </w:hyperlink>
     </w:p>
-    <w:bookmarkEnd w:id="9"/>
-    <w:bookmarkStart w:id="11" w:name="pre-requisites"/>
+    <w:bookmarkEnd w:id="12"/>
+    <w:bookmarkStart w:id="14" w:name="pre-requisites"/>
     <w:p>
       <w:pPr>
         <w:pStyle w:val="Heading2"/>
@@ -603,21 +614,12 @@
         </w:numPr>
       </w:pPr>
       <w:r>
-        <w:t xml:space="preserve">a reachable Postgres instance per the §</w:t>
-      </w:r>
-      <w:r>
-        <w:t xml:space="preserve">“Postgres”</w:t>
-      </w:r>
-      <w:r>
-        <w:t xml:space="preserve"> </w:t>
-      </w:r>
-      <w:r>
-        <w:t xml:space="preserve">entries in</w:t>
-      </w:r>
-      <w:r>
-        <w:t xml:space="preserve"> </w:t>
-      </w:r>
-      <w:hyperlink r:id="rId10">
+        <w:t xml:space="preserve">a reachable Postgres instance per the §"Postgres" entries in</w:t>
+      </w:r>
+      <w:r>
+        <w:t xml:space="preserve"> </w:t>
+      </w:r>
+      <w:hyperlink r:id="rId13">
         <w:r>
           <w:rPr>
             <w:rStyle w:val="VerbatimChar"/>
@@ -629,20 +631,14 @@
         <w:t xml:space="preserve">.</w:t>
       </w:r>
     </w:p>
-    <w:bookmarkEnd w:id="11"/>
-    <w:bookmarkStart w:id="12" w:name="step-1-create-a-bot-via-botfather"/>
+    <w:bookmarkEnd w:id="14"/>
+    <w:bookmarkStart w:id="15" w:name="step-1--create-a-bot-via-botfather"/>
     <w:p>
       <w:pPr>
         <w:pStyle w:val="Heading2"/>
       </w:pPr>
       <w:r>
-        <w:t xml:space="preserve">Step 1 — Create a bot via</w:t>
-      </w:r>
-      <w:r>
-        <w:t xml:space="preserve"> </w:t>
-      </w:r>
-      <w:r>
-        <w:t xml:space="preserve">@BotFather</w:t>
+        <w:t xml:space="preserve">Step 1 — Create a bot via @BotFather</w:t>
       </w:r>
     </w:p>
     <w:p>
@@ -650,19 +646,7 @@
         <w:pStyle w:val="FirstParagraph"/>
       </w:pPr>
       <w:r>
-        <w:t xml:space="preserve">Telegram’s official</w:t>
-      </w:r>
-      <w:r>
-        <w:t xml:space="preserve"> </w:t>
-      </w:r>
-      <w:r>
-        <w:t xml:space="preserve">“create-a-bot”</w:t>
-      </w:r>
-      <w:r>
-        <w:t xml:space="preserve"> </w:t>
-      </w:r>
-      <w:r>
-        <w:t xml:space="preserve">interface is a bot called BotFather. You’ll chat with it to create your bot.</w:t>
+        <w:t xml:space="preserve">Telegram's official "create-a-bot" interface is a bot called BotFather. You'll chat with it to create your bot.</w:t>
       </w:r>
     </w:p>
     <w:p>
@@ -718,7 +702,7 @@
           <w:b/>
           <w:bCs/>
         </w:rPr>
-        <w:t xml:space="preserve">Don’t</w:t>
+        <w:t xml:space="preserve">Don't</w:t>
       </w:r>
       <w:r>
         <w:t xml:space="preserve"> </w:t>
@@ -950,7 +934,7 @@
         </w:numPr>
       </w:pPr>
       <w:r>
-        <w:t xml:space="preserve">This token is the bot’s password. Treat it like one — never paste it into a PR, a Slack channel, a commit message, or anywhere indexed.</w:t>
+        <w:t xml:space="preserve">This token is the bot's password. Treat it like one — never paste it into a PR, a Slack channel, a commit message, or anywhere indexed.</w:t>
       </w:r>
     </w:p>
     <w:p>
@@ -1007,8 +991,8 @@
         <w:t xml:space="preserve">to BotFather and pick the bot to invalidate the old token + receive a new one. This is the only fix — git history scrubbing alone does NOT invalidate a leaked Telegram token.</w:t>
       </w:r>
     </w:p>
-    <w:bookmarkEnd w:id="12"/>
-    <w:bookmarkStart w:id="17" w:name="step-2-get-the-chat-id"/>
+    <w:bookmarkEnd w:id="15"/>
+    <w:bookmarkStart w:id="20" w:name="step-2--get-the-chat-id"/>
     <w:p>
       <w:pPr>
         <w:pStyle w:val="Heading2"/>
@@ -1072,7 +1056,7 @@
         <w:t xml:space="preserve"> </w:t>
       </w:r>
       <w:r>
-        <w:t xml:space="preserve">if you intend to use a group. Group chat IDs require working around Telegram’s Privacy Mode, which is</w:t>
+        <w:t xml:space="preserve">if you intend to use a group. Group chat IDs require working around Telegram's Privacy Mode, which is</w:t>
       </w:r>
       <w:r>
         <w:t xml:space="preserve"> </w:t>
@@ -1121,7 +1105,7 @@
         <w:t xml:space="preserve">:</w:t>
       </w:r>
     </w:p>
-    <w:bookmarkStart w:id="13" w:name="Xe665b7e951b3f57948190ecd4da4ec56be2159d"/>
+    <w:bookmarkStart w:id="16" w:name="Xab4f96a0974343426e5c6a77015431f52d5f2be"/>
     <w:p>
       <w:pPr>
         <w:pStyle w:val="Heading3"/>
@@ -1151,18 +1135,22 @@
         <w:t xml:space="preserve"> </w:t>
       </w:r>
       <w:r>
-        <w:t xml:space="preserve">if Step 2.5 below hasn’t yet been completed.</w:t>
-      </w:r>
-    </w:p>
-    <w:p>
-      <w:pPr>
+        <w:t xml:space="preserve">if Step 2.5 below hasn't yet been completed.</w:t>
+      </w:r>
+    </w:p>
+    <w:p>
+      <w:pPr>
+        <w:pStyle w:val="Compact"/>
         <w:numPr>
           <w:ilvl w:val="0"/>
           <w:numId w:val="1007"/>
         </w:numPr>
       </w:pPr>
       <w:r>
-        <w:t xml:space="preserve">In Telegram, search for your bot’s username (e.g. </w:t>
+        <w:t xml:space="preserve">In Telegram, search for your bot's username (e.g.</w:t>
+      </w:r>
+      <w:r>
+        <w:t xml:space="preserve"> </w:t>
       </w:r>
       <w:r>
         <w:rPr>
@@ -1176,6 +1164,7 @@
     </w:p>
     <w:p>
       <w:pPr>
+        <w:pStyle w:val="Compact"/>
         <w:numPr>
           <w:ilvl w:val="0"/>
           <w:numId w:val="1007"/>
@@ -1203,13 +1192,17 @@
     </w:p>
     <w:p>
       <w:pPr>
+        <w:pStyle w:val="Compact"/>
         <w:numPr>
           <w:ilvl w:val="0"/>
           <w:numId w:val="1007"/>
         </w:numPr>
       </w:pPr>
       <w:r>
-        <w:t xml:space="preserve">Send any message (e.g. </w:t>
+        <w:t xml:space="preserve">Send any message (e.g.</w:t>
+      </w:r>
+      <w:r>
+        <w:t xml:space="preserve"> </w:t>
       </w:r>
       <w:r>
         <w:rPr>
@@ -1223,6 +1216,7 @@
     </w:p>
     <w:p>
       <w:pPr>
+        <w:pStyle w:val="Compact"/>
         <w:numPr>
           <w:ilvl w:val="0"/>
           <w:numId w:val="1007"/>
@@ -1255,6 +1249,7 @@
     </w:p>
     <w:p>
       <w:pPr>
+        <w:pStyle w:val="Compact"/>
         <w:numPr>
           <w:ilvl w:val="0"/>
           <w:numId w:val="1000"/>
@@ -1281,6 +1276,7 @@
     </w:p>
     <w:p>
       <w:pPr>
+        <w:pStyle w:val="Compact"/>
         <w:numPr>
           <w:ilvl w:val="0"/>
           <w:numId w:val="1007"/>
@@ -1317,8 +1313,8 @@
         <w:t xml:space="preserve">value (positive integer for DMs) is your chat ID.</w:t>
       </w:r>
     </w:p>
-    <w:bookmarkEnd w:id="13"/>
-    <w:bookmarkStart w:id="14" w:name="X575b55f9f621fb89043f4f78a76d698905cc33c"/>
+    <w:bookmarkEnd w:id="16"/>
+    <w:bookmarkStart w:id="17" w:name="Xc9ce78a53b95456b19c756019d633cc9d74da3b"/>
     <w:p>
       <w:pPr>
         <w:pStyle w:val="Heading3"/>
@@ -1348,7 +1344,7 @@
         </w:numPr>
       </w:pPr>
       <w:r>
-        <w:t xml:space="preserve">Add your bot to the group via the group’s</w:t>
+        <w:t xml:space="preserve">Add your bot to the group via the group's</w:t>
       </w:r>
       <w:r>
         <w:t xml:space="preserve"> </w:t>
@@ -1564,8 +1560,8 @@
         <w:t xml:space="preserve">.</w:t>
       </w:r>
     </w:p>
-    <w:bookmarkEnd w:id="14"/>
-    <w:bookmarkStart w:id="15" w:name="option-c-channel-one-way-broadcast"/>
+    <w:bookmarkEnd w:id="17"/>
+    <w:bookmarkStart w:id="18" w:name="option-c--channel-one-way-broadcast"/>
     <w:p>
       <w:pPr>
         <w:pStyle w:val="Heading3"/>
@@ -1619,13 +1615,40 @@
         <w:t xml:space="preserve"> </w:t>
       </w:r>
       <w:r>
-        <w:t xml:space="preserve">(a regular member does NOT have post permission). Grant at least</w:t>
-      </w:r>
-      <w:r>
-        <w:t xml:space="preserve"> </w:t>
-      </w:r>
-      <w:r>
-        <w:t xml:space="preserve">“Post Messages”</w:t>
+        <w:t xml:space="preserve">(a regular member does NOT have post permission). Grant at least "Post Messages".</w:t>
+      </w:r>
+    </w:p>
+    <w:p>
+      <w:pPr>
+        <w:pStyle w:val="Compact"/>
+        <w:numPr>
+          <w:ilvl w:val="0"/>
+          <w:numId w:val="1009"/>
+        </w:numPr>
+      </w:pPr>
+      <w:r>
+        <w:t xml:space="preserve">Send any message to the channel (from your own account, since the bot is admin not subscriber).</w:t>
+      </w:r>
+    </w:p>
+    <w:p>
+      <w:pPr>
+        <w:pStyle w:val="Compact"/>
+        <w:numPr>
+          <w:ilvl w:val="0"/>
+          <w:numId w:val="1009"/>
+        </w:numPr>
+      </w:pPr>
+      <w:r>
+        <w:t xml:space="preserve">Run</w:t>
+      </w:r>
+      <w:r>
+        <w:t xml:space="preserve"> </w:t>
+      </w:r>
+      <w:r>
+        <w:rPr>
+          <w:rStyle w:val="VerbatimChar"/>
+        </w:rPr>
+        <w:t xml:space="preserve">bash scripts/tgram_diagnose.sh</w:t>
       </w:r>
       <w:r>
         <w:t xml:space="preserve">.</w:t>
@@ -1640,42 +1663,6 @@
         </w:numPr>
       </w:pPr>
       <w:r>
-        <w:t xml:space="preserve">Send any message to the channel (from your own account, since the bot is admin not subscriber).</w:t>
-      </w:r>
-    </w:p>
-    <w:p>
-      <w:pPr>
-        <w:pStyle w:val="Compact"/>
-        <w:numPr>
-          <w:ilvl w:val="0"/>
-          <w:numId w:val="1009"/>
-        </w:numPr>
-      </w:pPr>
-      <w:r>
-        <w:t xml:space="preserve">Run</w:t>
-      </w:r>
-      <w:r>
-        <w:t xml:space="preserve"> </w:t>
-      </w:r>
-      <w:r>
-        <w:rPr>
-          <w:rStyle w:val="VerbatimChar"/>
-        </w:rPr>
-        <w:t xml:space="preserve">bash scripts/tgram_diagnose.sh</w:t>
-      </w:r>
-      <w:r>
-        <w:t xml:space="preserve">.</w:t>
-      </w:r>
-    </w:p>
-    <w:p>
-      <w:pPr>
-        <w:pStyle w:val="Compact"/>
-        <w:numPr>
-          <w:ilvl w:val="0"/>
-          <w:numId w:val="1009"/>
-        </w:numPr>
-      </w:pPr>
-      <w:r>
         <w:t xml:space="preserve">Locate</w:t>
       </w:r>
       <w:r>
@@ -1691,8 +1678,8 @@
         <w:t xml:space="preserve">. Again a negative number.</w:t>
       </w:r>
     </w:p>
-    <w:bookmarkEnd w:id="15"/>
-    <w:bookmarkStart w:id="16" w:name="confirm-the-chat-id"/>
+    <w:bookmarkEnd w:id="18"/>
+    <w:bookmarkStart w:id="19" w:name="confirm-the-chat-id"/>
     <w:p>
       <w:pPr>
         <w:pStyle w:val="Heading3"/>
@@ -1706,7 +1693,7 @@
         <w:pStyle w:val="FirstParagraph"/>
       </w:pPr>
       <w:r>
-        <w:t xml:space="preserve">Paste the chat ID into a temporary file or note. You’ll set it as</w:t>
+        <w:t xml:space="preserve">Paste the chat ID into a temporary file or note. You'll set it as</w:t>
       </w:r>
       <w:r>
         <w:t xml:space="preserve"> </w:t>
@@ -1724,9 +1711,9 @@
         <w:t xml:space="preserve">in the next step.</w:t>
       </w:r>
     </w:p>
-    <w:bookmarkEnd w:id="16"/>
-    <w:bookmarkEnd w:id="17"/>
-    <w:bookmarkStart w:id="24" w:name="X21a29f15c213a7a1236026b598e5a3bd9385d96"/>
+    <w:bookmarkEnd w:id="19"/>
+    <w:bookmarkEnd w:id="20"/>
+    <w:bookmarkStart w:id="29" w:name="X54024bc55279da7d8f5112de6ecb5f5c35d41d5"/>
     <w:p>
       <w:pPr>
         <w:pStyle w:val="Heading2"/>
@@ -1773,16 +1760,21 @@
         <w:pStyle w:val="BodyText"/>
       </w:pPr>
       <w:r>
-        <w:t xml:space="preserve">When you create a bot via</w:t>
-      </w:r>
-      <w:r>
-        <w:t xml:space="preserve"> </w:t>
-      </w:r>
-      <w:r>
-        <w:t xml:space="preserve">@BotFather</w:t>
-      </w:r>
-      <w:r>
-        <w:t xml:space="preserve">, Telegram defaults its</w:t>
+        <w:t xml:space="preserve">Per the</w:t>
+      </w:r>
+      <w:r>
+        <w:t xml:space="preserve"> </w:t>
+      </w:r>
+      <w:hyperlink r:id="rId21">
+        <w:r>
+          <w:rPr>
+            <w:rStyle w:val="Hyperlink"/>
+          </w:rPr>
+          <w:t xml:space="preserve">official Telegram Bot API docs</w:t>
+        </w:r>
+      </w:hyperlink>
+      <w:r>
+        <w:t xml:space="preserve">, when you create a bot via @BotFather, Telegram defaults its</w:t>
       </w:r>
       <w:r>
         <w:t xml:space="preserve"> </w:t>
@@ -1821,7 +1813,7 @@
           <w:b/>
           <w:bCs/>
         </w:rPr>
-        <w:t xml:space="preserve">before they ever reach the bot’s update stream</w:t>
+        <w:t xml:space="preserve">before they ever reach the bot's update stream</w:t>
       </w:r>
       <w:r>
         <w:t xml:space="preserve">. The bot only sees:</w:t>
@@ -1836,807 +1828,491 @@
         </w:numPr>
       </w:pPr>
       <w:r>
-        <w:t xml:space="preserve">Slash commands (</w:t>
-      </w:r>
-      <w:r>
-        <w:rPr>
-          <w:rStyle w:val="VerbatimChar"/>
-        </w:rPr>
-        <w:t xml:space="preserve">/start</w:t>
-      </w:r>
-      <w:r>
-        <w:t xml:space="preserve">,</w:t>
-      </w:r>
-      <w:r>
-        <w:t xml:space="preserve"> </w:t>
-      </w:r>
-      <w:r>
-        <w:rPr>
-          <w:rStyle w:val="VerbatimChar"/>
-        </w:rPr>
-        <w:t xml:space="preserve">/anything</w:t>
-      </w:r>
-      <w:r>
-        <w:t xml:space="preserve">)</w:t>
-      </w:r>
-    </w:p>
-    <w:p>
-      <w:pPr>
-        <w:pStyle w:val="Compact"/>
-        <w:numPr>
-          <w:ilvl w:val="0"/>
-          <w:numId w:val="1010"/>
-        </w:numPr>
-      </w:pPr>
-      <w:r>
-        <w:t xml:space="preserve">Messages that contain</w:t>
-      </w:r>
-      <w:r>
-        <w:t xml:space="preserve"> </w:t>
-      </w:r>
-      <w:r>
-        <w:rPr>
-          <w:rStyle w:val="VerbatimChar"/>
-        </w:rPr>
-        <w:t xml:space="preserve">@&lt;bot-username&gt;</w:t>
-      </w:r>
-      <w:r>
-        <w:t xml:space="preserve"> </w:t>
-      </w:r>
-      <w:r>
-        <w:t xml:space="preserve">(literal</w:t>
-      </w:r>
-      <w:r>
-        <w:t xml:space="preserve"> </w:t>
-      </w:r>
-      <w:r>
-        <w:rPr>
-          <w:rStyle w:val="VerbatimChar"/>
-        </w:rPr>
-        <w:t xml:space="preserve">@</w:t>
-      </w:r>
-      <w:r>
-        <w:t xml:space="preserve">-mention of the bot’s username)</w:t>
-      </w:r>
-    </w:p>
-    <w:p>
-      <w:pPr>
-        <w:pStyle w:val="Compact"/>
-        <w:numPr>
-          <w:ilvl w:val="0"/>
-          <w:numId w:val="1010"/>
-        </w:numPr>
-      </w:pPr>
-      <w:r>
-        <w:t xml:space="preserve">Replies to messages the bot itself sent</w:t>
-      </w:r>
-    </w:p>
-    <w:p>
-      <w:pPr>
-        <w:pStyle w:val="Compact"/>
-        <w:numPr>
-          <w:ilvl w:val="0"/>
-          <w:numId w:val="1010"/>
-        </w:numPr>
-      </w:pPr>
-      <w:r>
-        <w:t xml:space="preserve">Service messages (member joins, etc.)</w:t>
-      </w:r>
-    </w:p>
-    <w:p>
-      <w:pPr>
-        <w:pStyle w:val="FirstParagraph"/>
-      </w:pPr>
-      <w:r>
-        <w:rPr>
+        <w:rPr>
+          <w:rStyle w:val="VerbatimChar"/>
           <w:b/>
           <w:bCs/>
         </w:rPr>
-        <w:t xml:space="preserve">Plain chat messages from group members are INVISIBLE to the bot in Privacy Mode</w:t>
-      </w:r>
-      <w:r>
-        <w:t xml:space="preserve">. This is why</w:t>
-      </w:r>
-      <w:r>
-        <w:t xml:space="preserve"> </w:t>
-      </w:r>
-      <w:r>
-        <w:rPr>
-          <w:rStyle w:val="VerbatimChar"/>
-        </w:rPr>
-        <w:t xml:space="preserve">getUpdates</w:t>
-      </w:r>
-      <w:r>
-        <w:t xml:space="preserve"> </w:t>
-      </w:r>
-      <w:r>
-        <w:t xml:space="preserve">is often empty even though messages clearly exist in the group.</w:t>
-      </w:r>
-    </w:p>
-    <w:bookmarkStart w:id="18" w:name="check-your-privacy-mode-state"/>
-    <w:p>
-      <w:pPr>
-        <w:pStyle w:val="Heading3"/>
-      </w:pPr>
-      <w:r>
-        <w:t xml:space="preserve">Check your Privacy Mode state</w:t>
-      </w:r>
-    </w:p>
-    <w:p>
-      <w:pPr>
-        <w:pStyle w:val="FirstParagraph"/>
-      </w:pPr>
-      <w:r>
-        <w:t xml:space="preserve">Run:</w:t>
-      </w:r>
-    </w:p>
-    <w:p>
-      <w:pPr>
-        <w:pStyle w:val="SourceCode"/>
-      </w:pPr>
-      <w:r>
-        <w:rPr>
-          <w:rStyle w:val="FunctionTok"/>
-        </w:rPr>
-        <w:t xml:space="preserve">bash</w:t>
-      </w:r>
-      <w:r>
-        <w:rPr>
-          <w:rStyle w:val="NormalTok"/>
-        </w:rPr>
-        <w:t xml:space="preserve"> scripts/tgram_diagnose.sh</w:t>
-      </w:r>
-    </w:p>
-    <w:p>
-      <w:pPr>
-        <w:pStyle w:val="FirstParagraph"/>
-      </w:pPr>
-      <w:r>
-        <w:t xml:space="preserve">The</w:t>
-      </w:r>
-      <w:r>
-        <w:t xml:space="preserve"> </w:t>
-      </w:r>
-      <w:r>
-        <w:rPr>
-          <w:rStyle w:val="VerbatimChar"/>
-        </w:rPr>
-        <w:t xml:space="preserve">getMe</w:t>
-      </w:r>
-      <w:r>
-        <w:t xml:space="preserve"> </w:t>
-      </w:r>
-      <w:r>
-        <w:t xml:space="preserve">output includes</w:t>
-      </w:r>
-      <w:r>
-        <w:t xml:space="preserve"> </w:t>
-      </w:r>
-      <w:r>
-        <w:rPr>
-          <w:rStyle w:val="VerbatimChar"/>
-        </w:rPr>
-        <w:t xml:space="preserve">can_read_all_group_messages</w:t>
-      </w:r>
-      <w:r>
-        <w:t xml:space="preserve">. If it says</w:t>
-      </w:r>
-      <w:r>
-        <w:t xml:space="preserve"> </w:t>
-      </w:r>
-      <w:r>
-        <w:rPr>
-          <w:rStyle w:val="VerbatimChar"/>
-        </w:rPr>
-        <w:t xml:space="preserve">False</w:t>
-      </w:r>
-      <w:r>
-        <w:t xml:space="preserve">, Privacy Mode is</w:t>
-      </w:r>
-      <w:r>
-        <w:t xml:space="preserve"> </w:t>
-      </w:r>
+        <w:t xml:space="preserve">/command@bot_name</w:t>
+      </w:r>
+      <w:r>
+        <w:t xml:space="preserve"> </w:t>
+      </w:r>
+      <w:r>
+        <w:t xml:space="preserve">— slash commands explicitly addressed to the bot (always delivered)</w:t>
+      </w:r>
+    </w:p>
+    <w:p>
+      <w:pPr>
+        <w:pStyle w:val="Compact"/>
+        <w:numPr>
+          <w:ilvl w:val="0"/>
+          <w:numId w:val="1010"/>
+        </w:numPr>
+      </w:pPr>
       <w:r>
         <w:rPr>
           <w:b/>
           <w:bCs/>
         </w:rPr>
-        <w:t xml:space="preserve">ON</w:t>
-      </w:r>
-      <w:r>
-        <w:t xml:space="preserve">. If</w:t>
-      </w:r>
-      <w:r>
-        <w:t xml:space="preserve"> </w:t>
-      </w:r>
-      <w:r>
-        <w:rPr>
-          <w:rStyle w:val="VerbatimChar"/>
-        </w:rPr>
-        <w:t xml:space="preserve">True</w:t>
-      </w:r>
-      <w:r>
-        <w:t xml:space="preserve">, it’s OFF.</w:t>
-      </w:r>
-    </w:p>
-    <w:bookmarkEnd w:id="18"/>
-    <w:bookmarkStart w:id="21" w:name="two-paths-to-fix"/>
-    <w:p>
-      <w:pPr>
-        <w:pStyle w:val="Heading3"/>
-      </w:pPr>
-      <w:r>
-        <w:t xml:space="preserve">Two paths to fix</w:t>
-      </w:r>
-    </w:p>
-    <w:bookmarkStart w:id="19" w:name="Xd64fb7ed1c1cc58ff351e747e11428c3e50d995"/>
-    <w:p>
-      <w:pPr>
-        <w:pStyle w:val="Heading4"/>
-      </w:pPr>
-      <w:r>
-        <w:t xml:space="preserve">Path A — Quick workaround (no settings change)</w:t>
-      </w:r>
-    </w:p>
-    <w:p>
-      <w:pPr>
-        <w:pStyle w:val="FirstParagraph"/>
-      </w:pPr>
-      <w:r>
-        <w:t xml:space="preserve">In the group, send a message that EXPLICITLY contains the bot’s username:</w:t>
-      </w:r>
-    </w:p>
-    <w:p>
-      <w:pPr>
-        <w:pStyle w:val="SourceCode"/>
-      </w:pPr>
-      <w:r>
-        <w:rPr>
-          <w:rStyle w:val="VerbatimChar"/>
-        </w:rPr>
-        <w:t xml:space="preserve">@atmosphere_worker_bot hi</w:t>
-      </w:r>
-    </w:p>
-    <w:p>
-      <w:pPr>
-        <w:pStyle w:val="FirstParagraph"/>
-      </w:pPr>
-      <w:r>
-        <w:t xml:space="preserve">(Substitute your real bot username from</w:t>
-      </w:r>
-      <w:r>
-        <w:t xml:space="preserve"> </w:t>
-      </w:r>
-      <w:r>
-        <w:rPr>
-          <w:rStyle w:val="VerbatimChar"/>
-        </w:rPr>
-        <w:t xml:space="preserve">getMe</w:t>
-      </w:r>
-      <w:r>
-        <w:t xml:space="preserve">.) Telegram delivers this to the bot regardless of Privacy Mode because it’s a mention.</w:t>
-      </w:r>
-    </w:p>
-    <w:p>
-      <w:pPr>
-        <w:pStyle w:val="BodyText"/>
-      </w:pPr>
-      <w:r>
-        <w:t xml:space="preserve">After sending, run</w:t>
-      </w:r>
-      <w:r>
-        <w:t xml:space="preserve"> </w:t>
-      </w:r>
-      <w:r>
-        <w:rPr>
-          <w:rStyle w:val="VerbatimChar"/>
-        </w:rPr>
-        <w:t xml:space="preserve">bash scripts/tgram_diagnose.sh</w:t>
-      </w:r>
-      <w:r>
-        <w:t xml:space="preserve"> </w:t>
-      </w:r>
-      <w:r>
-        <w:t xml:space="preserve">again — the chat should appear.</w:t>
-      </w:r>
-    </w:p>
-    <w:p>
-      <w:pPr>
-        <w:pStyle w:val="BodyText"/>
-      </w:pPr>
+        <w:t xml:space="preserve">General</w:t>
+      </w:r>
       <w:r>
         <w:rPr>
           <w:b/>
           <w:bCs/>
         </w:rPr>
-        <w:t xml:space="preserve">Common gotchas</w:t>
-      </w:r>
-      <w:r>
-        <w:t xml:space="preserve">:</w:t>
-      </w:r>
-      <w:r>
-        <w:t xml:space="preserve"> </w:t>
-      </w:r>
-      <w:r>
-        <w:t xml:space="preserve">- Auto-correct on mobile sometimes</w:t>
-      </w:r>
-      <w:r>
-        <w:t xml:space="preserve"> </w:t>
-      </w:r>
-      <w:r>
-        <w:t xml:space="preserve">“corrects”</w:t>
-      </w:r>
-      <w:r>
-        <w:t xml:space="preserve"> </w:t>
-      </w:r>
-      <w:r>
-        <w:t xml:space="preserve">the bot username. Verify exactly:</w:t>
-      </w:r>
-      <w:r>
-        <w:t xml:space="preserve"> </w:t>
-      </w:r>
-      <w:r>
-        <w:rPr>
-          <w:rStyle w:val="VerbatimChar"/>
-        </w:rPr>
-        <w:t xml:space="preserve">@&lt;your-bot-username&gt;</w:t>
-      </w:r>
-      <w:r>
-        <w:t xml:space="preserve"> </w:t>
-      </w:r>
-      <w:r>
-        <w:t xml:space="preserve">— must match</w:t>
-      </w:r>
-      <w:r>
-        <w:t xml:space="preserve"> </w:t>
-      </w:r>
-      <w:r>
-        <w:rPr>
-          <w:rStyle w:val="VerbatimChar"/>
-        </w:rPr>
-        <w:t xml:space="preserve">getMe</w:t>
-      </w:r>
-      <w:r>
-        <w:t xml:space="preserve">’s</w:t>
-      </w:r>
-      <w:r>
-        <w:t xml:space="preserve"> </w:t>
-      </w:r>
-      <w:r>
-        <w:rPr>
-          <w:rStyle w:val="VerbatimChar"/>
-        </w:rPr>
-        <w:t xml:space="preserve">username</w:t>
-      </w:r>
-      <w:r>
-        <w:t xml:space="preserve"> </w:t>
-      </w:r>
-      <w:r>
-        <w:t xml:space="preserve">field verbatim.</w:t>
-      </w:r>
-      <w:r>
-        <w:t xml:space="preserve"> </w:t>
-      </w:r>
-      <w:r>
-        <w:t xml:space="preserve">- Slash command</w:t>
-      </w:r>
-      <w:r>
-        <w:t xml:space="preserve"> </w:t>
-      </w:r>
-      <w:r>
-        <w:rPr>
-          <w:rStyle w:val="VerbatimChar"/>
-        </w:rPr>
-        <w:t xml:space="preserve">/start@&lt;bot-username&gt;</w:t>
-      </w:r>
-      <w:r>
-        <w:t xml:space="preserve"> </w:t>
-      </w:r>
-      <w:r>
-        <w:t xml:space="preserve">also works (it’s both a command and a mention).</w:t>
-      </w:r>
-      <w:r>
-        <w:t xml:space="preserve"> </w:t>
-      </w:r>
-      <w:r>
-        <w:t xml:space="preserve">- A reply to one of the bot’s previous messages works too.</w:t>
-      </w:r>
-    </w:p>
-    <w:bookmarkEnd w:id="19"/>
-    <w:bookmarkStart w:id="20" w:name="X8cac39abbb0a1bfa38d6aa9346747701de55df9"/>
-    <w:p>
-      <w:pPr>
-        <w:pStyle w:val="Heading4"/>
-      </w:pPr>
-      <w:r>
-        <w:t xml:space="preserve">Path B — Disable Privacy Mode in</w:t>
-      </w:r>
-      <w:r>
-        <w:t xml:space="preserve"> </w:t>
-      </w:r>
-      <w:r>
-        <w:t xml:space="preserve">@BotFather</w:t>
-      </w:r>
-      <w:r>
-        <w:t xml:space="preserve"> </w:t>
-      </w:r>
-      <w:r>
-        <w:t xml:space="preserve">(best for production use)</w:t>
-      </w:r>
-    </w:p>
-    <w:p>
-      <w:pPr>
-        <w:pStyle w:val="FirstParagraph"/>
-      </w:pPr>
-      <w:r>
-        <w:t xml:space="preserve">If you want Herald to</w:t>
-      </w:r>
-      <w:r>
-        <w:t xml:space="preserve"> </w:t>
-      </w:r>
-      <w:r>
-        <w:rPr>
+        <w:t xml:space="preserve"> </w:t>
+      </w:r>
+      <w:r>
+        <w:rPr>
+          <w:rStyle w:val="VerbatimChar"/>
           <w:b/>
           <w:bCs/>
         </w:rPr>
-        <w:t xml:space="preserve">route ALL group messages</w:t>
-      </w:r>
-      <w:r>
-        <w:t xml:space="preserve"> </w:t>
-      </w:r>
-      <w:r>
-        <w:t xml:space="preserve">to Claude Code (not just</w:t>
-      </w:r>
-      <w:r>
-        <w:t xml:space="preserve"> </w:t>
-      </w:r>
-      <w:r>
-        <w:rPr>
-          <w:rStyle w:val="VerbatimChar"/>
-        </w:rPr>
-        <w:t xml:space="preserve">@</w:t>
-      </w:r>
-      <w:r>
-        <w:t xml:space="preserve">-mentions), disable Privacy Mode:</w:t>
-      </w:r>
-    </w:p>
-    <w:p>
-      <w:pPr>
-        <w:pStyle w:val="Compact"/>
-        <w:numPr>
-          <w:ilvl w:val="0"/>
-          <w:numId w:val="1011"/>
-        </w:numPr>
-      </w:pPr>
-      <w:r>
-        <w:t xml:space="preserve">Open Telegram → chat with</w:t>
-      </w:r>
-      <w:r>
-        <w:t xml:space="preserve"> </w:t>
-      </w:r>
-      <w:r>
-        <w:rPr>
-          <w:rStyle w:val="VerbatimChar"/>
-        </w:rPr>
-        <w:t xml:space="preserve">@BotFather</w:t>
-      </w:r>
-    </w:p>
-    <w:p>
-      <w:pPr>
-        <w:pStyle w:val="Compact"/>
-        <w:numPr>
-          <w:ilvl w:val="0"/>
-          <w:numId w:val="1011"/>
-        </w:numPr>
-      </w:pPr>
-      <w:r>
-        <w:t xml:space="preserve">Send</w:t>
-      </w:r>
-      <w:r>
-        <w:t xml:space="preserve"> </w:t>
-      </w:r>
-      <w:r>
-        <w:rPr>
-          <w:rStyle w:val="VerbatimChar"/>
-        </w:rPr>
-        <w:t xml:space="preserve">/mybots</w:t>
-      </w:r>
-    </w:p>
-    <w:p>
-      <w:pPr>
-        <w:pStyle w:val="Compact"/>
-        <w:numPr>
-          <w:ilvl w:val="0"/>
-          <w:numId w:val="1011"/>
-        </w:numPr>
-      </w:pPr>
-      <w:r>
-        <w:t xml:space="preserve">Select your bot (e.g. </w:t>
-      </w:r>
-      <w:r>
-        <w:rPr>
-          <w:rStyle w:val="VerbatimChar"/>
-        </w:rPr>
-        <w:t xml:space="preserve">@atmosphere_worker_bot</w:t>
-      </w:r>
-      <w:r>
-        <w:t xml:space="preserve">)</w:t>
-      </w:r>
-    </w:p>
-    <w:p>
-      <w:pPr>
-        <w:pStyle w:val="Compact"/>
-        <w:numPr>
-          <w:ilvl w:val="0"/>
-          <w:numId w:val="1011"/>
-        </w:numPr>
-      </w:pPr>
-      <w:r>
-        <w:t xml:space="preserve">Tap</w:t>
-      </w:r>
-      <w:r>
-        <w:t xml:space="preserve"> </w:t>
-      </w:r>
+        <w:t xml:space="preserve">/commands</w:t>
+      </w:r>
+      <w:r>
+        <w:t xml:space="preserve"> </w:t>
+      </w:r>
+      <w:r>
+        <w:t xml:space="preserve">— only AFTER the bot has sent at least one message in the group (subtle: a never-spoken bot can't see bare</w:t>
+      </w:r>
+      <w:r>
+        <w:t xml:space="preserve"> </w:t>
+      </w:r>
+      <w:r>
+        <w:rPr>
+          <w:rStyle w:val="VerbatimChar"/>
+        </w:rPr>
+        <w:t xml:space="preserve">/commands</w:t>
+      </w:r>
+      <w:r>
+        <w:t xml:space="preserve"> </w:t>
+      </w:r>
+      <w:r>
+        <w:t xml:space="preserve">yet)</w:t>
+      </w:r>
+    </w:p>
+    <w:p>
+      <w:pPr>
+        <w:pStyle w:val="Compact"/>
+        <w:numPr>
+          <w:ilvl w:val="0"/>
+          <w:numId w:val="1010"/>
+        </w:numPr>
+      </w:pPr>
       <w:r>
         <w:rPr>
           <w:b/>
           <w:bCs/>
         </w:rPr>
-        <w:t xml:space="preserve">Bot Settings</w:t>
-      </w:r>
-    </w:p>
-    <w:p>
-      <w:pPr>
-        <w:pStyle w:val="Compact"/>
-        <w:numPr>
-          <w:ilvl w:val="0"/>
-          <w:numId w:val="1011"/>
-        </w:numPr>
-      </w:pPr>
-      <w:r>
-        <w:t xml:space="preserve">Tap</w:t>
-      </w:r>
-      <w:r>
-        <w:t xml:space="preserve"> </w:t>
-      </w:r>
+        <w:t xml:space="preserve">Mentions and inline replies</w:t>
+      </w:r>
+      <w:r>
+        <w:t xml:space="preserve"> </w:t>
+      </w:r>
+      <w:r>
+        <w:t xml:space="preserve">— messages where the bot is</w:t>
+      </w:r>
+      <w:r>
+        <w:t xml:space="preserve"> </w:t>
+      </w:r>
+      <w:r>
+        <w:rPr>
+          <w:rStyle w:val="VerbatimChar"/>
+        </w:rPr>
+        <w:t xml:space="preserve">@</w:t>
+      </w:r>
+      <w:r>
+        <w:t xml:space="preserve">-mentioned, or that reply to one of the bot's own messages</w:t>
+      </w:r>
+    </w:p>
+    <w:p>
+      <w:pPr>
+        <w:pStyle w:val="Compact"/>
+        <w:numPr>
+          <w:ilvl w:val="0"/>
+          <w:numId w:val="1010"/>
+        </w:numPr>
+      </w:pPr>
       <w:r>
         <w:rPr>
           <w:b/>
           <w:bCs/>
         </w:rPr>
-        <w:t xml:space="preserve">Group Privacy</w:t>
-      </w:r>
-    </w:p>
-    <w:p>
-      <w:pPr>
-        <w:pStyle w:val="Compact"/>
-        <w:numPr>
-          <w:ilvl w:val="0"/>
-          <w:numId w:val="1011"/>
-        </w:numPr>
-      </w:pPr>
-      <w:r>
-        <w:t xml:space="preserve">Tap</w:t>
-      </w:r>
-      <w:r>
-        <w:t xml:space="preserve"> </w:t>
-      </w:r>
+        <w:t xml:space="preserve">Service messages</w:t>
+      </w:r>
+      <w:r>
+        <w:t xml:space="preserve"> </w:t>
+      </w:r>
+      <w:r>
+        <w:t xml:space="preserve">— member joins/leaves, group renames, etc. (always delivered, regardless of Privacy Mode)</w:t>
+      </w:r>
+    </w:p>
+    <w:p>
+      <w:pPr>
+        <w:pStyle w:val="FirstParagraph"/>
+      </w:pPr>
       <w:r>
         <w:rPr>
           <w:b/>
           <w:bCs/>
         </w:rPr>
-        <w:t xml:space="preserve">Turn off</w:t>
-      </w:r>
-    </w:p>
-    <w:p>
-      <w:pPr>
-        <w:pStyle w:val="Compact"/>
-        <w:numPr>
-          <w:ilvl w:val="0"/>
-          <w:numId w:val="1011"/>
-        </w:numPr>
-      </w:pPr>
-      <w:r>
-        <w:t xml:space="preserve">BotFather replies:</w:t>
-      </w:r>
-      <w:r>
-        <w:t xml:space="preserve"> </w:t>
-      </w:r>
-      <w:r>
-        <w:t xml:space="preserve">“Done. The bot will see all messages.”</w:t>
-      </w:r>
-    </w:p>
-    <w:p>
-      <w:pPr>
-        <w:pStyle w:val="Compact"/>
-        <w:numPr>
-          <w:ilvl w:val="0"/>
-          <w:numId w:val="1011"/>
-        </w:numPr>
+        <w:t xml:space="preserve">Plain chat messages from group members are INVISIBLE to the bot in Privacy Mode</w:t>
+      </w:r>
+      <w:r>
+        <w:t xml:space="preserve">. This is why</w:t>
+      </w:r>
+      <w:r>
+        <w:t xml:space="preserve"> </w:t>
+      </w:r>
+      <w:r>
+        <w:rPr>
+          <w:rStyle w:val="VerbatimChar"/>
+        </w:rPr>
+        <w:t xml:space="preserve">getUpdates</w:t>
+      </w:r>
+      <w:r>
+        <w:t xml:space="preserve"> </w:t>
+      </w:r>
+      <w:r>
+        <w:t xml:space="preserve">is often empty even though messages clearly exist in the group.</w:t>
+      </w:r>
+    </w:p>
+    <w:p>
+      <w:pPr>
+        <w:pStyle w:val="BlockText"/>
       </w:pPr>
       <w:r>
         <w:rPr>
           <w:b/>
           <w:bCs/>
         </w:rPr>
-        <w:t xml:space="preserve">Important — the change takes effect only for new sessions</w:t>
-      </w:r>
-      <w:r>
-        <w:t xml:space="preserve">: REMOVE the bot from the group, then RE-ADD it.</w:t>
-      </w:r>
-    </w:p>
-    <w:p>
-      <w:pPr>
-        <w:pStyle w:val="Compact"/>
-        <w:numPr>
-          <w:ilvl w:val="0"/>
-          <w:numId w:val="1011"/>
-        </w:numPr>
-      </w:pPr>
-      <w:r>
-        <w:t xml:space="preserve">Send any plain message in the group.</w:t>
-      </w:r>
-    </w:p>
-    <w:p>
-      <w:pPr>
-        <w:pStyle w:val="Compact"/>
-        <w:numPr>
-          <w:ilvl w:val="0"/>
-          <w:numId w:val="1011"/>
-        </w:numPr>
-      </w:pPr>
-      <w:r>
-        <w:t xml:space="preserve">Run</w:t>
-      </w:r>
-      <w:r>
-        <w:t xml:space="preserve"> </w:t>
-      </w:r>
-      <w:r>
-        <w:rPr>
-          <w:rStyle w:val="VerbatimChar"/>
-        </w:rPr>
-        <w:t xml:space="preserve">bash scripts/tgram_diagnose.sh</w:t>
-      </w:r>
-      <w:r>
-        <w:t xml:space="preserve"> </w:t>
-      </w:r>
-      <w:r>
-        <w:t xml:space="preserve">— the chat should appear.</w:t>
-      </w:r>
-    </w:p>
-    <w:bookmarkEnd w:id="20"/>
-    <w:bookmarkEnd w:id="21"/>
-    <w:bookmarkStart w:id="22" w:name="when-neither-path-works"/>
-    <w:p>
-      <w:pPr>
-        <w:pStyle w:val="Heading3"/>
-      </w:pPr>
-      <w:r>
-        <w:t xml:space="preserve">When neither path works</w:t>
-      </w:r>
-    </w:p>
-    <w:p>
-      <w:pPr>
-        <w:pStyle w:val="FirstParagraph"/>
-      </w:pPr>
-      <w:r>
-        <w:t xml:space="preserve">If you’ve completed Path A or B and</w:t>
-      </w:r>
-      <w:r>
-        <w:t xml:space="preserve"> </w:t>
-      </w:r>
-      <w:r>
-        <w:rPr>
-          <w:rStyle w:val="VerbatimChar"/>
-        </w:rPr>
-        <w:t xml:space="preserve">getUpdates</w:t>
-      </w:r>
-      <w:r>
-        <w:t xml:space="preserve"> </w:t>
-      </w:r>
-      <w:r>
-        <w:t xml:space="preserve">is still empty:</w:t>
-      </w:r>
-    </w:p>
-    <w:p>
-      <w:pPr>
-        <w:pStyle w:val="Compact"/>
-        <w:numPr>
-          <w:ilvl w:val="0"/>
-          <w:numId w:val="1012"/>
-        </w:numPr>
-      </w:pPr>
+        <w:t xml:space="preserve">Update buffer is 24h.</w:t>
+      </w:r>
+      <w:r>
+        <w:t xml:space="preserve"> </w:t>
+      </w:r>
+      <w:r>
+        <w:t xml:space="preserve">Per the Bot API spec, updates the bot is entitled to see are stored server-side for</w:t>
+      </w:r>
+      <w:r>
+        <w:t xml:space="preserve"> </w:t>
+      </w:r>
       <w:r>
         <w:rPr>
           <w:b/>
           <w:bCs/>
         </w:rPr>
-        <w:t xml:space="preserve">Verify the bot is actually in the group</w:t>
-      </w:r>
-      <w:r>
-        <w:t xml:space="preserve">: open the group’s member list. If the bot is missing, re-add it.</w:t>
-      </w:r>
-    </w:p>
-    <w:p>
-      <w:pPr>
-        <w:pStyle w:val="Compact"/>
-        <w:numPr>
-          <w:ilvl w:val="0"/>
-          <w:numId w:val="1012"/>
-        </w:numPr>
-      </w:pPr>
+        <w:t xml:space="preserve">up to 24 hours</w:t>
+      </w:r>
+      <w:r>
+        <w:t xml:space="preserve">. So if a message DID reach the bot's queue, you can call</w:t>
+      </w:r>
+      <w:r>
+        <w:t xml:space="preserve"> </w:t>
+      </w:r>
+      <w:r>
+        <w:rPr>
+          <w:rStyle w:val="VerbatimChar"/>
+        </w:rPr>
+        <w:t xml:space="preserve">getUpdates</w:t>
+      </w:r>
+      <w:r>
+        <w:t xml:space="preserve"> </w:t>
+      </w:r>
+      <w:r>
+        <w:t xml:space="preserve">later within that window to retrieve it.</w:t>
+      </w:r>
+    </w:p>
+    <w:bookmarkStart w:id="22" w:name="Xd8742f071b09254d64e72f9a7c26fb39cf594b7"/>
+    <w:p>
+      <w:pPr>
+        <w:pStyle w:val="Heading3"/>
+      </w:pPr>
+      <w:r>
+        <w:t xml:space="preserve">Bot-admin shortcut (RECOMMENDED for Herald — bypasses Privacy Mode entirely)</w:t>
+      </w:r>
+    </w:p>
+    <w:p>
+      <w:pPr>
+        <w:pStyle w:val="FirstParagraph"/>
+      </w:pPr>
+      <w:r>
+        <w:t xml:space="preserve">Per the</w:t>
+      </w:r>
+      <w:r>
+        <w:t xml:space="preserve"> </w:t>
+      </w:r>
+      <w:hyperlink r:id="rId21">
+        <w:r>
+          <w:rPr>
+            <w:rStyle w:val="Hyperlink"/>
+          </w:rPr>
+          <w:t xml:space="preserve">official docs</w:t>
+        </w:r>
+      </w:hyperlink>
+      <w:r>
+        <w:t xml:space="preserve">:</w:t>
+      </w:r>
+      <w:r>
+        <w:t xml:space="preserve"> </w:t>
+      </w:r>
       <w:r>
         <w:rPr>
           <w:b/>
           <w:bCs/>
         </w:rPr>
-        <w:t xml:space="preserve">Verify you sent the message AFTER the privacy change</w:t>
-      </w:r>
-      <w:r>
-        <w:t xml:space="preserve"> </w:t>
-      </w:r>
-      <w:r>
-        <w:t xml:space="preserve">(Path B): privacy changes don’t retroactively re-deliver historic messages.</w:t>
-      </w:r>
-    </w:p>
-    <w:p>
-      <w:pPr>
-        <w:pStyle w:val="Compact"/>
-        <w:numPr>
-          <w:ilvl w:val="0"/>
-          <w:numId w:val="1012"/>
-        </w:numPr>
-      </w:pPr>
+        <w:t xml:space="preserve">"Bot admins always receive all messages and bypass privacy restrictions."</w:t>
+      </w:r>
+    </w:p>
+    <w:p>
+      <w:pPr>
+        <w:pStyle w:val="BodyText"/>
+      </w:pPr>
+      <w:r>
+        <w:t xml:space="preserve">If your bot is an</w:t>
+      </w:r>
+      <w:r>
+        <w:t xml:space="preserve"> </w:t>
+      </w:r>
       <w:r>
         <w:rPr>
           <w:b/>
           <w:bCs/>
         </w:rPr>
-        <w:t xml:space="preserve">Verify you sent the message AFTER adding the bot</w:t>
-      </w:r>
-      <w:r>
-        <w:t xml:space="preserve"> </w:t>
-      </w:r>
-      <w:r>
-        <w:t xml:space="preserve">(always): updates from before the bot joined are never delivered.</w:t>
-      </w:r>
-    </w:p>
-    <w:p>
-      <w:pPr>
-        <w:pStyle w:val="Compact"/>
-        <w:numPr>
-          <w:ilvl w:val="0"/>
-          <w:numId w:val="1012"/>
-        </w:numPr>
-      </w:pPr>
+        <w:t xml:space="preserve">administrator</w:t>
+      </w:r>
+      <w:r>
+        <w:t xml:space="preserve"> </w:t>
+      </w:r>
+      <w:r>
+        <w:t xml:space="preserve">of the group, Privacy Mode is irrelevant. The bot sees every message. This is the simplest and most reliable setup for Herald's vertical-slice routing (Telegram → Claude Code → Telegram) because every group message routes to Claude Code, not just</w:t>
+      </w:r>
+      <w:r>
+        <w:t xml:space="preserve"> </w:t>
+      </w:r>
+      <w:r>
+        <w:rPr>
+          <w:rStyle w:val="VerbatimChar"/>
+        </w:rPr>
+        <w:t xml:space="preserve">@</w:t>
+      </w:r>
+      <w:r>
+        <w:t xml:space="preserve">-mentions.</w:t>
+      </w:r>
+    </w:p>
+    <w:p>
+      <w:pPr>
+        <w:pStyle w:val="BodyText"/>
+      </w:pPr>
+      <w:r>
+        <w:t xml:space="preserve">To promote the bot to admin:</w:t>
+      </w:r>
+    </w:p>
+    <w:p>
+      <w:pPr>
+        <w:pStyle w:val="Compact"/>
+        <w:numPr>
+          <w:ilvl w:val="0"/>
+          <w:numId w:val="1011"/>
+        </w:numPr>
+      </w:pPr>
+      <w:r>
+        <w:t xml:space="preserve">Open the group in Telegram.</w:t>
+      </w:r>
+    </w:p>
+    <w:p>
+      <w:pPr>
+        <w:pStyle w:val="Compact"/>
+        <w:numPr>
+          <w:ilvl w:val="0"/>
+          <w:numId w:val="1011"/>
+        </w:numPr>
+      </w:pPr>
+      <w:r>
+        <w:t xml:space="preserve">Tap the group title to open group info.</w:t>
+      </w:r>
+    </w:p>
+    <w:p>
+      <w:pPr>
+        <w:pStyle w:val="Compact"/>
+        <w:numPr>
+          <w:ilvl w:val="0"/>
+          <w:numId w:val="1011"/>
+        </w:numPr>
+      </w:pPr>
+      <w:r>
+        <w:t xml:space="preserve">Tap</w:t>
+      </w:r>
+      <w:r>
+        <w:t xml:space="preserve"> </w:t>
+      </w:r>
       <w:r>
         <w:rPr>
           <w:b/>
           <w:bCs/>
         </w:rPr>
-        <w:t xml:space="preserve">Try a DM</w:t>
+        <w:t xml:space="preserve">Administrators</w:t>
+      </w:r>
+      <w:r>
+        <w:t xml:space="preserve"> </w:t>
+      </w:r>
+      <w:r>
+        <w:t xml:space="preserve">(or</w:t>
+      </w:r>
+      <w:r>
+        <w:t xml:space="preserve"> </w:t>
+      </w:r>
+      <w:r>
+        <w:rPr>
+          <w:rStyle w:val="VerbatimChar"/>
+        </w:rPr>
+        <w:t xml:space="preserve">Edit</w:t>
+      </w:r>
+      <w:r>
+        <w:t xml:space="preserve"> </w:t>
+      </w:r>
+      <w:r>
+        <w:t xml:space="preserve">→</w:t>
+      </w:r>
+      <w:r>
+        <w:t xml:space="preserve"> </w:t>
+      </w:r>
+      <w:r>
+        <w:rPr>
+          <w:rStyle w:val="VerbatimChar"/>
+        </w:rPr>
+        <w:t xml:space="preserve">Administrators</w:t>
+      </w:r>
+      <w:r>
+        <w:t xml:space="preserve">).</w:t>
+      </w:r>
+    </w:p>
+    <w:p>
+      <w:pPr>
+        <w:pStyle w:val="Compact"/>
+        <w:numPr>
+          <w:ilvl w:val="0"/>
+          <w:numId w:val="1011"/>
+        </w:numPr>
+      </w:pPr>
+      <w:r>
+        <w:t xml:space="preserve">Tap</w:t>
+      </w:r>
+      <w:r>
+        <w:t xml:space="preserve"> </w:t>
       </w:r>
       <w:r>
         <w:rPr>
           <w:b/>
           <w:bCs/>
         </w:rPr>
-        <w:t xml:space="preserve"> </w:t>
-      </w:r>
-      <w:r>
-        <w:rPr>
-          <w:rStyle w:val="VerbatimChar"/>
+        <w:t xml:space="preserve">Add Admin</w:t>
+      </w:r>
+      <w:r>
+        <w:t xml:space="preserve"> </w:t>
+      </w:r>
+      <w:r>
+        <w:t xml:space="preserve">(or the</w:t>
+      </w:r>
+      <w:r>
+        <w:t xml:space="preserve"> </w:t>
+      </w:r>
+      <w:r>
+        <w:rPr>
+          <w:rStyle w:val="VerbatimChar"/>
+        </w:rPr>
+        <w:t xml:space="preserve">+</w:t>
+      </w:r>
+      <w:r>
+        <w:t xml:space="preserve"> </w:t>
+      </w:r>
+      <w:r>
+        <w:t xml:space="preserve">icon).</w:t>
+      </w:r>
+    </w:p>
+    <w:p>
+      <w:pPr>
+        <w:pStyle w:val="Compact"/>
+        <w:numPr>
+          <w:ilvl w:val="0"/>
+          <w:numId w:val="1011"/>
+        </w:numPr>
+      </w:pPr>
+      <w:r>
+        <w:t xml:space="preserve">Search for your bot's username (e.g.</w:t>
+      </w:r>
+      <w:r>
+        <w:t xml:space="preserve"> </w:t>
+      </w:r>
+      <w:r>
+        <w:rPr>
+          <w:rStyle w:val="VerbatimChar"/>
+        </w:rPr>
+        <w:t xml:space="preserve">@atmosphere_worker_bot</w:t>
+      </w:r>
+      <w:r>
+        <w:t xml:space="preserve">) and select it.</w:t>
+      </w:r>
+    </w:p>
+    <w:p>
+      <w:pPr>
+        <w:pStyle w:val="Compact"/>
+        <w:numPr>
+          <w:ilvl w:val="0"/>
+          <w:numId w:val="1011"/>
+        </w:numPr>
+      </w:pPr>
+      <w:r>
+        <w:t xml:space="preserve">Grant at minimum:</w:t>
+      </w:r>
+      <w:r>
+        <w:t xml:space="preserve"> </w:t>
+      </w:r>
+      <w:r>
+        <w:rPr>
           <w:b/>
           <w:bCs/>
         </w:rPr>
-        <w:t xml:space="preserve">/start</w:t>
+        <w:t xml:space="preserve">Pin Messages</w:t>
+      </w:r>
+      <w:r>
+        <w:t xml:space="preserve"> </w:t>
+      </w:r>
+      <w:r>
+        <w:t xml:space="preserve">+</w:t>
+      </w:r>
+      <w:r>
+        <w:t xml:space="preserve"> </w:t>
       </w:r>
       <w:r>
         <w:rPr>
           <w:b/>
           <w:bCs/>
         </w:rPr>
+        <w:t xml:space="preserve">Add New Admins</w:t>
+      </w:r>
+      <w:r>
+        <w:t xml:space="preserve"> </w:t>
+      </w:r>
+      <w:r>
+        <w:t xml:space="preserve">OFF, others can stay at defaults. (Telegram requires at least one permission for the admin role to be created. Even read-only admin works for our use case since we're using the admin status to bypass Privacy Mode, not to grant write powers beyond the bot's normal ones.)</w:t>
+      </w:r>
+    </w:p>
+    <w:p>
+      <w:pPr>
+        <w:pStyle w:val="Compact"/>
+        <w:numPr>
+          <w:ilvl w:val="0"/>
+          <w:numId w:val="1011"/>
+        </w:numPr>
+      </w:pPr>
+      <w:r>
+        <w:t xml:space="preserve">Tap the</w:t>
+      </w:r>
+      <w:r>
         <w:t xml:space="preserve"> </w:t>
       </w:r>
       <w:r>
@@ -2644,21 +2320,21 @@
           <w:b/>
           <w:bCs/>
         </w:rPr>
-        <w:t xml:space="preserve">first</w:t>
-      </w:r>
-      <w:r>
-        <w:t xml:space="preserve"> </w:t>
-      </w:r>
-      <w:r>
-        <w:t xml:space="preserve">(Option A above): DMs ALWAYS work. If the DM chat_id appears but the group chat_id doesn’t, the issue is isolated to the group’s privacy configuration.</w:t>
-      </w:r>
-    </w:p>
-    <w:p>
-      <w:pPr>
-        <w:pStyle w:val="Compact"/>
-        <w:numPr>
-          <w:ilvl w:val="0"/>
-          <w:numId w:val="1012"/>
+        <w:t xml:space="preserve">✓</w:t>
+      </w:r>
+      <w:r>
+        <w:t xml:space="preserve"> </w:t>
+      </w:r>
+      <w:r>
+        <w:t xml:space="preserve">confirmation.</w:t>
+      </w:r>
+    </w:p>
+    <w:p>
+      <w:pPr>
+        <w:pStyle w:val="Compact"/>
+        <w:numPr>
+          <w:ilvl w:val="0"/>
+          <w:numId w:val="1011"/>
         </w:numPr>
       </w:pPr>
       <w:r>
@@ -2666,28 +2342,464 @@
           <w:b/>
           <w:bCs/>
         </w:rPr>
-        <w:t xml:space="preserve">Check if a previous</w:t>
+        <w:t xml:space="preserve">Send any message in the group.</w:t>
+      </w:r>
+    </w:p>
+    <w:p>
+      <w:pPr>
+        <w:pStyle w:val="Compact"/>
+        <w:numPr>
+          <w:ilvl w:val="0"/>
+          <w:numId w:val="1011"/>
+        </w:numPr>
+      </w:pPr>
+      <w:r>
+        <w:t xml:space="preserve">Run</w:t>
+      </w:r>
+      <w:r>
+        <w:t xml:space="preserve"> </w:t>
+      </w:r>
+      <w:r>
+        <w:rPr>
+          <w:rStyle w:val="VerbatimChar"/>
+        </w:rPr>
+        <w:t xml:space="preserve">bash scripts/tgram_diagnose.sh</w:t>
+      </w:r>
+      <w:r>
+        <w:t xml:space="preserve"> </w:t>
+      </w:r>
+      <w:r>
+        <w:t xml:space="preserve">— the chat ID should appear.</w:t>
+      </w:r>
+    </w:p>
+    <w:p>
+      <w:pPr>
+        <w:pStyle w:val="FirstParagraph"/>
+      </w:pPr>
+      <w:r>
+        <w:t xml:space="preserve">This works regardless of the Privacy Mode setting in @BotFather.</w:t>
+      </w:r>
+    </w:p>
+    <w:bookmarkEnd w:id="22"/>
+    <w:bookmarkStart w:id="23" w:name="check-your-privacy-mode-state"/>
+    <w:p>
+      <w:pPr>
+        <w:pStyle w:val="Heading3"/>
+      </w:pPr>
+      <w:r>
+        <w:t xml:space="preserve">Check your Privacy Mode state</w:t>
+      </w:r>
+    </w:p>
+    <w:p>
+      <w:pPr>
+        <w:pStyle w:val="FirstParagraph"/>
+      </w:pPr>
+      <w:r>
+        <w:t xml:space="preserve">Run:</w:t>
+      </w:r>
+    </w:p>
+    <w:p>
+      <w:pPr>
+        <w:pStyle w:val="SourceCode"/>
+      </w:pPr>
+      <w:r>
+        <w:rPr>
+          <w:rStyle w:val="FunctionTok"/>
+        </w:rPr>
+        <w:t xml:space="preserve">bash</w:t>
+      </w:r>
+      <w:r>
+        <w:rPr>
+          <w:rStyle w:val="NormalTok"/>
+        </w:rPr>
+        <w:t xml:space="preserve"> scripts/tgram_diagnose.sh</w:t>
+      </w:r>
+    </w:p>
+    <w:p>
+      <w:pPr>
+        <w:pStyle w:val="FirstParagraph"/>
+      </w:pPr>
+      <w:r>
+        <w:t xml:space="preserve">The</w:t>
+      </w:r>
+      <w:r>
+        <w:t xml:space="preserve"> </w:t>
+      </w:r>
+      <w:r>
+        <w:rPr>
+          <w:rStyle w:val="VerbatimChar"/>
+        </w:rPr>
+        <w:t xml:space="preserve">getMe</w:t>
+      </w:r>
+      <w:r>
+        <w:t xml:space="preserve"> </w:t>
+      </w:r>
+      <w:r>
+        <w:t xml:space="preserve">output includes</w:t>
+      </w:r>
+      <w:r>
+        <w:t xml:space="preserve"> </w:t>
+      </w:r>
+      <w:r>
+        <w:rPr>
+          <w:rStyle w:val="VerbatimChar"/>
+        </w:rPr>
+        <w:t xml:space="preserve">can_read_all_group_messages</w:t>
+      </w:r>
+      <w:r>
+        <w:t xml:space="preserve">. If it says</w:t>
+      </w:r>
+      <w:r>
+        <w:t xml:space="preserve"> </w:t>
+      </w:r>
+      <w:r>
+        <w:rPr>
+          <w:rStyle w:val="VerbatimChar"/>
+        </w:rPr>
+        <w:t xml:space="preserve">False</w:t>
+      </w:r>
+      <w:r>
+        <w:t xml:space="preserve">, Privacy Mode is</w:t>
+      </w:r>
+      <w:r>
+        <w:t xml:space="preserve"> </w:t>
       </w:r>
       <w:r>
         <w:rPr>
           <w:b/>
           <w:bCs/>
         </w:rPr>
-        <w:t xml:space="preserve"> </w:t>
-      </w:r>
-      <w:r>
-        <w:rPr>
-          <w:rStyle w:val="VerbatimChar"/>
+        <w:t xml:space="preserve">ON</w:t>
+      </w:r>
+      <w:r>
+        <w:t xml:space="preserve">. If</w:t>
+      </w:r>
+      <w:r>
+        <w:t xml:space="preserve"> </w:t>
+      </w:r>
+      <w:r>
+        <w:rPr>
+          <w:rStyle w:val="VerbatimChar"/>
+        </w:rPr>
+        <w:t xml:space="preserve">True</w:t>
+      </w:r>
+      <w:r>
+        <w:t xml:space="preserve">, it's OFF.</w:t>
+      </w:r>
+    </w:p>
+    <w:bookmarkEnd w:id="23"/>
+    <w:bookmarkStart w:id="26" w:name="two-paths-to-fix"/>
+    <w:p>
+      <w:pPr>
+        <w:pStyle w:val="Heading3"/>
+      </w:pPr>
+      <w:r>
+        <w:t xml:space="preserve">Two paths to fix</w:t>
+      </w:r>
+    </w:p>
+    <w:bookmarkStart w:id="24" w:name="X0e530a809f6b39419ea6feaa9962cca2eac9c7f"/>
+    <w:p>
+      <w:pPr>
+        <w:pStyle w:val="Heading4"/>
+      </w:pPr>
+      <w:r>
+        <w:t xml:space="preserve">Path A — Quick workaround (no settings change)</w:t>
+      </w:r>
+    </w:p>
+    <w:p>
+      <w:pPr>
+        <w:pStyle w:val="FirstParagraph"/>
+      </w:pPr>
+      <w:r>
+        <w:t xml:space="preserve">In the group, send a message that EXPLICITLY contains the bot's username:</w:t>
+      </w:r>
+    </w:p>
+    <w:p>
+      <w:pPr>
+        <w:pStyle w:val="SourceCode"/>
+      </w:pPr>
+      <w:r>
+        <w:rPr>
+          <w:rStyle w:val="VerbatimChar"/>
+        </w:rPr>
+        <w:t xml:space="preserve">@atmosphere_worker_bot hi</w:t>
+      </w:r>
+    </w:p>
+    <w:p>
+      <w:pPr>
+        <w:pStyle w:val="FirstParagraph"/>
+      </w:pPr>
+      <w:r>
+        <w:t xml:space="preserve">(Substitute your real bot username from</w:t>
+      </w:r>
+      <w:r>
+        <w:t xml:space="preserve"> </w:t>
+      </w:r>
+      <w:r>
+        <w:rPr>
+          <w:rStyle w:val="VerbatimChar"/>
+        </w:rPr>
+        <w:t xml:space="preserve">getMe</w:t>
+      </w:r>
+      <w:r>
+        <w:t xml:space="preserve">.) Telegram delivers this to the bot regardless of Privacy Mode because it's a mention.</w:t>
+      </w:r>
+    </w:p>
+    <w:p>
+      <w:pPr>
+        <w:pStyle w:val="BodyText"/>
+      </w:pPr>
+      <w:r>
+        <w:t xml:space="preserve">After sending, run</w:t>
+      </w:r>
+      <w:r>
+        <w:t xml:space="preserve"> </w:t>
+      </w:r>
+      <w:r>
+        <w:rPr>
+          <w:rStyle w:val="VerbatimChar"/>
+        </w:rPr>
+        <w:t xml:space="preserve">bash scripts/tgram_diagnose.sh</w:t>
+      </w:r>
+      <w:r>
+        <w:t xml:space="preserve"> </w:t>
+      </w:r>
+      <w:r>
+        <w:t xml:space="preserve">again — the chat should appear.</w:t>
+      </w:r>
+    </w:p>
+    <w:p>
+      <w:pPr>
+        <w:pStyle w:val="BodyText"/>
+      </w:pPr>
+      <w:r>
+        <w:rPr>
           <w:b/>
           <w:bCs/>
         </w:rPr>
-        <w:t xml:space="preserve">getUpdates</w:t>
+        <w:t xml:space="preserve">Common gotchas</w:t>
+      </w:r>
+      <w:r>
+        <w:t xml:space="preserve">:</w:t>
+      </w:r>
+    </w:p>
+    <w:p>
+      <w:pPr>
+        <w:pStyle w:val="Compact"/>
+        <w:numPr>
+          <w:ilvl w:val="0"/>
+          <w:numId w:val="1012"/>
+        </w:numPr>
+      </w:pPr>
+      <w:r>
+        <w:t xml:space="preserve">Auto-correct on mobile sometimes "corrects" the bot username. Verify exactly:</w:t>
+      </w:r>
+      <w:r>
+        <w:t xml:space="preserve"> </w:t>
+      </w:r>
+      <w:r>
+        <w:rPr>
+          <w:rStyle w:val="VerbatimChar"/>
+        </w:rPr>
+        <w:t xml:space="preserve">@&lt;your-bot-username&gt;</w:t>
+      </w:r>
+      <w:r>
+        <w:t xml:space="preserve"> </w:t>
+      </w:r>
+      <w:r>
+        <w:t xml:space="preserve">— must match</w:t>
+      </w:r>
+      <w:r>
+        <w:t xml:space="preserve"> </w:t>
+      </w:r>
+      <w:r>
+        <w:rPr>
+          <w:rStyle w:val="VerbatimChar"/>
+        </w:rPr>
+        <w:t xml:space="preserve">getMe</w:t>
+      </w:r>
+      <w:r>
+        <w:t xml:space="preserve">'s</w:t>
+      </w:r>
+      <w:r>
+        <w:t xml:space="preserve"> </w:t>
+      </w:r>
+      <w:r>
+        <w:rPr>
+          <w:rStyle w:val="VerbatimChar"/>
+        </w:rPr>
+        <w:t xml:space="preserve">username</w:t>
+      </w:r>
+      <w:r>
+        <w:t xml:space="preserve"> </w:t>
+      </w:r>
+      <w:r>
+        <w:t xml:space="preserve">field verbatim.</w:t>
+      </w:r>
+    </w:p>
+    <w:p>
+      <w:pPr>
+        <w:pStyle w:val="Compact"/>
+        <w:numPr>
+          <w:ilvl w:val="0"/>
+          <w:numId w:val="1012"/>
+        </w:numPr>
+      </w:pPr>
+      <w:r>
+        <w:t xml:space="preserve">Slash command</w:t>
+      </w:r>
+      <w:r>
+        <w:t xml:space="preserve"> </w:t>
+      </w:r>
+      <w:r>
+        <w:rPr>
+          <w:rStyle w:val="VerbatimChar"/>
+        </w:rPr>
+        <w:t xml:space="preserve">/start@&lt;bot-username&gt;</w:t>
+      </w:r>
+      <w:r>
+        <w:t xml:space="preserve"> </w:t>
+      </w:r>
+      <w:r>
+        <w:t xml:space="preserve">also works (it's both a command and a mention).</w:t>
+      </w:r>
+    </w:p>
+    <w:p>
+      <w:pPr>
+        <w:pStyle w:val="Compact"/>
+        <w:numPr>
+          <w:ilvl w:val="0"/>
+          <w:numId w:val="1012"/>
+        </w:numPr>
+      </w:pPr>
+      <w:r>
+        <w:t xml:space="preserve">A reply to one of the bot's previous messages works too.</w:t>
+      </w:r>
+    </w:p>
+    <w:bookmarkEnd w:id="24"/>
+    <w:bookmarkStart w:id="25" w:name="X05cceca00698d4802416d80dc25731edcebb8e4"/>
+    <w:p>
+      <w:pPr>
+        <w:pStyle w:val="Heading4"/>
+      </w:pPr>
+      <w:r>
+        <w:t xml:space="preserve">Path B — Disable Privacy Mode in @BotFather (best for production use)</w:t>
+      </w:r>
+    </w:p>
+    <w:p>
+      <w:pPr>
+        <w:pStyle w:val="FirstParagraph"/>
+      </w:pPr>
+      <w:r>
+        <w:t xml:space="preserve">If you want Herald to</w:t>
+      </w:r>
+      <w:r>
+        <w:t xml:space="preserve"> </w:t>
       </w:r>
       <w:r>
         <w:rPr>
           <w:b/>
           <w:bCs/>
         </w:rPr>
+        <w:t xml:space="preserve">route ALL group messages</w:t>
+      </w:r>
+      <w:r>
+        <w:t xml:space="preserve"> </w:t>
+      </w:r>
+      <w:r>
+        <w:t xml:space="preserve">to Claude Code (not just</w:t>
+      </w:r>
+      <w:r>
+        <w:t xml:space="preserve"> </w:t>
+      </w:r>
+      <w:r>
+        <w:rPr>
+          <w:rStyle w:val="VerbatimChar"/>
+        </w:rPr>
+        <w:t xml:space="preserve">@</w:t>
+      </w:r>
+      <w:r>
+        <w:t xml:space="preserve">-mentions), disable Privacy Mode:</w:t>
+      </w:r>
+    </w:p>
+    <w:p>
+      <w:pPr>
+        <w:pStyle w:val="Compact"/>
+        <w:numPr>
+          <w:ilvl w:val="0"/>
+          <w:numId w:val="1013"/>
+        </w:numPr>
+      </w:pPr>
+      <w:r>
+        <w:t xml:space="preserve">Open Telegram → chat with</w:t>
+      </w:r>
+      <w:r>
+        <w:t xml:space="preserve"> </w:t>
+      </w:r>
+      <w:r>
+        <w:rPr>
+          <w:rStyle w:val="VerbatimChar"/>
+        </w:rPr>
+        <w:t xml:space="preserve">@BotFather</w:t>
+      </w:r>
+    </w:p>
+    <w:p>
+      <w:pPr>
+        <w:pStyle w:val="Compact"/>
+        <w:numPr>
+          <w:ilvl w:val="0"/>
+          <w:numId w:val="1013"/>
+        </w:numPr>
+      </w:pPr>
+      <w:r>
+        <w:t xml:space="preserve">Send</w:t>
+      </w:r>
+      <w:r>
+        <w:t xml:space="preserve"> </w:t>
+      </w:r>
+      <w:r>
+        <w:rPr>
+          <w:rStyle w:val="VerbatimChar"/>
+        </w:rPr>
+        <w:t xml:space="preserve">/mybots</w:t>
+      </w:r>
+    </w:p>
+    <w:p>
+      <w:pPr>
+        <w:pStyle w:val="Compact"/>
+        <w:numPr>
+          <w:ilvl w:val="0"/>
+          <w:numId w:val="1013"/>
+        </w:numPr>
+      </w:pPr>
+      <w:r>
+        <w:t xml:space="preserve">Select your bot (e.g.</w:t>
+      </w:r>
+      <w:r>
+        <w:t xml:space="preserve"> </w:t>
+      </w:r>
+      <w:r>
+        <w:rPr>
+          <w:rStyle w:val="VerbatimChar"/>
+        </w:rPr>
+        <w:t xml:space="preserve">@atmosphere_worker_bot</w:t>
+      </w:r>
+      <w:r>
+        <w:t xml:space="preserve">)</w:t>
+      </w:r>
+    </w:p>
+    <w:p>
+      <w:pPr>
+        <w:pStyle w:val="Compact"/>
+        <w:numPr>
+          <w:ilvl w:val="0"/>
+          <w:numId w:val="1013"/>
+        </w:numPr>
+      </w:pPr>
+      <w:r>
+        <w:t xml:space="preserve">Tap</w:t>
+      </w:r>
+      <w:r>
         <w:t xml:space="preserve"> </w:t>
       </w:r>
       <w:r>
@@ -2695,6 +2807,313 @@
           <w:b/>
           <w:bCs/>
         </w:rPr>
+        <w:t xml:space="preserve">Bot Settings</w:t>
+      </w:r>
+    </w:p>
+    <w:p>
+      <w:pPr>
+        <w:pStyle w:val="Compact"/>
+        <w:numPr>
+          <w:ilvl w:val="0"/>
+          <w:numId w:val="1013"/>
+        </w:numPr>
+      </w:pPr>
+      <w:r>
+        <w:t xml:space="preserve">Tap</w:t>
+      </w:r>
+      <w:r>
+        <w:t xml:space="preserve"> </w:t>
+      </w:r>
+      <w:r>
+        <w:rPr>
+          <w:b/>
+          <w:bCs/>
+        </w:rPr>
+        <w:t xml:space="preserve">Group Privacy</w:t>
+      </w:r>
+    </w:p>
+    <w:p>
+      <w:pPr>
+        <w:pStyle w:val="Compact"/>
+        <w:numPr>
+          <w:ilvl w:val="0"/>
+          <w:numId w:val="1013"/>
+        </w:numPr>
+      </w:pPr>
+      <w:r>
+        <w:t xml:space="preserve">Tap</w:t>
+      </w:r>
+      <w:r>
+        <w:t xml:space="preserve"> </w:t>
+      </w:r>
+      <w:r>
+        <w:rPr>
+          <w:b/>
+          <w:bCs/>
+        </w:rPr>
+        <w:t xml:space="preserve">Turn off</w:t>
+      </w:r>
+    </w:p>
+    <w:p>
+      <w:pPr>
+        <w:pStyle w:val="Compact"/>
+        <w:numPr>
+          <w:ilvl w:val="0"/>
+          <w:numId w:val="1013"/>
+        </w:numPr>
+      </w:pPr>
+      <w:r>
+        <w:t xml:space="preserve">BotFather replies: "Done. The bot will see all messages."</w:t>
+      </w:r>
+    </w:p>
+    <w:p>
+      <w:pPr>
+        <w:pStyle w:val="Compact"/>
+        <w:numPr>
+          <w:ilvl w:val="0"/>
+          <w:numId w:val="1013"/>
+        </w:numPr>
+      </w:pPr>
+      <w:r>
+        <w:rPr>
+          <w:b/>
+          <w:bCs/>
+        </w:rPr>
+        <w:t xml:space="preserve">Important — the change takes effect only for new sessions</w:t>
+      </w:r>
+      <w:r>
+        <w:t xml:space="preserve">: REMOVE the bot from the group, then RE-ADD it.</w:t>
+      </w:r>
+    </w:p>
+    <w:p>
+      <w:pPr>
+        <w:pStyle w:val="Compact"/>
+        <w:numPr>
+          <w:ilvl w:val="0"/>
+          <w:numId w:val="1013"/>
+        </w:numPr>
+      </w:pPr>
+      <w:r>
+        <w:t xml:space="preserve">Send any plain message in the group.</w:t>
+      </w:r>
+    </w:p>
+    <w:p>
+      <w:pPr>
+        <w:pStyle w:val="Compact"/>
+        <w:numPr>
+          <w:ilvl w:val="0"/>
+          <w:numId w:val="1013"/>
+        </w:numPr>
+      </w:pPr>
+      <w:r>
+        <w:t xml:space="preserve">Run</w:t>
+      </w:r>
+      <w:r>
+        <w:t xml:space="preserve"> </w:t>
+      </w:r>
+      <w:r>
+        <w:rPr>
+          <w:rStyle w:val="VerbatimChar"/>
+        </w:rPr>
+        <w:t xml:space="preserve">bash scripts/tgram_diagnose.sh</w:t>
+      </w:r>
+      <w:r>
+        <w:t xml:space="preserve"> </w:t>
+      </w:r>
+      <w:r>
+        <w:t xml:space="preserve">— the chat should appear.</w:t>
+      </w:r>
+    </w:p>
+    <w:bookmarkEnd w:id="25"/>
+    <w:bookmarkEnd w:id="26"/>
+    <w:bookmarkStart w:id="27" w:name="when-neither-path-works"/>
+    <w:p>
+      <w:pPr>
+        <w:pStyle w:val="Heading3"/>
+      </w:pPr>
+      <w:r>
+        <w:t xml:space="preserve">When neither path works</w:t>
+      </w:r>
+    </w:p>
+    <w:p>
+      <w:pPr>
+        <w:pStyle w:val="FirstParagraph"/>
+      </w:pPr>
+      <w:r>
+        <w:t xml:space="preserve">If you've completed Path A or B and</w:t>
+      </w:r>
+      <w:r>
+        <w:t xml:space="preserve"> </w:t>
+      </w:r>
+      <w:r>
+        <w:rPr>
+          <w:rStyle w:val="VerbatimChar"/>
+        </w:rPr>
+        <w:t xml:space="preserve">getUpdates</w:t>
+      </w:r>
+      <w:r>
+        <w:t xml:space="preserve"> </w:t>
+      </w:r>
+      <w:r>
+        <w:t xml:space="preserve">is still empty:</w:t>
+      </w:r>
+    </w:p>
+    <w:p>
+      <w:pPr>
+        <w:pStyle w:val="Compact"/>
+        <w:numPr>
+          <w:ilvl w:val="0"/>
+          <w:numId w:val="1014"/>
+        </w:numPr>
+      </w:pPr>
+      <w:r>
+        <w:rPr>
+          <w:b/>
+          <w:bCs/>
+        </w:rPr>
+        <w:t xml:space="preserve">Verify the bot is actually in the group</w:t>
+      </w:r>
+      <w:r>
+        <w:t xml:space="preserve">: open the group's member list. If the bot is missing, re-add it.</w:t>
+      </w:r>
+    </w:p>
+    <w:p>
+      <w:pPr>
+        <w:pStyle w:val="Compact"/>
+        <w:numPr>
+          <w:ilvl w:val="0"/>
+          <w:numId w:val="1014"/>
+        </w:numPr>
+      </w:pPr>
+      <w:r>
+        <w:rPr>
+          <w:b/>
+          <w:bCs/>
+        </w:rPr>
+        <w:t xml:space="preserve">Verify you sent the message AFTER the privacy change</w:t>
+      </w:r>
+      <w:r>
+        <w:t xml:space="preserve"> </w:t>
+      </w:r>
+      <w:r>
+        <w:t xml:space="preserve">(Path B): privacy changes don't retroactively re-deliver historic messages.</w:t>
+      </w:r>
+    </w:p>
+    <w:p>
+      <w:pPr>
+        <w:pStyle w:val="Compact"/>
+        <w:numPr>
+          <w:ilvl w:val="0"/>
+          <w:numId w:val="1014"/>
+        </w:numPr>
+      </w:pPr>
+      <w:r>
+        <w:rPr>
+          <w:b/>
+          <w:bCs/>
+        </w:rPr>
+        <w:t xml:space="preserve">Verify you sent the message AFTER adding the bot</w:t>
+      </w:r>
+      <w:r>
+        <w:t xml:space="preserve"> </w:t>
+      </w:r>
+      <w:r>
+        <w:t xml:space="preserve">(always): updates from before the bot joined are never delivered.</w:t>
+      </w:r>
+    </w:p>
+    <w:p>
+      <w:pPr>
+        <w:pStyle w:val="Compact"/>
+        <w:numPr>
+          <w:ilvl w:val="0"/>
+          <w:numId w:val="1014"/>
+        </w:numPr>
+      </w:pPr>
+      <w:r>
+        <w:rPr>
+          <w:b/>
+          <w:bCs/>
+        </w:rPr>
+        <w:t xml:space="preserve">Try a DM</w:t>
+      </w:r>
+      <w:r>
+        <w:rPr>
+          <w:b/>
+          <w:bCs/>
+        </w:rPr>
+        <w:t xml:space="preserve"> </w:t>
+      </w:r>
+      <w:r>
+        <w:rPr>
+          <w:rStyle w:val="VerbatimChar"/>
+          <w:b/>
+          <w:bCs/>
+        </w:rPr>
+        <w:t xml:space="preserve">/start</w:t>
+      </w:r>
+      <w:r>
+        <w:rPr>
+          <w:b/>
+          <w:bCs/>
+        </w:rPr>
+        <w:t xml:space="preserve"> </w:t>
+      </w:r>
+      <w:r>
+        <w:rPr>
+          <w:b/>
+          <w:bCs/>
+        </w:rPr>
+        <w:t xml:space="preserve">first</w:t>
+      </w:r>
+      <w:r>
+        <w:t xml:space="preserve"> </w:t>
+      </w:r>
+      <w:r>
+        <w:t xml:space="preserve">(Option A above): DMs ALWAYS work. If the DM chat_id appears but the group chat_id doesn't, the issue is isolated to the group's privacy configuration.</w:t>
+      </w:r>
+    </w:p>
+    <w:p>
+      <w:pPr>
+        <w:pStyle w:val="Compact"/>
+        <w:numPr>
+          <w:ilvl w:val="0"/>
+          <w:numId w:val="1014"/>
+        </w:numPr>
+      </w:pPr>
+      <w:r>
+        <w:rPr>
+          <w:b/>
+          <w:bCs/>
+        </w:rPr>
+        <w:t xml:space="preserve">Check if a previous</w:t>
+      </w:r>
+      <w:r>
+        <w:rPr>
+          <w:b/>
+          <w:bCs/>
+        </w:rPr>
+        <w:t xml:space="preserve"> </w:t>
+      </w:r>
+      <w:r>
+        <w:rPr>
+          <w:rStyle w:val="VerbatimChar"/>
+          <w:b/>
+          <w:bCs/>
+        </w:rPr>
+        <w:t xml:space="preserve">getUpdates</w:t>
+      </w:r>
+      <w:r>
+        <w:rPr>
+          <w:b/>
+          <w:bCs/>
+        </w:rPr>
+        <w:t xml:space="preserve"> </w:t>
+      </w:r>
+      <w:r>
+        <w:rPr>
+          <w:b/>
+          <w:bCs/>
+        </w:rPr>
         <w:t xml:space="preserve">consumed the update</w:t>
       </w:r>
       <w:r>
@@ -2716,8 +3135,8 @@
         <w:t xml:space="preserve">(read latest without acking) to mitigate this, but a previously-acked update is gone.</w:t>
       </w:r>
     </w:p>
-    <w:bookmarkEnd w:id="22"/>
-    <w:bookmarkStart w:id="23" w:name="diagnostic-command-canonical-helper"/>
+    <w:bookmarkEnd w:id="27"/>
+    <w:bookmarkStart w:id="28" w:name="diagnostic-command-canonical-helper"/>
     <w:p>
       <w:pPr>
         <w:pStyle w:val="Heading3"/>
@@ -2970,9 +3389,9 @@
         <w:t xml:space="preserve">with explanation, follow the suggested fix.</w:t>
       </w:r>
     </w:p>
-    <w:bookmarkEnd w:id="23"/>
-    <w:bookmarkEnd w:id="24"/>
-    <w:bookmarkStart w:id="27" w:name="step-3-provide-the-credentials-to-herald"/>
+    <w:bookmarkEnd w:id="28"/>
+    <w:bookmarkEnd w:id="29"/>
+    <w:bookmarkStart w:id="32" w:name="Xff6c9f376bde09770299844fe0c9a952350f629"/>
     <w:p>
       <w:pPr>
         <w:pStyle w:val="Heading2"/>
@@ -2991,7 +3410,7 @@
       <w:r>
         <w:t xml:space="preserve"> </w:t>
       </w:r>
-      <w:hyperlink r:id="rId10">
+      <w:hyperlink r:id="rId13">
         <w:r>
           <w:rPr>
             <w:rStyle w:val="VerbatimChar"/>
@@ -3006,7 +3425,7 @@
         <w:t xml:space="preserve">handles overlap correctly).</w:t>
       </w:r>
     </w:p>
-    <w:bookmarkStart w:id="25" w:name="X5fc291f007e375856938531c4c080b9ae7a2b35"/>
+    <w:bookmarkStart w:id="30" w:name="Xe2881bc483b069c8914e597f87394d1f38569f7"/>
     <w:p>
       <w:pPr>
         <w:pStyle w:val="Heading3"/>
@@ -3307,8 +3726,8 @@
         <w:t xml:space="preserve"># should print the chat ID</w:t>
       </w:r>
     </w:p>
-    <w:bookmarkEnd w:id="25"/>
-    <w:bookmarkStart w:id="26" w:name="path-b-project-local-.env"/>
+    <w:bookmarkEnd w:id="30"/>
+    <w:bookmarkStart w:id="31" w:name="path-b--project-local-env"/>
     <w:p>
       <w:pPr>
         <w:pStyle w:val="Heading3"/>
@@ -3556,7 +3975,7 @@
         <w:t xml:space="preserve">git add .env</w:t>
       </w:r>
       <w:r>
-        <w:t xml:space="preserve">. The repo’s</w:t>
+        <w:t xml:space="preserve">. The repo's</w:t>
       </w:r>
       <w:r>
         <w:t xml:space="preserve"> </w:t>
@@ -3574,9 +3993,9 @@
         <w:t xml:space="preserve">already covers it (line 28), but always double-check before committing.</w:t>
       </w:r>
     </w:p>
-    <w:bookmarkEnd w:id="26"/>
-    <w:bookmarkEnd w:id="27"/>
-    <w:bookmarkStart w:id="28" w:name="step-4-verify-healthcheck"/>
+    <w:bookmarkEnd w:id="31"/>
+    <w:bookmarkEnd w:id="32"/>
+    <w:bookmarkStart w:id="33" w:name="step-4--verify-healthcheck"/>
     <w:p>
       <w:pPr>
         <w:pStyle w:val="Heading2"/>
@@ -3751,7 +4170,7 @@
         <w:t xml:space="preserve">SKIP</w:t>
       </w:r>
       <w:r>
-        <w:t xml:space="preserve">, the env vars aren’t visible to</w:t>
+        <w:t xml:space="preserve">, the env vars aren't visible to</w:t>
       </w:r>
       <w:r>
         <w:t xml:space="preserve"> </w:t>
@@ -3944,8 +4363,8 @@
         <w:t xml:space="preserve">or HTTP errors, the token is invalid. Re-check Step 1.</w:t>
       </w:r>
     </w:p>
-    <w:bookmarkEnd w:id="28"/>
-    <w:bookmarkStart w:id="29" w:name="step-5-verify-send-e17"/>
+    <w:bookmarkEnd w:id="33"/>
+    <w:bookmarkStart w:id="34" w:name="step-5--verify-send-e17"/>
     <w:p>
       <w:pPr>
         <w:pStyle w:val="Heading2"/>
@@ -4131,15 +4550,11 @@
       <w:r>
         <w:t xml:space="preserve">You should also see the test message arrive in your Telegram chat — something like:</w:t>
       </w:r>
-      <w:r>
-        <w:t xml:space="preserve"> </w:t>
-      </w:r>
-      <w:r>
-        <w:t xml:space="preserve">&gt;</w:t>
-      </w:r>
-      <w:r>
-        <w:t xml:space="preserve"> </w:t>
-      </w:r>
+    </w:p>
+    <w:p>
+      <w:pPr>
+        <w:pStyle w:val="BlockText"/>
+      </w:pPr>
       <w:r>
         <w:rPr>
           <w:rStyle w:val="VerbatimChar"/>
@@ -4149,7 +4564,7 @@
     </w:p>
     <w:p>
       <w:pPr>
-        <w:pStyle w:val="BodyText"/>
+        <w:pStyle w:val="FirstParagraph"/>
       </w:pPr>
       <w:r>
         <w:t xml:space="preserve">The §107 anti-bluff guard asserts the persisted</w:t>
@@ -4185,8 +4600,8 @@
         <w:t xml:space="preserve">exactly — not a Herald-generated UUID. A spoofed adapter that returned a fake ID would fail this test.</w:t>
       </w:r>
     </w:p>
-    <w:bookmarkEnd w:id="29"/>
-    <w:bookmarkStart w:id="31" w:name="X7fe04bec2d248cee57e2a1dd27af4da1983e2cf"/>
+    <w:bookmarkEnd w:id="34"/>
+    <w:bookmarkStart w:id="36" w:name="X3b6cd4bf927172d23a52217ba936ffdc9f01ff0"/>
     <w:p>
       <w:pPr>
         <w:pStyle w:val="Heading2"/>
@@ -4208,19 +4623,19 @@
         <w:pStyle w:val="Compact"/>
         <w:numPr>
           <w:ilvl w:val="0"/>
-          <w:numId w:val="1013"/>
-        </w:numPr>
-      </w:pPr>
-      <w:r>
-        <w:t xml:space="preserve">All of Step 3’s env vars set.</w:t>
-      </w:r>
-    </w:p>
-    <w:p>
-      <w:pPr>
-        <w:pStyle w:val="Compact"/>
-        <w:numPr>
-          <w:ilvl w:val="0"/>
-          <w:numId w:val="1013"/>
+          <w:numId w:val="1015"/>
+        </w:numPr>
+      </w:pPr>
+      <w:r>
+        <w:t xml:space="preserve">All of Step 3's env vars set.</w:t>
+      </w:r>
+    </w:p>
+    <w:p>
+      <w:pPr>
+        <w:pStyle w:val="Compact"/>
+        <w:numPr>
+          <w:ilvl w:val="0"/>
+          <w:numId w:val="1015"/>
         </w:numPr>
       </w:pPr>
       <w:r>
@@ -4268,7 +4683,7 @@
         <w:pStyle w:val="Compact"/>
         <w:numPr>
           <w:ilvl w:val="0"/>
-          <w:numId w:val="1013"/>
+          <w:numId w:val="1015"/>
         </w:numPr>
       </w:pPr>
       <w:r>
@@ -4286,7 +4701,7 @@
       <w:r>
         <w:t xml:space="preserve"> </w:t>
       </w:r>
-      <w:hyperlink r:id="rId30">
+      <w:hyperlink r:id="rId35">
         <w:r>
           <w:rPr>
             <w:rStyle w:val="VerbatimChar"/>
@@ -4303,7 +4718,7 @@
         <w:pStyle w:val="Compact"/>
         <w:numPr>
           <w:ilvl w:val="0"/>
-          <w:numId w:val="1013"/>
+          <w:numId w:val="1015"/>
         </w:numPr>
       </w:pPr>
       <w:r>
@@ -4324,7 +4739,7 @@
         <w:pStyle w:val="Compact"/>
         <w:numPr>
           <w:ilvl w:val="0"/>
-          <w:numId w:val="1013"/>
+          <w:numId w:val="1015"/>
         </w:numPr>
       </w:pPr>
       <w:r>
@@ -4498,11 +4913,11 @@
         <w:pStyle w:val="FirstParagraph"/>
       </w:pPr>
       <w:r>
-        <w:t xml:space="preserve">You should see TWO messages in your Telegram chat: yours, then Claude’s reply.</w:t>
-      </w:r>
-    </w:p>
-    <w:bookmarkEnd w:id="31"/>
-    <w:bookmarkStart w:id="32" w:name="X4b87d0dd6a0c61396c2d2ce671f99f620da0546"/>
+        <w:t xml:space="preserve">You should see TWO messages in your Telegram chat: yours, then Claude's reply.</w:t>
+      </w:r>
+    </w:p>
+    <w:bookmarkEnd w:id="36"/>
+    <w:bookmarkStart w:id="37" w:name="X0886e780911efc80da6244ce9e2db2752d47f79"/>
     <w:p>
       <w:pPr>
         <w:pStyle w:val="Heading2"/>
@@ -4539,14 +4954,15 @@
         <w:pStyle w:val="BodyText"/>
       </w:pPr>
       <w:r>
-        <w:t xml:space="preserve">When webhook ingress lands, you’ll:</w:t>
-      </w:r>
-    </w:p>
-    <w:p>
-      <w:pPr>
-        <w:numPr>
-          <w:ilvl w:val="0"/>
-          <w:numId w:val="1014"/>
+        <w:t xml:space="preserve">When webhook ingress lands, you'll:</w:t>
+      </w:r>
+    </w:p>
+    <w:p>
+      <w:pPr>
+        <w:pStyle w:val="Compact"/>
+        <w:numPr>
+          <w:ilvl w:val="0"/>
+          <w:numId w:val="1016"/>
         </w:numPr>
       </w:pPr>
       <w:r>
@@ -4588,9 +5004,10 @@
     </w:p>
     <w:p>
       <w:pPr>
-        <w:numPr>
-          <w:ilvl w:val="0"/>
-          <w:numId w:val="1014"/>
+        <w:pStyle w:val="Compact"/>
+        <w:numPr>
+          <w:ilvl w:val="0"/>
+          <w:numId w:val="1016"/>
         </w:numPr>
       </w:pPr>
       <w:r>
@@ -4611,13 +5028,14 @@
     </w:p>
     <w:p>
       <w:pPr>
-        <w:numPr>
-          <w:ilvl w:val="0"/>
-          <w:numId w:val="1014"/>
-        </w:numPr>
-      </w:pPr>
-      <w:r>
-        <w:t xml:space="preserve">Configure the bot’s webhook URL via the Bot API:</w:t>
+        <w:pStyle w:val="Compact"/>
+        <w:numPr>
+          <w:ilvl w:val="0"/>
+          <w:numId w:val="1016"/>
+        </w:numPr>
+      </w:pPr>
+      <w:r>
+        <w:t xml:space="preserve">Configure the bot's webhook URL via the Bot API:</w:t>
       </w:r>
     </w:p>
     <w:p>
@@ -4637,9 +5055,10 @@
     </w:p>
     <w:p>
       <w:pPr>
-        <w:numPr>
-          <w:ilvl w:val="0"/>
-          <w:numId w:val="1014"/>
+        <w:pStyle w:val="Compact"/>
+        <w:numPr>
+          <w:ilvl w:val="0"/>
+          <w:numId w:val="1016"/>
         </w:numPr>
       </w:pPr>
       <w:r>
@@ -4699,8 +5118,8 @@
         <w:t xml:space="preserve">unset and rely on long-poll.</w:t>
       </w:r>
     </w:p>
-    <w:bookmarkEnd w:id="32"/>
-    <w:bookmarkStart w:id="33" w:name="troubleshooting"/>
+    <w:bookmarkEnd w:id="37"/>
+    <w:bookmarkStart w:id="38" w:name="troubleshooting"/>
     <w:p>
       <w:pPr>
         <w:pStyle w:val="Heading2"/>
@@ -4718,7 +5137,7 @@
           <w:b/>
           <w:bCs/>
         </w:rPr>
-        <w:t xml:space="preserve">“401 Unauthorized”</w:t>
+        <w:t xml:space="preserve">"401 Unauthorized" from</w:t>
       </w:r>
       <w:r>
         <w:rPr>
@@ -4729,41 +5148,41 @@
       </w:r>
       <w:r>
         <w:rPr>
+          <w:rStyle w:val="VerbatimChar"/>
           <w:b/>
           <w:bCs/>
         </w:rPr>
-        <w:t xml:space="preserve">from</w:t>
-      </w:r>
-      <w:r>
-        <w:rPr>
+        <w:t xml:space="preserve">getMe</w:t>
+      </w:r>
+      <w:r>
+        <w:t xml:space="preserve">: Token is wrong. Re-copy from BotFather; check no trailing whitespace.</w:t>
+      </w:r>
+    </w:p>
+    <w:p>
+      <w:pPr>
+        <w:pStyle w:val="BodyText"/>
+      </w:pPr>
+      <w:r>
+        <w:rPr>
+          <w:rStyle w:val="VerbatimChar"/>
           <w:b/>
           <w:bCs/>
         </w:rPr>
-        <w:t xml:space="preserve"> </w:t>
-      </w:r>
-      <w:r>
-        <w:rPr>
-          <w:rStyle w:val="VerbatimChar"/>
+        <w:t xml:space="preserve">getUpdates</w:t>
+      </w:r>
+      <w:r>
+        <w:rPr>
           <w:b/>
           <w:bCs/>
         </w:rPr>
-        <w:t xml:space="preserve">getMe</w:t>
-      </w:r>
-      <w:r>
-        <w:t xml:space="preserve">: Token is wrong. Re-copy from BotFather; check no trailing whitespace.</w:t>
-      </w:r>
-    </w:p>
-    <w:p>
-      <w:pPr>
-        <w:pStyle w:val="BodyText"/>
-      </w:pPr>
-      <w:r>
-        <w:rPr>
-          <w:rStyle w:val="VerbatimChar"/>
+        <w:t xml:space="preserve"> </w:t>
+      </w:r>
+      <w:r>
+        <w:rPr>
           <w:b/>
           <w:bCs/>
         </w:rPr>
-        <w:t xml:space="preserve">getUpdates</w:t>
+        <w:t xml:space="preserve">returns</w:t>
       </w:r>
       <w:r>
         <w:rPr>
@@ -4774,141 +5193,367 @@
       </w:r>
       <w:r>
         <w:rPr>
+          <w:rStyle w:val="VerbatimChar"/>
           <w:b/>
           <w:bCs/>
         </w:rPr>
-        <w:t xml:space="preserve">returns</w:t>
-      </w:r>
+        <w:t xml:space="preserve">409 Conflict</w:t>
+      </w:r>
+      <w:r>
+        <w:t xml:space="preserve">: A webhook is configured for this bot. Either use the webhook path (Step 7) OR delete the webhook to switch back to long-poll:</w:t>
+      </w:r>
+    </w:p>
+    <w:p>
+      <w:pPr>
+        <w:pStyle w:val="SourceCode"/>
+      </w:pPr>
+      <w:r>
+        <w:rPr>
+          <w:rStyle w:val="VerbatimChar"/>
+        </w:rPr>
+        <w:t xml:space="preserve">https://api.telegram.org/bot&lt;TOKEN&gt;/deleteWebhook</w:t>
+      </w:r>
+    </w:p>
+    <w:p>
+      <w:pPr>
+        <w:pStyle w:val="FirstParagraph"/>
+      </w:pPr>
       <w:r>
         <w:rPr>
           <w:b/>
           <w:bCs/>
         </w:rPr>
-        <w:t xml:space="preserve"> </w:t>
-      </w:r>
-      <w:r>
-        <w:rPr>
-          <w:rStyle w:val="VerbatimChar"/>
+        <w:t xml:space="preserve">Bot doesn't see group messages</w:t>
+      </w:r>
+      <w:r>
+        <w:t xml:space="preserve">: For groups, you must DISABLE "Privacy Mode" in BotFather:</w:t>
+      </w:r>
+    </w:p>
+    <w:p>
+      <w:pPr>
+        <w:pStyle w:val="Compact"/>
+        <w:numPr>
+          <w:ilvl w:val="0"/>
+          <w:numId w:val="1017"/>
+        </w:numPr>
+      </w:pPr>
+      <w:r>
+        <w:t xml:space="preserve">Chat with</w:t>
+      </w:r>
+      <w:r>
+        <w:t xml:space="preserve"> </w:t>
+      </w:r>
+      <w:r>
+        <w:rPr>
+          <w:rStyle w:val="VerbatimChar"/>
+        </w:rPr>
+        <w:t xml:space="preserve">@BotFather</w:t>
+      </w:r>
+      <w:r>
+        <w:t xml:space="preserve"> </w:t>
+      </w:r>
+      <w:r>
+        <w:t xml:space="preserve">→</w:t>
+      </w:r>
+      <w:r>
+        <w:t xml:space="preserve"> </w:t>
+      </w:r>
+      <w:r>
+        <w:rPr>
+          <w:rStyle w:val="VerbatimChar"/>
+        </w:rPr>
+        <w:t xml:space="preserve">/mybots</w:t>
+      </w:r>
+      <w:r>
+        <w:t xml:space="preserve"> </w:t>
+      </w:r>
+      <w:r>
+        <w:t xml:space="preserve">→ select your bot → "Bot Settings" → "Group Privacy" → "Turn off".</w:t>
+      </w:r>
+    </w:p>
+    <w:p>
+      <w:pPr>
+        <w:pStyle w:val="Compact"/>
+        <w:numPr>
+          <w:ilvl w:val="0"/>
+          <w:numId w:val="1017"/>
+        </w:numPr>
+      </w:pPr>
+      <w:r>
+        <w:t xml:space="preserve">Re-add the bot to the group if it was already added (the privacy change takes effect for new sessions).</w:t>
+      </w:r>
+    </w:p>
+    <w:p>
+      <w:pPr>
+        <w:pStyle w:val="FirstParagraph"/>
+      </w:pPr>
+      <w:r>
+        <w:rPr>
           <w:b/>
           <w:bCs/>
         </w:rPr>
-        <w:t xml:space="preserve">409 Conflict</w:t>
-      </w:r>
-      <w:r>
-        <w:t xml:space="preserve">: A webhook is configured for this bot. Either use the webhook path (Step 7) OR delete the webhook to switch back to long-poll:</w:t>
-      </w:r>
-    </w:p>
-    <w:p>
-      <w:pPr>
-        <w:pStyle w:val="SourceCode"/>
-      </w:pPr>
-      <w:r>
-        <w:rPr>
-          <w:rStyle w:val="VerbatimChar"/>
-        </w:rPr>
-        <w:t xml:space="preserve">https://api.telegram.org/bot&lt;TOKEN&gt;/deleteWebhook</w:t>
-      </w:r>
-    </w:p>
-    <w:p>
-      <w:pPr>
-        <w:pStyle w:val="FirstParagraph"/>
+        <w:t xml:space="preserve">Test SKIPs despite env vars set</w:t>
+      </w:r>
+      <w:r>
+        <w:t xml:space="preserve">: Some test runners scope env vars per-process. Run with inline env:</w:t>
+      </w:r>
+      <w:r>
+        <w:t xml:space="preserve"> </w:t>
+      </w:r>
+      <w:r>
+        <w:rPr>
+          <w:rStyle w:val="VerbatimChar"/>
+        </w:rPr>
+        <w:t xml:space="preserve">HERALD_TGRAM_BOT_TOKEN='...' go test ...</w:t>
+      </w:r>
+      <w:r>
+        <w:t xml:space="preserve">.</w:t>
+      </w:r>
+    </w:p>
+    <w:p>
+      <w:pPr>
+        <w:pStyle w:val="BodyText"/>
       </w:pPr>
       <w:r>
         <w:rPr>
           <w:b/>
           <w:bCs/>
         </w:rPr>
-        <w:t xml:space="preserve">Bot doesn’t see group messages</w:t>
-      </w:r>
-      <w:r>
-        <w:t xml:space="preserve">: For groups, you must DISABLE</w:t>
-      </w:r>
-      <w:r>
-        <w:t xml:space="preserve"> </w:t>
-      </w:r>
-      <w:r>
-        <w:t xml:space="preserve">“Privacy Mode”</w:t>
-      </w:r>
-      <w:r>
-        <w:t xml:space="preserve"> </w:t>
-      </w:r>
-      <w:r>
-        <w:t xml:space="preserve">in BotFather:</w:t>
-      </w:r>
-      <w:r>
-        <w:t xml:space="preserve"> </w:t>
-      </w:r>
-      <w:r>
-        <w:t xml:space="preserve">1. Chat with</w:t>
-      </w:r>
-      <w:r>
-        <w:t xml:space="preserve"> </w:t>
-      </w:r>
-      <w:r>
-        <w:rPr>
-          <w:rStyle w:val="VerbatimChar"/>
-        </w:rPr>
-        <w:t xml:space="preserve">@BotFather</w:t>
-      </w:r>
-      <w:r>
-        <w:t xml:space="preserve"> </w:t>
-      </w:r>
-      <w:r>
-        <w:t xml:space="preserve">→</w:t>
-      </w:r>
-      <w:r>
-        <w:t xml:space="preserve"> </w:t>
-      </w:r>
-      <w:r>
-        <w:rPr>
-          <w:rStyle w:val="VerbatimChar"/>
-        </w:rPr>
-        <w:t xml:space="preserve">/mybots</w:t>
-      </w:r>
-      <w:r>
-        <w:t xml:space="preserve"> </w:t>
-      </w:r>
-      <w:r>
-        <w:t xml:space="preserve">→ select your bot →</w:t>
-      </w:r>
-      <w:r>
-        <w:t xml:space="preserve"> </w:t>
-      </w:r>
-      <w:r>
-        <w:t xml:space="preserve">“Bot Settings”</w:t>
-      </w:r>
-      <w:r>
-        <w:t xml:space="preserve"> </w:t>
-      </w:r>
-      <w:r>
-        <w:t xml:space="preserve">→</w:t>
-      </w:r>
-      <w:r>
-        <w:t xml:space="preserve"> </w:t>
-      </w:r>
-      <w:r>
-        <w:t xml:space="preserve">“Group Privacy”</w:t>
-      </w:r>
-      <w:r>
-        <w:t xml:space="preserve"> </w:t>
-      </w:r>
-      <w:r>
-        <w:t xml:space="preserve">→</w:t>
-      </w:r>
-      <w:r>
-        <w:t xml:space="preserve"> </w:t>
-      </w:r>
-      <w:r>
-        <w:t xml:space="preserve">“Turn off”</w:t>
-      </w:r>
-      <w:r>
+        <w:t xml:space="preserve">MarkdownV2 parse error</w:t>
+      </w:r>
+      <w:r>
+        <w:t xml:space="preserve">: Herald uses MarkdownV2 parse mode by default (spec §11.1). Telegram requires specific escaping for</w:t>
+      </w:r>
+      <w:r>
+        <w:t xml:space="preserve"> </w:t>
+      </w:r>
+      <w:r>
+        <w:rPr>
+          <w:rStyle w:val="VerbatimChar"/>
+        </w:rPr>
+        <w:t xml:space="preserve">_</w:t>
+      </w:r>
+      <w:r>
+        <w:t xml:space="preserve">,</w:t>
+      </w:r>
+      <w:r>
+        <w:t xml:space="preserve"> </w:t>
+      </w:r>
+      <w:r>
+        <w:rPr>
+          <w:rStyle w:val="VerbatimChar"/>
+        </w:rPr>
+        <w:t xml:space="preserve">*</w:t>
+      </w:r>
+      <w:r>
+        <w:t xml:space="preserve">,</w:t>
+      </w:r>
+      <w:r>
+        <w:t xml:space="preserve"> </w:t>
+      </w:r>
+      <w:r>
+        <w:rPr>
+          <w:rStyle w:val="VerbatimChar"/>
+        </w:rPr>
+        <w:t xml:space="preserve">[</w:t>
+      </w:r>
+      <w:r>
+        <w:t xml:space="preserve">,</w:t>
+      </w:r>
+      <w:r>
+        <w:t xml:space="preserve"> </w:t>
+      </w:r>
+      <w:r>
+        <w:rPr>
+          <w:rStyle w:val="VerbatimChar"/>
+        </w:rPr>
+        <w:t xml:space="preserve">]</w:t>
+      </w:r>
+      <w:r>
+        <w:t xml:space="preserve">,</w:t>
+      </w:r>
+      <w:r>
+        <w:t xml:space="preserve"> </w:t>
+      </w:r>
+      <w:r>
+        <w:rPr>
+          <w:rStyle w:val="VerbatimChar"/>
+        </w:rPr>
+        <w:t xml:space="preserve">(</w:t>
+      </w:r>
+      <w:r>
+        <w:t xml:space="preserve">,</w:t>
+      </w:r>
+      <w:r>
+        <w:t xml:space="preserve"> </w:t>
+      </w:r>
+      <w:r>
+        <w:rPr>
+          <w:rStyle w:val="VerbatimChar"/>
+        </w:rPr>
+        <w:t xml:space="preserve">)</w:t>
+      </w:r>
+      <w:r>
+        <w:t xml:space="preserve">,</w:t>
+      </w:r>
+      <w:r>
+        <w:t xml:space="preserve"> </w:t>
+      </w:r>
+      <w:r>
+        <w:rPr>
+          <w:rStyle w:val="VerbatimChar"/>
+        </w:rPr>
+        <w:t xml:space="preserve">~</w:t>
+      </w:r>
+      <w:r>
+        <w:t xml:space="preserve">,</w:t>
+      </w:r>
+      <w:r>
+        <w:t xml:space="preserve"> </w:t>
+      </w:r>
+      <w:r>
+        <w:rPr>
+          <w:rStyle w:val="VerbatimChar"/>
+        </w:rPr>
+        <w:t xml:space="preserve">`</w:t>
+      </w:r>
+      <w:r>
+        <w:t xml:space="preserve">,</w:t>
+      </w:r>
+      <w:r>
+        <w:t xml:space="preserve"> </w:t>
+      </w:r>
+      <w:r>
+        <w:rPr>
+          <w:rStyle w:val="VerbatimChar"/>
+        </w:rPr>
+        <w:t xml:space="preserve">&gt;</w:t>
+      </w:r>
+      <w:r>
+        <w:t xml:space="preserve">,</w:t>
+      </w:r>
+      <w:r>
+        <w:t xml:space="preserve"> </w:t>
+      </w:r>
+      <w:r>
+        <w:rPr>
+          <w:rStyle w:val="VerbatimChar"/>
+        </w:rPr>
+        <w:t xml:space="preserve">#</w:t>
+      </w:r>
+      <w:r>
+        <w:t xml:space="preserve">,</w:t>
+      </w:r>
+      <w:r>
+        <w:t xml:space="preserve"> </w:t>
+      </w:r>
+      <w:r>
+        <w:rPr>
+          <w:rStyle w:val="VerbatimChar"/>
+        </w:rPr>
+        <w:t xml:space="preserve">+</w:t>
+      </w:r>
+      <w:r>
+        <w:t xml:space="preserve">,</w:t>
+      </w:r>
+      <w:r>
+        <w:t xml:space="preserve"> </w:t>
+      </w:r>
+      <w:r>
+        <w:rPr>
+          <w:rStyle w:val="VerbatimChar"/>
+        </w:rPr>
+        <w:t xml:space="preserve">-</w:t>
+      </w:r>
+      <w:r>
+        <w:t xml:space="preserve">,</w:t>
+      </w:r>
+      <w:r>
+        <w:t xml:space="preserve"> </w:t>
+      </w:r>
+      <w:r>
+        <w:rPr>
+          <w:rStyle w:val="VerbatimChar"/>
+        </w:rPr>
+        <w:t xml:space="preserve">=</w:t>
+      </w:r>
+      <w:r>
+        <w:t xml:space="preserve">,</w:t>
+      </w:r>
+      <w:r>
+        <w:t xml:space="preserve"> </w:t>
+      </w:r>
+      <w:r>
+        <w:rPr>
+          <w:rStyle w:val="VerbatimChar"/>
+        </w:rPr>
+        <w:t xml:space="preserve">|</w:t>
+      </w:r>
+      <w:r>
+        <w:t xml:space="preserve">,</w:t>
+      </w:r>
+      <w:r>
+        <w:t xml:space="preserve"> </w:t>
+      </w:r>
+      <w:r>
+        <w:rPr>
+          <w:rStyle w:val="VerbatimChar"/>
+        </w:rPr>
+        <w:t xml:space="preserve">{</w:t>
+      </w:r>
+      <w:r>
+        <w:t xml:space="preserve">,</w:t>
+      </w:r>
+      <w:r>
+        <w:t xml:space="preserve"> </w:t>
+      </w:r>
+      <w:r>
+        <w:rPr>
+          <w:rStyle w:val="VerbatimChar"/>
+        </w:rPr>
+        <w:t xml:space="preserve">}</w:t>
+      </w:r>
+      <w:r>
+        <w:t xml:space="preserve">,</w:t>
+      </w:r>
+      <w:r>
+        <w:t xml:space="preserve"> </w:t>
+      </w:r>
+      <w:r>
+        <w:rPr>
+          <w:rStyle w:val="VerbatimChar"/>
+        </w:rPr>
         <w:t xml:space="preserve">.</w:t>
       </w:r>
       <w:r>
-        <w:t xml:space="preserve"> </w:t>
-      </w:r>
-      <w:r>
-        <w:t xml:space="preserve">2. Re-add the bot to the group if it was already added (the privacy change takes effect for new sessions).</w:t>
+        <w:t xml:space="preserve">,</w:t>
+      </w:r>
+      <w:r>
+        <w:t xml:space="preserve"> </w:t>
+      </w:r>
+      <w:r>
+        <w:rPr>
+          <w:rStyle w:val="VerbatimChar"/>
+        </w:rPr>
+        <w:t xml:space="preserve">!</w:t>
+      </w:r>
+      <w:r>
+        <w:t xml:space="preserve">. If a message contains unescaped versions, the Send returns 400. Use</w:t>
+      </w:r>
+      <w:r>
+        <w:t xml:space="preserve"> </w:t>
+      </w:r>
+      <w:r>
+        <w:rPr>
+          <w:rStyle w:val="VerbatimChar"/>
+        </w:rPr>
+        <w:t xml:space="preserve">commons.Body.Plain</w:t>
+      </w:r>
+      <w:r>
+        <w:t xml:space="preserve"> </w:t>
+      </w:r>
+      <w:r>
+        <w:t xml:space="preserve">for plain-text without parse mode interpretation.</w:t>
       </w:r>
     </w:p>
     <w:p>
@@ -4920,316 +5565,81 @@
           <w:b/>
           <w:bCs/>
         </w:rPr>
-        <w:t xml:space="preserve">Test SKIPs despite env vars set</w:t>
-      </w:r>
-      <w:r>
-        <w:t xml:space="preserve">: Some test runners scope env vars per-process. Run with inline env:</w:t>
-      </w:r>
-      <w:r>
-        <w:t xml:space="preserve"> </w:t>
-      </w:r>
-      <w:r>
-        <w:rPr>
-          <w:rStyle w:val="VerbatimChar"/>
-        </w:rPr>
-        <w:t xml:space="preserve">HERALD_TGRAM_BOT_TOKEN='...' go test ...</w:t>
-      </w:r>
-      <w:r>
-        <w:t xml:space="preserve">.</w:t>
-      </w:r>
-    </w:p>
-    <w:p>
-      <w:pPr>
-        <w:pStyle w:val="BodyText"/>
+        <w:t xml:space="preserve">"chat not found"</w:t>
+      </w:r>
+      <w:r>
+        <w:t xml:space="preserve">: The bot was removed from the group, or you're using the wrong chat ID. Re-run</w:t>
+      </w:r>
+      <w:r>
+        <w:t xml:space="preserve"> </w:t>
+      </w:r>
+      <w:r>
+        <w:rPr>
+          <w:rStyle w:val="VerbatimChar"/>
+        </w:rPr>
+        <w:t xml:space="preserve">getUpdates</w:t>
+      </w:r>
+      <w:r>
+        <w:t xml:space="preserve"> </w:t>
+      </w:r>
+      <w:r>
+        <w:t xml:space="preserve">to confirm the chat exists.</w:t>
+      </w:r>
+    </w:p>
+    <w:bookmarkEnd w:id="38"/>
+    <w:bookmarkStart w:id="39" w:name="spec--code-references"/>
+    <w:p>
+      <w:pPr>
+        <w:pStyle w:val="Heading2"/>
+      </w:pPr>
+      <w:r>
+        <w:t xml:space="preserve">Spec + code references</w:t>
+      </w:r>
+    </w:p>
+    <w:p>
+      <w:pPr>
+        <w:pStyle w:val="Compact"/>
+        <w:numPr>
+          <w:ilvl w:val="0"/>
+          <w:numId w:val="1018"/>
+        </w:numPr>
       </w:pPr>
       <w:r>
         <w:rPr>
           <w:b/>
           <w:bCs/>
         </w:rPr>
-        <w:t xml:space="preserve">MarkdownV2 parse error</w:t>
-      </w:r>
-      <w:r>
-        <w:t xml:space="preserve">: Herald uses MarkdownV2 parse mode by default (spec §11.1). Telegram requires specific escaping for</w:t>
-      </w:r>
-      <w:r>
-        <w:t xml:space="preserve"> </w:t>
-      </w:r>
-      <w:r>
-        <w:rPr>
-          <w:rStyle w:val="VerbatimChar"/>
-        </w:rPr>
-        <w:t xml:space="preserve">_</w:t>
-      </w:r>
-      <w:r>
-        <w:t xml:space="preserve">,</w:t>
-      </w:r>
-      <w:r>
-        <w:t xml:space="preserve"> </w:t>
-      </w:r>
-      <w:r>
-        <w:rPr>
-          <w:rStyle w:val="VerbatimChar"/>
-        </w:rPr>
-        <w:t xml:space="preserve">*</w:t>
-      </w:r>
-      <w:r>
-        <w:t xml:space="preserve">,</w:t>
-      </w:r>
-      <w:r>
-        <w:t xml:space="preserve"> </w:t>
-      </w:r>
-      <w:r>
-        <w:rPr>
-          <w:rStyle w:val="VerbatimChar"/>
-        </w:rPr>
-        <w:t xml:space="preserve">[</w:t>
-      </w:r>
-      <w:r>
-        <w:t xml:space="preserve">,</w:t>
-      </w:r>
-      <w:r>
-        <w:t xml:space="preserve"> </w:t>
-      </w:r>
-      <w:r>
-        <w:rPr>
-          <w:rStyle w:val="VerbatimChar"/>
-        </w:rPr>
-        <w:t xml:space="preserve">]</w:t>
-      </w:r>
-      <w:r>
-        <w:t xml:space="preserve">,</w:t>
-      </w:r>
-      <w:r>
-        <w:t xml:space="preserve"> </w:t>
-      </w:r>
-      <w:r>
-        <w:rPr>
-          <w:rStyle w:val="VerbatimChar"/>
-        </w:rPr>
-        <w:t xml:space="preserve">(</w:t>
-      </w:r>
-      <w:r>
-        <w:t xml:space="preserve">,</w:t>
-      </w:r>
-      <w:r>
-        <w:t xml:space="preserve"> </w:t>
-      </w:r>
-      <w:r>
-        <w:rPr>
-          <w:rStyle w:val="VerbatimChar"/>
-        </w:rPr>
-        <w:t xml:space="preserve">)</w:t>
-      </w:r>
-      <w:r>
-        <w:t xml:space="preserve">,</w:t>
-      </w:r>
-      <w:r>
-        <w:t xml:space="preserve"> </w:t>
-      </w:r>
-      <w:r>
-        <w:rPr>
-          <w:rStyle w:val="VerbatimChar"/>
-        </w:rPr>
-        <w:t xml:space="preserve">~</w:t>
-      </w:r>
-      <w:r>
-        <w:t xml:space="preserve">,</w:t>
-      </w:r>
-      <w:r>
-        <w:t xml:space="preserve"> </w:t>
-      </w:r>
-      <w:r>
-        <w:rPr>
-          <w:rStyle w:val="VerbatimChar"/>
-        </w:rPr>
-        <w:t xml:space="preserve">`</w:t>
-      </w:r>
-      <w:r>
-        <w:t xml:space="preserve">,</w:t>
-      </w:r>
-      <w:r>
-        <w:t xml:space="preserve"> </w:t>
-      </w:r>
-      <w:r>
-        <w:rPr>
-          <w:rStyle w:val="VerbatimChar"/>
-        </w:rPr>
-        <w:t xml:space="preserve">&gt;</w:t>
-      </w:r>
-      <w:r>
-        <w:t xml:space="preserve">,</w:t>
-      </w:r>
-      <w:r>
-        <w:t xml:space="preserve"> </w:t>
-      </w:r>
-      <w:r>
-        <w:rPr>
-          <w:rStyle w:val="VerbatimChar"/>
-        </w:rPr>
-        <w:t xml:space="preserve">#</w:t>
-      </w:r>
-      <w:r>
-        <w:t xml:space="preserve">,</w:t>
-      </w:r>
-      <w:r>
-        <w:t xml:space="preserve"> </w:t>
-      </w:r>
-      <w:r>
-        <w:rPr>
-          <w:rStyle w:val="VerbatimChar"/>
-        </w:rPr>
-        <w:t xml:space="preserve">+</w:t>
-      </w:r>
-      <w:r>
-        <w:t xml:space="preserve">,</w:t>
-      </w:r>
-      <w:r>
-        <w:t xml:space="preserve"> </w:t>
-      </w:r>
-      <w:r>
-        <w:rPr>
-          <w:rStyle w:val="VerbatimChar"/>
-        </w:rPr>
-        <w:t xml:space="preserve">-</w:t>
-      </w:r>
-      <w:r>
-        <w:t xml:space="preserve">,</w:t>
-      </w:r>
-      <w:r>
-        <w:t xml:space="preserve"> </w:t>
-      </w:r>
-      <w:r>
-        <w:rPr>
-          <w:rStyle w:val="VerbatimChar"/>
-        </w:rPr>
-        <w:t xml:space="preserve">=</w:t>
-      </w:r>
-      <w:r>
-        <w:t xml:space="preserve">,</w:t>
-      </w:r>
-      <w:r>
-        <w:t xml:space="preserve"> </w:t>
-      </w:r>
-      <w:r>
-        <w:rPr>
-          <w:rStyle w:val="VerbatimChar"/>
-        </w:rPr>
-        <w:t xml:space="preserve">|</w:t>
-      </w:r>
-      <w:r>
-        <w:t xml:space="preserve">,</w:t>
-      </w:r>
-      <w:r>
-        <w:t xml:space="preserve"> </w:t>
-      </w:r>
-      <w:r>
-        <w:rPr>
-          <w:rStyle w:val="VerbatimChar"/>
-        </w:rPr>
-        <w:t xml:space="preserve">{</w:t>
-      </w:r>
-      <w:r>
-        <w:t xml:space="preserve">,</w:t>
-      </w:r>
-      <w:r>
-        <w:t xml:space="preserve"> </w:t>
-      </w:r>
-      <w:r>
-        <w:rPr>
-          <w:rStyle w:val="VerbatimChar"/>
-        </w:rPr>
-        <w:t xml:space="preserve">}</w:t>
-      </w:r>
-      <w:r>
-        <w:t xml:space="preserve">,</w:t>
-      </w:r>
-      <w:r>
-        <w:t xml:space="preserve"> </w:t>
-      </w:r>
-      <w:r>
-        <w:rPr>
-          <w:rStyle w:val="VerbatimChar"/>
-        </w:rPr>
-        <w:t xml:space="preserve">.</w:t>
-      </w:r>
-      <w:r>
-        <w:t xml:space="preserve">,</w:t>
-      </w:r>
-      <w:r>
-        <w:t xml:space="preserve"> </w:t>
-      </w:r>
-      <w:r>
-        <w:rPr>
-          <w:rStyle w:val="VerbatimChar"/>
-        </w:rPr>
-        <w:t xml:space="preserve">!</w:t>
-      </w:r>
-      <w:r>
-        <w:t xml:space="preserve">. If a message contains unescaped versions, the Send returns 400. Use</w:t>
-      </w:r>
-      <w:r>
-        <w:t xml:space="preserve"> </w:t>
-      </w:r>
-      <w:r>
-        <w:rPr>
-          <w:rStyle w:val="VerbatimChar"/>
-        </w:rPr>
-        <w:t xml:space="preserve">commons.Body.Plain</w:t>
-      </w:r>
-      <w:r>
-        <w:t xml:space="preserve"> </w:t>
-      </w:r>
-      <w:r>
-        <w:t xml:space="preserve">for plain-text without parse mode interpretation.</w:t>
-      </w:r>
-    </w:p>
-    <w:p>
-      <w:pPr>
-        <w:pStyle w:val="BodyText"/>
+        <w:t xml:space="preserve">Spec</w:t>
+      </w:r>
+      <w:r>
+        <w:t xml:space="preserve">: V3 §11.1 (Telegram capabilities + Bot API surface), §32.2 (subscriber-reply long-poll loop 25s + 30s safety-net)</w:t>
+      </w:r>
+    </w:p>
+    <w:p>
+      <w:pPr>
+        <w:pStyle w:val="Compact"/>
+        <w:numPr>
+          <w:ilvl w:val="0"/>
+          <w:numId w:val="1018"/>
+        </w:numPr>
       </w:pPr>
       <w:r>
         <w:rPr>
           <w:b/>
           <w:bCs/>
         </w:rPr>
-        <w:t xml:space="preserve">“chat not found”</w:t>
-      </w:r>
-      <w:r>
-        <w:t xml:space="preserve">: The bot was removed from the group, or you’re using the wrong chat ID. Re-run</w:t>
-      </w:r>
-      <w:r>
-        <w:t xml:space="preserve"> </w:t>
-      </w:r>
-      <w:r>
-        <w:rPr>
-          <w:rStyle w:val="VerbatimChar"/>
-        </w:rPr>
-        <w:t xml:space="preserve">getUpdates</w:t>
-      </w:r>
-      <w:r>
-        <w:t xml:space="preserve"> </w:t>
-      </w:r>
-      <w:r>
-        <w:t xml:space="preserve">to confirm the chat exists.</w:t>
-      </w:r>
-    </w:p>
-    <w:bookmarkEnd w:id="33"/>
-    <w:bookmarkStart w:id="34" w:name="spec-code-references"/>
-    <w:p>
-      <w:pPr>
-        <w:pStyle w:val="Heading2"/>
-      </w:pPr>
-      <w:r>
-        <w:t xml:space="preserve">Spec + code references</w:t>
-      </w:r>
-    </w:p>
-    <w:p>
-      <w:pPr>
-        <w:pStyle w:val="Compact"/>
-        <w:numPr>
-          <w:ilvl w:val="0"/>
-          <w:numId w:val="1015"/>
+        <w:t xml:space="preserve">HRD</w:t>
+      </w:r>
+      <w:r>
+        <w:t xml:space="preserve">: HRD-011 (Telegram channel adapter live integration)</w:t>
+      </w:r>
+    </w:p>
+    <w:p>
+      <w:pPr>
+        <w:pStyle w:val="Compact"/>
+        <w:numPr>
+          <w:ilvl w:val="0"/>
+          <w:numId w:val="1018"/>
         </w:numPr>
       </w:pPr>
       <w:r>
@@ -5237,18 +5647,168 @@
           <w:b/>
           <w:bCs/>
         </w:rPr>
-        <w:t xml:space="preserve">Spec</w:t>
-      </w:r>
-      <w:r>
-        <w:t xml:space="preserve">: V3 §11.1 (Telegram capabilities + Bot API surface), §32.2 (subscriber-reply long-poll loop 25s + 30s safety-net)</w:t>
-      </w:r>
-    </w:p>
-    <w:p>
-      <w:pPr>
-        <w:pStyle w:val="Compact"/>
-        <w:numPr>
-          <w:ilvl w:val="0"/>
-          <w:numId w:val="1015"/>
+        <w:t xml:space="preserve">Code</w:t>
+      </w:r>
+      <w:r>
+        <w:t xml:space="preserve">:</w:t>
+      </w:r>
+    </w:p>
+    <w:p>
+      <w:pPr>
+        <w:pStyle w:val="Compact"/>
+        <w:numPr>
+          <w:ilvl w:val="1"/>
+          <w:numId w:val="1019"/>
+        </w:numPr>
+      </w:pPr>
+      <w:r>
+        <w:rPr>
+          <w:rStyle w:val="VerbatimChar"/>
+        </w:rPr>
+        <w:t xml:space="preserve">commons_messaging/channels/tgram/tgram.go</w:t>
+      </w:r>
+      <w:r>
+        <w:t xml:space="preserve"> </w:t>
+      </w:r>
+      <w:r>
+        <w:t xml:space="preserve">— Adapter struct + URL parser + Capabilities</w:t>
+      </w:r>
+    </w:p>
+    <w:p>
+      <w:pPr>
+        <w:pStyle w:val="Compact"/>
+        <w:numPr>
+          <w:ilvl w:val="1"/>
+          <w:numId w:val="1019"/>
+        </w:numPr>
+      </w:pPr>
+      <w:r>
+        <w:rPr>
+          <w:rStyle w:val="VerbatimChar"/>
+        </w:rPr>
+        <w:t xml:space="preserve">commons_messaging/channels/tgram/healthcheck.go</w:t>
+      </w:r>
+      <w:r>
+        <w:t xml:space="preserve"> </w:t>
+      </w:r>
+      <w:r>
+        <w:t xml:space="preserve">—</w:t>
+      </w:r>
+      <w:r>
+        <w:t xml:space="preserve"> </w:t>
+      </w:r>
+      <w:r>
+        <w:rPr>
+          <w:rStyle w:val="VerbatimChar"/>
+        </w:rPr>
+        <w:t xml:space="preserve">getMe</w:t>
+      </w:r>
+      <w:r>
+        <w:t xml:space="preserve"> </w:t>
+      </w:r>
+      <w:r>
+        <w:t xml:space="preserve">HealthCheck</w:t>
+      </w:r>
+    </w:p>
+    <w:p>
+      <w:pPr>
+        <w:pStyle w:val="Compact"/>
+        <w:numPr>
+          <w:ilvl w:val="1"/>
+          <w:numId w:val="1019"/>
+        </w:numPr>
+      </w:pPr>
+      <w:r>
+        <w:rPr>
+          <w:rStyle w:val="VerbatimChar"/>
+        </w:rPr>
+        <w:t xml:space="preserve">commons_messaging/channels/tgram/send.go</w:t>
+      </w:r>
+      <w:r>
+        <w:t xml:space="preserve"> </w:t>
+      </w:r>
+      <w:r>
+        <w:t xml:space="preserve">— Bot.Send (sendMessage MarkdownV2 + forum-topic ThreadID)</w:t>
+      </w:r>
+    </w:p>
+    <w:p>
+      <w:pPr>
+        <w:pStyle w:val="Compact"/>
+        <w:numPr>
+          <w:ilvl w:val="1"/>
+          <w:numId w:val="1019"/>
+        </w:numPr>
+      </w:pPr>
+      <w:r>
+        <w:rPr>
+          <w:rStyle w:val="VerbatimChar"/>
+        </w:rPr>
+        <w:t xml:space="preserve">commons_messaging/channels/tgram/subscribe.go</w:t>
+      </w:r>
+      <w:r>
+        <w:t xml:space="preserve"> </w:t>
+      </w:r>
+      <w:r>
+        <w:t xml:space="preserve">— LongPoller 25s + 30s safety-net per §32.2</w:t>
+      </w:r>
+    </w:p>
+    <w:p>
+      <w:pPr>
+        <w:pStyle w:val="Compact"/>
+        <w:numPr>
+          <w:ilvl w:val="1"/>
+          <w:numId w:val="1019"/>
+        </w:numPr>
+      </w:pPr>
+      <w:r>
+        <w:rPr>
+          <w:rStyle w:val="VerbatimChar"/>
+        </w:rPr>
+        <w:t xml:space="preserve">commons_messaging/channels/tgram/persist.go</w:t>
+      </w:r>
+      <w:r>
+        <w:t xml:space="preserve"> </w:t>
+      </w:r>
+      <w:r>
+        <w:t xml:space="preserve">—</w:t>
+      </w:r>
+      <w:r>
+        <w:t xml:space="preserve"> </w:t>
+      </w:r>
+      <w:r>
+        <w:rPr>
+          <w:rStyle w:val="VerbatimChar"/>
+        </w:rPr>
+        <w:t xml:space="preserve">NewWithStorage</w:t>
+      </w:r>
+      <w:r>
+        <w:t xml:space="preserve"> </w:t>
+      </w:r>
+      <w:r>
+        <w:t xml:space="preserve">+</w:t>
+      </w:r>
+      <w:r>
+        <w:t xml:space="preserve"> </w:t>
+      </w:r>
+      <w:r>
+        <w:rPr>
+          <w:rStyle w:val="VerbatimChar"/>
+        </w:rPr>
+        <w:t xml:space="preserve">SendForTenant</w:t>
+      </w:r>
+      <w:r>
+        <w:t xml:space="preserve"> </w:t>
+      </w:r>
+      <w:r>
+        <w:t xml:space="preserve">(outbound_delivery_evidence persistence)</w:t>
+      </w:r>
+    </w:p>
+    <w:p>
+      <w:pPr>
+        <w:pStyle w:val="Compact"/>
+        <w:numPr>
+          <w:ilvl w:val="0"/>
+          <w:numId w:val="1018"/>
         </w:numPr>
       </w:pPr>
       <w:r>
@@ -5256,18 +5816,123 @@
           <w:b/>
           <w:bCs/>
         </w:rPr>
-        <w:t xml:space="preserve">HRD</w:t>
-      </w:r>
-      <w:r>
-        <w:t xml:space="preserve">: HRD-011 (Telegram channel adapter live integration)</w:t>
-      </w:r>
-    </w:p>
-    <w:p>
-      <w:pPr>
-        <w:pStyle w:val="Compact"/>
-        <w:numPr>
-          <w:ilvl w:val="0"/>
-          <w:numId w:val="1015"/>
+        <w:t xml:space="preserve">Tests</w:t>
+      </w:r>
+      <w:r>
+        <w:t xml:space="preserve">:</w:t>
+      </w:r>
+    </w:p>
+    <w:p>
+      <w:pPr>
+        <w:pStyle w:val="Compact"/>
+        <w:numPr>
+          <w:ilvl w:val="1"/>
+          <w:numId w:val="1020"/>
+        </w:numPr>
+      </w:pPr>
+      <w:r>
+        <w:rPr>
+          <w:rStyle w:val="VerbatimChar"/>
+        </w:rPr>
+        <w:t xml:space="preserve">commons_messaging/channels/tgram/healthcheck_integration_test.go</w:t>
+      </w:r>
+      <w:r>
+        <w:t xml:space="preserve"> </w:t>
+      </w:r>
+      <w:r>
+        <w:t xml:space="preserve">— E17 prerequisite</w:t>
+      </w:r>
+    </w:p>
+    <w:p>
+      <w:pPr>
+        <w:pStyle w:val="Compact"/>
+        <w:numPr>
+          <w:ilvl w:val="1"/>
+          <w:numId w:val="1020"/>
+        </w:numPr>
+      </w:pPr>
+      <w:r>
+        <w:rPr>
+          <w:rStyle w:val="VerbatimChar"/>
+        </w:rPr>
+        <w:t xml:space="preserve">commons_messaging/channels/tgram/send_integration_test.go</w:t>
+      </w:r>
+      <w:r>
+        <w:t xml:space="preserve"> </w:t>
+      </w:r>
+      <w:r>
+        <w:t xml:space="preserve">— E17 (live Telegram + non-empty Receipt.ChannelMsgID)</w:t>
+      </w:r>
+    </w:p>
+    <w:p>
+      <w:pPr>
+        <w:pStyle w:val="Compact"/>
+        <w:numPr>
+          <w:ilvl w:val="1"/>
+          <w:numId w:val="1020"/>
+        </w:numPr>
+      </w:pPr>
+      <w:r>
+        <w:rPr>
+          <w:rStyle w:val="VerbatimChar"/>
+        </w:rPr>
+        <w:t xml:space="preserve">commons_messaging/channels/tgram/subscribe_integration_test.go</w:t>
+      </w:r>
+      <w:r>
+        <w:t xml:space="preserve"> </w:t>
+      </w:r>
+      <w:r>
+        <w:t xml:space="preserve">— E19 inbound half</w:t>
+      </w:r>
+    </w:p>
+    <w:p>
+      <w:pPr>
+        <w:pStyle w:val="Compact"/>
+        <w:numPr>
+          <w:ilvl w:val="1"/>
+          <w:numId w:val="1020"/>
+        </w:numPr>
+      </w:pPr>
+      <w:r>
+        <w:rPr>
+          <w:rStyle w:val="VerbatimChar"/>
+        </w:rPr>
+        <w:t xml:space="preserve">commons_messaging/channels/tgram/persist_integration_test.go</w:t>
+      </w:r>
+      <w:r>
+        <w:t xml:space="preserve"> </w:t>
+      </w:r>
+      <w:r>
+        <w:t xml:space="preserve">— E17 persistence (exact channel_message_id match)</w:t>
+      </w:r>
+    </w:p>
+    <w:p>
+      <w:pPr>
+        <w:pStyle w:val="Compact"/>
+        <w:numPr>
+          <w:ilvl w:val="1"/>
+          <w:numId w:val="1020"/>
+        </w:numPr>
+      </w:pPr>
+      <w:r>
+        <w:rPr>
+          <w:rStyle w:val="VerbatimChar"/>
+        </w:rPr>
+        <w:t xml:space="preserve">commons_messaging/vertical_slice_integration_test.go</w:t>
+      </w:r>
+      <w:r>
+        <w:t xml:space="preserve"> </w:t>
+      </w:r>
+      <w:r>
+        <w:t xml:space="preserve">— E19 full slice</w:t>
+      </w:r>
+    </w:p>
+    <w:p>
+      <w:pPr>
+        <w:pStyle w:val="Compact"/>
+        <w:numPr>
+          <w:ilvl w:val="0"/>
+          <w:numId w:val="1018"/>
         </w:numPr>
       </w:pPr>
       <w:r>
@@ -5275,168 +5940,48 @@
           <w:b/>
           <w:bCs/>
         </w:rPr>
-        <w:t xml:space="preserve">Code</w:t>
+        <w:t xml:space="preserve">Vendored SDK</w:t>
       </w:r>
       <w:r>
         <w:t xml:space="preserve">:</w:t>
       </w:r>
-    </w:p>
-    <w:p>
-      <w:pPr>
-        <w:pStyle w:val="Compact"/>
-        <w:numPr>
-          <w:ilvl w:val="1"/>
-          <w:numId w:val="1016"/>
-        </w:numPr>
-      </w:pPr>
-      <w:r>
-        <w:rPr>
-          <w:rStyle w:val="VerbatimChar"/>
-        </w:rPr>
-        <w:t xml:space="preserve">commons_messaging/channels/tgram/tgram.go</w:t>
-      </w:r>
-      <w:r>
-        <w:t xml:space="preserve"> </w:t>
-      </w:r>
-      <w:r>
-        <w:t xml:space="preserve">— Adapter struct + URL parser + Capabilities</w:t>
-      </w:r>
-    </w:p>
-    <w:p>
-      <w:pPr>
-        <w:pStyle w:val="Compact"/>
-        <w:numPr>
-          <w:ilvl w:val="1"/>
-          <w:numId w:val="1016"/>
-        </w:numPr>
-      </w:pPr>
-      <w:r>
-        <w:rPr>
-          <w:rStyle w:val="VerbatimChar"/>
-        </w:rPr>
-        <w:t xml:space="preserve">commons_messaging/channels/tgram/healthcheck.go</w:t>
-      </w:r>
-      <w:r>
-        <w:t xml:space="preserve"> </w:t>
-      </w:r>
-      <w:r>
-        <w:t xml:space="preserve">—</w:t>
-      </w:r>
-      <w:r>
-        <w:t xml:space="preserve"> </w:t>
-      </w:r>
-      <w:r>
-        <w:rPr>
-          <w:rStyle w:val="VerbatimChar"/>
-        </w:rPr>
-        <w:t xml:space="preserve">getMe</w:t>
-      </w:r>
-      <w:r>
-        <w:t xml:space="preserve"> </w:t>
-      </w:r>
-      <w:r>
-        <w:t xml:space="preserve">HealthCheck</w:t>
-      </w:r>
-    </w:p>
-    <w:p>
-      <w:pPr>
-        <w:pStyle w:val="Compact"/>
-        <w:numPr>
-          <w:ilvl w:val="1"/>
-          <w:numId w:val="1016"/>
-        </w:numPr>
-      </w:pPr>
-      <w:r>
-        <w:rPr>
-          <w:rStyle w:val="VerbatimChar"/>
-        </w:rPr>
-        <w:t xml:space="preserve">commons_messaging/channels/tgram/send.go</w:t>
-      </w:r>
-      <w:r>
-        <w:t xml:space="preserve"> </w:t>
-      </w:r>
-      <w:r>
-        <w:t xml:space="preserve">— Bot.Send (sendMessage MarkdownV2 + forum-topic ThreadID)</w:t>
-      </w:r>
-    </w:p>
-    <w:p>
-      <w:pPr>
-        <w:pStyle w:val="Compact"/>
-        <w:numPr>
-          <w:ilvl w:val="1"/>
-          <w:numId w:val="1016"/>
-        </w:numPr>
-      </w:pPr>
-      <w:r>
-        <w:rPr>
-          <w:rStyle w:val="VerbatimChar"/>
-        </w:rPr>
-        <w:t xml:space="preserve">commons_messaging/channels/tgram/subscribe.go</w:t>
-      </w:r>
-      <w:r>
-        <w:t xml:space="preserve"> </w:t>
-      </w:r>
-      <w:r>
-        <w:t xml:space="preserve">— LongPoller 25s + 30s safety-net per §32.2</w:t>
-      </w:r>
-    </w:p>
-    <w:p>
-      <w:pPr>
-        <w:pStyle w:val="Compact"/>
-        <w:numPr>
-          <w:ilvl w:val="1"/>
-          <w:numId w:val="1016"/>
-        </w:numPr>
-      </w:pPr>
-      <w:r>
-        <w:rPr>
-          <w:rStyle w:val="VerbatimChar"/>
-        </w:rPr>
-        <w:t xml:space="preserve">commons_messaging/channels/tgram/persist.go</w:t>
-      </w:r>
-      <w:r>
-        <w:t xml:space="preserve"> </w:t>
-      </w:r>
-      <w:r>
-        <w:t xml:space="preserve">—</w:t>
-      </w:r>
-      <w:r>
-        <w:t xml:space="preserve"> </w:t>
-      </w:r>
-      <w:r>
-        <w:rPr>
-          <w:rStyle w:val="VerbatimChar"/>
-        </w:rPr>
-        <w:t xml:space="preserve">NewWithStorage</w:t>
-      </w:r>
-      <w:r>
-        <w:t xml:space="preserve"> </w:t>
-      </w:r>
-      <w:r>
-        <w:t xml:space="preserve">+</w:t>
-      </w:r>
-      <w:r>
-        <w:t xml:space="preserve"> </w:t>
-      </w:r>
-      <w:r>
-        <w:rPr>
-          <w:rStyle w:val="VerbatimChar"/>
-        </w:rPr>
-        <w:t xml:space="preserve">SendForTenant</w:t>
-      </w:r>
-      <w:r>
-        <w:t xml:space="preserve"> </w:t>
-      </w:r>
-      <w:r>
-        <w:t xml:space="preserve">(outbound_delivery_evidence persistence)</w:t>
-      </w:r>
-    </w:p>
-    <w:p>
-      <w:pPr>
-        <w:pStyle w:val="Compact"/>
-        <w:numPr>
-          <w:ilvl w:val="0"/>
-          <w:numId w:val="1015"/>
+      <w:r>
+        <w:t xml:space="preserve"> </w:t>
+      </w:r>
+      <w:r>
+        <w:rPr>
+          <w:rStyle w:val="VerbatimChar"/>
+        </w:rPr>
+        <w:t xml:space="preserve">submodules/telebot/</w:t>
+      </w:r>
+      <w:r>
+        <w:t xml:space="preserve"> </w:t>
+      </w:r>
+      <w:r>
+        <w:t xml:space="preserve">(gopkg.in/telebot.v3 at v3.3.8, pinned to keep</w:t>
+      </w:r>
+      <w:r>
+        <w:t xml:space="preserve"> </w:t>
+      </w:r>
+      <w:r>
+        <w:rPr>
+          <w:rStyle w:val="VerbatimChar"/>
+        </w:rPr>
+        <w:t xml:space="preserve">gopkg.in/telebot.v3</w:t>
+      </w:r>
+      <w:r>
+        <w:t xml:space="preserve"> </w:t>
+      </w:r>
+      <w:r>
+        <w:t xml:space="preserve">import-path stable per §11.4.74)</w:t>
+      </w:r>
+    </w:p>
+    <w:p>
+      <w:pPr>
+        <w:pStyle w:val="Compact"/>
+        <w:numPr>
+          <w:ilvl w:val="0"/>
+          <w:numId w:val="1018"/>
         </w:numPr>
       </w:pPr>
       <w:r>
@@ -5444,188 +5989,15 @@
           <w:b/>
           <w:bCs/>
         </w:rPr>
-        <w:t xml:space="preserve">Tests</w:t>
+        <w:t xml:space="preserve">Related</w:t>
       </w:r>
       <w:r>
         <w:t xml:space="preserve">:</w:t>
       </w:r>
-    </w:p>
-    <w:p>
-      <w:pPr>
-        <w:pStyle w:val="Compact"/>
-        <w:numPr>
-          <w:ilvl w:val="1"/>
-          <w:numId w:val="1017"/>
-        </w:numPr>
-      </w:pPr>
-      <w:r>
-        <w:rPr>
-          <w:rStyle w:val="VerbatimChar"/>
-        </w:rPr>
-        <w:t xml:space="preserve">commons_messaging/channels/tgram/healthcheck_integration_test.go</w:t>
-      </w:r>
-      <w:r>
-        <w:t xml:space="preserve"> </w:t>
-      </w:r>
-      <w:r>
-        <w:t xml:space="preserve">— E17 prerequisite</w:t>
-      </w:r>
-    </w:p>
-    <w:p>
-      <w:pPr>
-        <w:pStyle w:val="Compact"/>
-        <w:numPr>
-          <w:ilvl w:val="1"/>
-          <w:numId w:val="1017"/>
-        </w:numPr>
-      </w:pPr>
-      <w:r>
-        <w:rPr>
-          <w:rStyle w:val="VerbatimChar"/>
-        </w:rPr>
-        <w:t xml:space="preserve">commons_messaging/channels/tgram/send_integration_test.go</w:t>
-      </w:r>
-      <w:r>
-        <w:t xml:space="preserve"> </w:t>
-      </w:r>
-      <w:r>
-        <w:t xml:space="preserve">— E17 (live Telegram + non-empty Receipt.ChannelMsgID)</w:t>
-      </w:r>
-    </w:p>
-    <w:p>
-      <w:pPr>
-        <w:pStyle w:val="Compact"/>
-        <w:numPr>
-          <w:ilvl w:val="1"/>
-          <w:numId w:val="1017"/>
-        </w:numPr>
-      </w:pPr>
-      <w:r>
-        <w:rPr>
-          <w:rStyle w:val="VerbatimChar"/>
-        </w:rPr>
-        <w:t xml:space="preserve">commons_messaging/channels/tgram/subscribe_integration_test.go</w:t>
-      </w:r>
-      <w:r>
-        <w:t xml:space="preserve"> </w:t>
-      </w:r>
-      <w:r>
-        <w:t xml:space="preserve">— E19 inbound half</w:t>
-      </w:r>
-    </w:p>
-    <w:p>
-      <w:pPr>
-        <w:pStyle w:val="Compact"/>
-        <w:numPr>
-          <w:ilvl w:val="1"/>
-          <w:numId w:val="1017"/>
-        </w:numPr>
-      </w:pPr>
-      <w:r>
-        <w:rPr>
-          <w:rStyle w:val="VerbatimChar"/>
-        </w:rPr>
-        <w:t xml:space="preserve">commons_messaging/channels/tgram/persist_integration_test.go</w:t>
-      </w:r>
-      <w:r>
-        <w:t xml:space="preserve"> </w:t>
-      </w:r>
-      <w:r>
-        <w:t xml:space="preserve">— E17 persistence (exact channel_message_id match)</w:t>
-      </w:r>
-    </w:p>
-    <w:p>
-      <w:pPr>
-        <w:pStyle w:val="Compact"/>
-        <w:numPr>
-          <w:ilvl w:val="1"/>
-          <w:numId w:val="1017"/>
-        </w:numPr>
-      </w:pPr>
-      <w:r>
-        <w:rPr>
-          <w:rStyle w:val="VerbatimChar"/>
-        </w:rPr>
-        <w:t xml:space="preserve">commons_messaging/vertical_slice_integration_test.go</w:t>
-      </w:r>
-      <w:r>
-        <w:t xml:space="preserve"> </w:t>
-      </w:r>
-      <w:r>
-        <w:t xml:space="preserve">— E19 full slice</w:t>
-      </w:r>
-    </w:p>
-    <w:p>
-      <w:pPr>
-        <w:pStyle w:val="Compact"/>
-        <w:numPr>
-          <w:ilvl w:val="0"/>
-          <w:numId w:val="1015"/>
-        </w:numPr>
-      </w:pPr>
-      <w:r>
-        <w:rPr>
-          <w:b/>
-          <w:bCs/>
-        </w:rPr>
-        <w:t xml:space="preserve">Vendored SDK</w:t>
-      </w:r>
-      <w:r>
-        <w:t xml:space="preserve">:</w:t>
-      </w:r>
-      <w:r>
-        <w:t xml:space="preserve"> </w:t>
-      </w:r>
-      <w:r>
-        <w:rPr>
-          <w:rStyle w:val="VerbatimChar"/>
-        </w:rPr>
-        <w:t xml:space="preserve">submodules/telebot/</w:t>
-      </w:r>
-      <w:r>
-        <w:t xml:space="preserve"> </w:t>
-      </w:r>
-      <w:r>
-        <w:t xml:space="preserve">(gopkg.in/telebot.v3 at v3.3.8, pinned to keep</w:t>
-      </w:r>
-      <w:r>
-        <w:t xml:space="preserve"> </w:t>
-      </w:r>
-      <w:r>
-        <w:rPr>
-          <w:rStyle w:val="VerbatimChar"/>
-        </w:rPr>
-        <w:t xml:space="preserve">gopkg.in/telebot.v3</w:t>
-      </w:r>
-      <w:r>
-        <w:t xml:space="preserve"> </w:t>
-      </w:r>
-      <w:r>
-        <w:t xml:space="preserve">import-path stable per §11.4.74)</w:t>
-      </w:r>
-    </w:p>
-    <w:p>
-      <w:pPr>
-        <w:pStyle w:val="Compact"/>
-        <w:numPr>
-          <w:ilvl w:val="0"/>
-          <w:numId w:val="1015"/>
-        </w:numPr>
-      </w:pPr>
-      <w:r>
-        <w:rPr>
-          <w:b/>
-          <w:bCs/>
-        </w:rPr>
-        <w:t xml:space="preserve">Related</w:t>
-      </w:r>
-      <w:r>
-        <w:t xml:space="preserve">:</w:t>
-      </w:r>
-      <w:r>
-        <w:t xml:space="preserve"> </w:t>
-      </w:r>
-      <w:hyperlink r:id="rId10">
+      <w:r>
+        <w:t xml:space="preserve"> </w:t>
+      </w:r>
+      <w:hyperlink r:id="rId13">
         <w:r>
           <w:rPr>
             <w:rStyle w:val="VerbatimChar"/>
@@ -5637,18 +6009,12 @@
         <w:t xml:space="preserve"> </w:t>
       </w:r>
       <w:r>
-        <w:t xml:space="preserve">§</w:t>
-      </w:r>
-      <w:r>
-        <w:t xml:space="preserve">“Telegram”</w:t>
-      </w:r>
-      <w:r>
-        <w:t xml:space="preserve">;</w:t>
-      </w:r>
-      <w:r>
-        <w:t xml:space="preserve"> </w:t>
-      </w:r>
-      <w:hyperlink r:id="rId30">
+        <w:t xml:space="preserve">§"Telegram";</w:t>
+      </w:r>
+      <w:r>
+        <w:t xml:space="preserve"> </w:t>
+      </w:r>
+      <w:hyperlink r:id="rId35">
         <w:r>
           <w:rPr>
             <w:rStyle w:val="VerbatimChar"/>
@@ -5663,8 +6029,8 @@
         <w:t xml:space="preserve">for the LLM dispatch half of the vertical slice</w:t>
       </w:r>
     </w:p>
-    <w:bookmarkEnd w:id="34"/>
-    <w:bookmarkEnd w:id="35"/>
+    <w:bookmarkEnd w:id="39"/>
+    <w:bookmarkEnd w:id="40"/>
     <w:sectPr>
       <w:footnotePr>
         <w:numRestart w:val="eachSect"/>
@@ -6168,6 +6534,9 @@
     </w:lvlOverride>
   </w:num>
   <w:num w:numId="1014">
+    <w:abstractNumId w:val="991"/>
+  </w:num>
+  <w:num w:numId="1015">
     <w:abstractNumId w:val="99411"/>
     <w:lvlOverride w:ilvl="0">
       <w:startOverride w:val="1"/>
@@ -6197,13 +6566,73 @@
       <w:startOverride w:val="1"/>
     </w:lvlOverride>
   </w:num>
-  <w:num w:numId="1015">
+  <w:num w:numId="1016">
+    <w:abstractNumId w:val="99411"/>
+    <w:lvlOverride w:ilvl="0">
+      <w:startOverride w:val="1"/>
+    </w:lvlOverride>
+    <w:lvlOverride w:ilvl="1">
+      <w:startOverride w:val="1"/>
+    </w:lvlOverride>
+    <w:lvlOverride w:ilvl="2">
+      <w:startOverride w:val="1"/>
+    </w:lvlOverride>
+    <w:lvlOverride w:ilvl="3">
+      <w:startOverride w:val="1"/>
+    </w:lvlOverride>
+    <w:lvlOverride w:ilvl="4">
+      <w:startOverride w:val="1"/>
+    </w:lvlOverride>
+    <w:lvlOverride w:ilvl="5">
+      <w:startOverride w:val="1"/>
+    </w:lvlOverride>
+    <w:lvlOverride w:ilvl="6">
+      <w:startOverride w:val="1"/>
+    </w:lvlOverride>
+    <w:lvlOverride w:ilvl="7">
+      <w:startOverride w:val="1"/>
+    </w:lvlOverride>
+    <w:lvlOverride w:ilvl="8">
+      <w:startOverride w:val="1"/>
+    </w:lvlOverride>
+  </w:num>
+  <w:num w:numId="1017">
+    <w:abstractNumId w:val="99411"/>
+    <w:lvlOverride w:ilvl="0">
+      <w:startOverride w:val="1"/>
+    </w:lvlOverride>
+    <w:lvlOverride w:ilvl="1">
+      <w:startOverride w:val="1"/>
+    </w:lvlOverride>
+    <w:lvlOverride w:ilvl="2">
+      <w:startOverride w:val="1"/>
+    </w:lvlOverride>
+    <w:lvlOverride w:ilvl="3">
+      <w:startOverride w:val="1"/>
+    </w:lvlOverride>
+    <w:lvlOverride w:ilvl="4">
+      <w:startOverride w:val="1"/>
+    </w:lvlOverride>
+    <w:lvlOverride w:ilvl="5">
+      <w:startOverride w:val="1"/>
+    </w:lvlOverride>
+    <w:lvlOverride w:ilvl="6">
+      <w:startOverride w:val="1"/>
+    </w:lvlOverride>
+    <w:lvlOverride w:ilvl="7">
+      <w:startOverride w:val="1"/>
+    </w:lvlOverride>
+    <w:lvlOverride w:ilvl="8">
+      <w:startOverride w:val="1"/>
+    </w:lvlOverride>
+  </w:num>
+  <w:num w:numId="1018">
     <w:abstractNumId w:val="991"/>
   </w:num>
-  <w:num w:numId="1016">
+  <w:num w:numId="1019">
     <w:abstractNumId w:val="991"/>
   </w:num>
-  <w:num w:numId="1017">
+  <w:num w:numId="1020">
     <w:abstractNumId w:val="991"/>
   </w:num>
 </w:numbering>

--- a/docs/guides/messengers/TELEGRAM.docx
+++ b/docs/guides/messengers/TELEGRAM.docx
@@ -10,57 +10,7 @@
         <w:t xml:space="preserve">Herald</w:t>
       </w:r>
     </w:p>
-    <w:p>
-      <w:pPr>
-        <w:pStyle w:val="FirstParagraph"/>
-      </w:pPr>
-      <w:r>
-        <w:drawing>
-          <wp:inline>
-            <wp:extent cx="1625600" cy="1625600"/>
-            <wp:effectExtent b="0" l="0" r="0" t="0"/>
-            <wp:docPr descr="Herald" title="" id="10" name="Picture"/>
-            <a:graphic>
-              <a:graphicData uri="http://schemas.openxmlformats.org/drawingml/2006/picture">
-                <pic:pic>
-                  <pic:nvPicPr>
-                    <pic:cNvPr descr="../../../assets/logo/herald_logo_square_128.png" id="11" name="Picture"/>
-                    <pic:cNvPicPr>
-                      <a:picLocks noChangeArrowheads="1" noChangeAspect="1"/>
-                    </pic:cNvPicPr>
-                  </pic:nvPicPr>
-                  <pic:blipFill>
-                    <a:blip r:embed="rId9"/>
-                    <a:stretch>
-                      <a:fillRect/>
-                    </a:stretch>
-                  </pic:blipFill>
-                  <pic:spPr bwMode="auto">
-                    <a:xfrm>
-                      <a:off x="0" y="0"/>
-                      <a:ext cx="1625600" cy="1625600"/>
-                    </a:xfrm>
-                    <a:prstGeom prst="rect">
-                      <a:avLst/>
-                    </a:prstGeom>
-                    <a:noFill/>
-                    <a:ln w="9525">
-                      <a:noFill/>
-                      <a:headEnd/>
-                      <a:tailEnd/>
-                    </a:ln>
-                  </pic:spPr>
-                </pic:pic>
-              </a:graphicData>
-            </a:graphic>
-          </wp:inline>
-        </w:drawing>
-      </w:r>
-      <w:r>
-        <w:t xml:space="preserve">{width=96px height=96px}</w:t>
-      </w:r>
-    </w:p>
-    <w:bookmarkStart w:id="40" w:name="herald--telegram-channel-setup-guide"/>
+    <w:bookmarkStart w:id="37" w:name="herald--telegram-channel-setup-guide"/>
     <w:p>
       <w:pPr>
         <w:pStyle w:val="Heading1"/>
@@ -329,7 +279,7 @@
         <w:t xml:space="preserve">, hand the tokens back to the operator, and we will close HRD-011 with live E17/E19 evidence.</w:t>
       </w:r>
     </w:p>
-    <w:bookmarkStart w:id="12" w:name="table-of-contents"/>
+    <w:bookmarkStart w:id="9" w:name="table-of-contents"/>
     <w:p>
       <w:pPr>
         <w:pStyle w:val="Heading2"/>
@@ -508,8 +458,8 @@
         </w:r>
       </w:hyperlink>
     </w:p>
-    <w:bookmarkEnd w:id="12"/>
-    <w:bookmarkStart w:id="14" w:name="pre-requisites"/>
+    <w:bookmarkEnd w:id="9"/>
+    <w:bookmarkStart w:id="11" w:name="pre-requisites"/>
     <w:p>
       <w:pPr>
         <w:pStyle w:val="Heading2"/>
@@ -619,7 +569,7 @@
       <w:r>
         <w:t xml:space="preserve"> </w:t>
       </w:r>
-      <w:hyperlink r:id="rId13">
+      <w:hyperlink r:id="rId10">
         <w:r>
           <w:rPr>
             <w:rStyle w:val="VerbatimChar"/>
@@ -631,8 +581,8 @@
         <w:t xml:space="preserve">.</w:t>
       </w:r>
     </w:p>
-    <w:bookmarkEnd w:id="14"/>
-    <w:bookmarkStart w:id="15" w:name="step-1--create-a-bot-via-botfather"/>
+    <w:bookmarkEnd w:id="11"/>
+    <w:bookmarkStart w:id="12" w:name="step-1--create-a-bot-via-botfather"/>
     <w:p>
       <w:pPr>
         <w:pStyle w:val="Heading2"/>
@@ -991,8 +941,8 @@
         <w:t xml:space="preserve">to BotFather and pick the bot to invalidate the old token + receive a new one. This is the only fix — git history scrubbing alone does NOT invalidate a leaked Telegram token.</w:t>
       </w:r>
     </w:p>
-    <w:bookmarkEnd w:id="15"/>
-    <w:bookmarkStart w:id="20" w:name="step-2--get-the-chat-id"/>
+    <w:bookmarkEnd w:id="12"/>
+    <w:bookmarkStart w:id="17" w:name="step-2--get-the-chat-id"/>
     <w:p>
       <w:pPr>
         <w:pStyle w:val="Heading2"/>
@@ -1105,7 +1055,7 @@
         <w:t xml:space="preserve">:</w:t>
       </w:r>
     </w:p>
-    <w:bookmarkStart w:id="16" w:name="Xab4f96a0974343426e5c6a77015431f52d5f2be"/>
+    <w:bookmarkStart w:id="13" w:name="Xab4f96a0974343426e5c6a77015431f52d5f2be"/>
     <w:p>
       <w:pPr>
         <w:pStyle w:val="Heading3"/>
@@ -1313,8 +1263,8 @@
         <w:t xml:space="preserve">value (positive integer for DMs) is your chat ID.</w:t>
       </w:r>
     </w:p>
-    <w:bookmarkEnd w:id="16"/>
-    <w:bookmarkStart w:id="17" w:name="Xc9ce78a53b95456b19c756019d633cc9d74da3b"/>
+    <w:bookmarkEnd w:id="13"/>
+    <w:bookmarkStart w:id="14" w:name="Xc9ce78a53b95456b19c756019d633cc9d74da3b"/>
     <w:p>
       <w:pPr>
         <w:pStyle w:val="Heading3"/>
@@ -1560,8 +1510,8 @@
         <w:t xml:space="preserve">.</w:t>
       </w:r>
     </w:p>
-    <w:bookmarkEnd w:id="17"/>
-    <w:bookmarkStart w:id="18" w:name="option-c--channel-one-way-broadcast"/>
+    <w:bookmarkEnd w:id="14"/>
+    <w:bookmarkStart w:id="15" w:name="option-c--channel-one-way-broadcast"/>
     <w:p>
       <w:pPr>
         <w:pStyle w:val="Heading3"/>
@@ -1678,8 +1628,8 @@
         <w:t xml:space="preserve">. Again a negative number.</w:t>
       </w:r>
     </w:p>
-    <w:bookmarkEnd w:id="18"/>
-    <w:bookmarkStart w:id="19" w:name="confirm-the-chat-id"/>
+    <w:bookmarkEnd w:id="15"/>
+    <w:bookmarkStart w:id="16" w:name="confirm-the-chat-id"/>
     <w:p>
       <w:pPr>
         <w:pStyle w:val="Heading3"/>
@@ -1711,9 +1661,9 @@
         <w:t xml:space="preserve">in the next step.</w:t>
       </w:r>
     </w:p>
-    <w:bookmarkEnd w:id="19"/>
-    <w:bookmarkEnd w:id="20"/>
-    <w:bookmarkStart w:id="29" w:name="X54024bc55279da7d8f5112de6ecb5f5c35d41d5"/>
+    <w:bookmarkEnd w:id="16"/>
+    <w:bookmarkEnd w:id="17"/>
+    <w:bookmarkStart w:id="26" w:name="X54024bc55279da7d8f5112de6ecb5f5c35d41d5"/>
     <w:p>
       <w:pPr>
         <w:pStyle w:val="Heading2"/>
@@ -1765,7 +1715,7 @@
       <w:r>
         <w:t xml:space="preserve"> </w:t>
       </w:r>
-      <w:hyperlink r:id="rId21">
+      <w:hyperlink r:id="rId18">
         <w:r>
           <w:rPr>
             <w:rStyle w:val="Hyperlink"/>
@@ -2026,7 +1976,7 @@
         <w:t xml:space="preserve">later within that window to retrieve it.</w:t>
       </w:r>
     </w:p>
-    <w:bookmarkStart w:id="22" w:name="Xd8742f071b09254d64e72f9a7c26fb39cf594b7"/>
+    <w:bookmarkStart w:id="19" w:name="Xd8742f071b09254d64e72f9a7c26fb39cf594b7"/>
     <w:p>
       <w:pPr>
         <w:pStyle w:val="Heading3"/>
@@ -2045,7 +1995,7 @@
       <w:r>
         <w:t xml:space="preserve"> </w:t>
       </w:r>
-      <w:hyperlink r:id="rId21">
+      <w:hyperlink r:id="rId18">
         <w:r>
           <w:rPr>
             <w:rStyle w:val="Hyperlink"/>
@@ -2380,8 +2330,8 @@
         <w:t xml:space="preserve">This works regardless of the Privacy Mode setting in @BotFather.</w:t>
       </w:r>
     </w:p>
-    <w:bookmarkEnd w:id="22"/>
-    <w:bookmarkStart w:id="23" w:name="check-your-privacy-mode-state"/>
+    <w:bookmarkEnd w:id="19"/>
+    <w:bookmarkStart w:id="20" w:name="check-your-privacy-mode-state"/>
     <w:p>
       <w:pPr>
         <w:pStyle w:val="Heading3"/>
@@ -2487,8 +2437,8 @@
         <w:t xml:space="preserve">, it's OFF.</w:t>
       </w:r>
     </w:p>
-    <w:bookmarkEnd w:id="23"/>
-    <w:bookmarkStart w:id="26" w:name="two-paths-to-fix"/>
+    <w:bookmarkEnd w:id="20"/>
+    <w:bookmarkStart w:id="23" w:name="two-paths-to-fix"/>
     <w:p>
       <w:pPr>
         <w:pStyle w:val="Heading3"/>
@@ -2497,7 +2447,7 @@
         <w:t xml:space="preserve">Two paths to fix</w:t>
       </w:r>
     </w:p>
-    <w:bookmarkStart w:id="24" w:name="X0e530a809f6b39419ea6feaa9962cca2eac9c7f"/>
+    <w:bookmarkStart w:id="21" w:name="X0e530a809f6b39419ea6feaa9962cca2eac9c7f"/>
     <w:p>
       <w:pPr>
         <w:pStyle w:val="Heading4"/>
@@ -2676,8 +2626,8 @@
         <w:t xml:space="preserve">A reply to one of the bot's previous messages works too.</w:t>
       </w:r>
     </w:p>
-    <w:bookmarkEnd w:id="24"/>
-    <w:bookmarkStart w:id="25" w:name="X05cceca00698d4802416d80dc25731edcebb8e4"/>
+    <w:bookmarkEnd w:id="21"/>
+    <w:bookmarkStart w:id="22" w:name="X05cceca00698d4802416d80dc25731edcebb8e4"/>
     <w:p>
       <w:pPr>
         <w:pStyle w:val="Heading4"/>
@@ -2924,15 +2874,480 @@
         <w:t xml:space="preserve">— the chat should appear.</w:t>
       </w:r>
     </w:p>
+    <w:bookmarkEnd w:id="22"/>
+    <w:bookmarkEnd w:id="23"/>
+    <w:bookmarkStart w:id="24" w:name="when-neither-path-works"/>
+    <w:p>
+      <w:pPr>
+        <w:pStyle w:val="Heading3"/>
+      </w:pPr>
+      <w:r>
+        <w:t xml:space="preserve">When neither path works</w:t>
+      </w:r>
+    </w:p>
+    <w:p>
+      <w:pPr>
+        <w:pStyle w:val="FirstParagraph"/>
+      </w:pPr>
+      <w:r>
+        <w:t xml:space="preserve">If you've completed Path A or B and</w:t>
+      </w:r>
+      <w:r>
+        <w:t xml:space="preserve"> </w:t>
+      </w:r>
+      <w:r>
+        <w:rPr>
+          <w:rStyle w:val="VerbatimChar"/>
+        </w:rPr>
+        <w:t xml:space="preserve">getUpdates</w:t>
+      </w:r>
+      <w:r>
+        <w:t xml:space="preserve"> </w:t>
+      </w:r>
+      <w:r>
+        <w:t xml:space="preserve">is still empty:</w:t>
+      </w:r>
+    </w:p>
+    <w:p>
+      <w:pPr>
+        <w:pStyle w:val="Compact"/>
+        <w:numPr>
+          <w:ilvl w:val="0"/>
+          <w:numId w:val="1014"/>
+        </w:numPr>
+      </w:pPr>
+      <w:r>
+        <w:rPr>
+          <w:b/>
+          <w:bCs/>
+        </w:rPr>
+        <w:t xml:space="preserve">Verify the bot is actually in the group</w:t>
+      </w:r>
+      <w:r>
+        <w:t xml:space="preserve">: open the group's member list. If the bot is missing, re-add it.</w:t>
+      </w:r>
+    </w:p>
+    <w:p>
+      <w:pPr>
+        <w:pStyle w:val="Compact"/>
+        <w:numPr>
+          <w:ilvl w:val="0"/>
+          <w:numId w:val="1014"/>
+        </w:numPr>
+      </w:pPr>
+      <w:r>
+        <w:rPr>
+          <w:b/>
+          <w:bCs/>
+        </w:rPr>
+        <w:t xml:space="preserve">Verify you sent the message AFTER the privacy change</w:t>
+      </w:r>
+      <w:r>
+        <w:t xml:space="preserve"> </w:t>
+      </w:r>
+      <w:r>
+        <w:t xml:space="preserve">(Path B): privacy changes don't retroactively re-deliver historic messages.</w:t>
+      </w:r>
+    </w:p>
+    <w:p>
+      <w:pPr>
+        <w:pStyle w:val="Compact"/>
+        <w:numPr>
+          <w:ilvl w:val="0"/>
+          <w:numId w:val="1014"/>
+        </w:numPr>
+      </w:pPr>
+      <w:r>
+        <w:rPr>
+          <w:b/>
+          <w:bCs/>
+        </w:rPr>
+        <w:t xml:space="preserve">Verify you sent the message AFTER adding the bot</w:t>
+      </w:r>
+      <w:r>
+        <w:t xml:space="preserve"> </w:t>
+      </w:r>
+      <w:r>
+        <w:t xml:space="preserve">(always): updates from before the bot joined are never delivered.</w:t>
+      </w:r>
+    </w:p>
+    <w:p>
+      <w:pPr>
+        <w:pStyle w:val="Compact"/>
+        <w:numPr>
+          <w:ilvl w:val="0"/>
+          <w:numId w:val="1014"/>
+        </w:numPr>
+      </w:pPr>
+      <w:r>
+        <w:rPr>
+          <w:b/>
+          <w:bCs/>
+        </w:rPr>
+        <w:t xml:space="preserve">Try a DM</w:t>
+      </w:r>
+      <w:r>
+        <w:rPr>
+          <w:b/>
+          <w:bCs/>
+        </w:rPr>
+        <w:t xml:space="preserve"> </w:t>
+      </w:r>
+      <w:r>
+        <w:rPr>
+          <w:rStyle w:val="VerbatimChar"/>
+          <w:b/>
+          <w:bCs/>
+        </w:rPr>
+        <w:t xml:space="preserve">/start</w:t>
+      </w:r>
+      <w:r>
+        <w:rPr>
+          <w:b/>
+          <w:bCs/>
+        </w:rPr>
+        <w:t xml:space="preserve"> </w:t>
+      </w:r>
+      <w:r>
+        <w:rPr>
+          <w:b/>
+          <w:bCs/>
+        </w:rPr>
+        <w:t xml:space="preserve">first</w:t>
+      </w:r>
+      <w:r>
+        <w:t xml:space="preserve"> </w:t>
+      </w:r>
+      <w:r>
+        <w:t xml:space="preserve">(Option A above): DMs ALWAYS work. If the DM chat_id appears but the group chat_id doesn't, the issue is isolated to the group's privacy configuration.</w:t>
+      </w:r>
+    </w:p>
+    <w:p>
+      <w:pPr>
+        <w:pStyle w:val="Compact"/>
+        <w:numPr>
+          <w:ilvl w:val="0"/>
+          <w:numId w:val="1014"/>
+        </w:numPr>
+      </w:pPr>
+      <w:r>
+        <w:rPr>
+          <w:b/>
+          <w:bCs/>
+        </w:rPr>
+        <w:t xml:space="preserve">Check if a previous</w:t>
+      </w:r>
+      <w:r>
+        <w:rPr>
+          <w:b/>
+          <w:bCs/>
+        </w:rPr>
+        <w:t xml:space="preserve"> </w:t>
+      </w:r>
+      <w:r>
+        <w:rPr>
+          <w:rStyle w:val="VerbatimChar"/>
+          <w:b/>
+          <w:bCs/>
+        </w:rPr>
+        <w:t xml:space="preserve">getUpdates</w:t>
+      </w:r>
+      <w:r>
+        <w:rPr>
+          <w:b/>
+          <w:bCs/>
+        </w:rPr>
+        <w:t xml:space="preserve"> </w:t>
+      </w:r>
+      <w:r>
+        <w:rPr>
+          <w:b/>
+          <w:bCs/>
+        </w:rPr>
+        <w:t xml:space="preserve">consumed the update</w:t>
+      </w:r>
+      <w:r>
+        <w:t xml:space="preserve">: Telegram acks updates after each poll. Send a NEW message to force a fresh update into the queue. The diagnostic script uses</w:t>
+      </w:r>
+      <w:r>
+        <w:t xml:space="preserve"> </w:t>
+      </w:r>
+      <w:r>
+        <w:rPr>
+          <w:rStyle w:val="VerbatimChar"/>
+        </w:rPr>
+        <w:t xml:space="preserve">offset=-1</w:t>
+      </w:r>
+      <w:r>
+        <w:t xml:space="preserve"> </w:t>
+      </w:r>
+      <w:r>
+        <w:t xml:space="preserve">(read latest without acking) to mitigate this, but a previously-acked update is gone.</w:t>
+      </w:r>
+    </w:p>
+    <w:bookmarkEnd w:id="24"/>
+    <w:bookmarkStart w:id="25" w:name="diagnostic-command-canonical-helper"/>
+    <w:p>
+      <w:pPr>
+        <w:pStyle w:val="Heading3"/>
+      </w:pPr>
+      <w:r>
+        <w:t xml:space="preserve">Diagnostic command (canonical helper)</w:t>
+      </w:r>
+    </w:p>
+    <w:p>
+      <w:pPr>
+        <w:pStyle w:val="FirstParagraph"/>
+      </w:pPr>
+      <w:r>
+        <w:t xml:space="preserve">The</w:t>
+      </w:r>
+      <w:r>
+        <w:t xml:space="preserve"> </w:t>
+      </w:r>
+      <w:r>
+        <w:rPr>
+          <w:rStyle w:val="VerbatimChar"/>
+        </w:rPr>
+        <w:t xml:space="preserve">scripts/tgram_diagnose.sh</w:t>
+      </w:r>
+      <w:r>
+        <w:t xml:space="preserve"> </w:t>
+      </w:r>
+      <w:r>
+        <w:t xml:space="preserve">helper runs all three diagnostic API calls —</w:t>
+      </w:r>
+      <w:r>
+        <w:t xml:space="preserve"> </w:t>
+      </w:r>
+      <w:r>
+        <w:rPr>
+          <w:rStyle w:val="VerbatimChar"/>
+        </w:rPr>
+        <w:t xml:space="preserve">getMe</w:t>
+      </w:r>
+      <w:r>
+        <w:t xml:space="preserve">,</w:t>
+      </w:r>
+      <w:r>
+        <w:t xml:space="preserve"> </w:t>
+      </w:r>
+      <w:r>
+        <w:rPr>
+          <w:rStyle w:val="VerbatimChar"/>
+        </w:rPr>
+        <w:t xml:space="preserve">getWebhookInfo</w:t>
+      </w:r>
+      <w:r>
+        <w:t xml:space="preserve">,</w:t>
+      </w:r>
+      <w:r>
+        <w:t xml:space="preserve"> </w:t>
+      </w:r>
+      <w:r>
+        <w:rPr>
+          <w:rStyle w:val="VerbatimChar"/>
+        </w:rPr>
+        <w:t xml:space="preserve">getUpdates</w:t>
+      </w:r>
+      <w:r>
+        <w:t xml:space="preserve"> </w:t>
+      </w:r>
+      <w:r>
+        <w:t xml:space="preserve">— and reports findings in operator-actionable form:</w:t>
+      </w:r>
+    </w:p>
+    <w:p>
+      <w:pPr>
+        <w:pStyle w:val="SourceCode"/>
+      </w:pPr>
+      <w:r>
+        <w:rPr>
+          <w:rStyle w:val="FunctionTok"/>
+        </w:rPr>
+        <w:t xml:space="preserve">bash</w:t>
+      </w:r>
+      <w:r>
+        <w:rPr>
+          <w:rStyle w:val="NormalTok"/>
+        </w:rPr>
+        <w:t xml:space="preserve"> scripts/tgram_diagnose.sh</w:t>
+      </w:r>
+    </w:p>
+    <w:p>
+      <w:pPr>
+        <w:pStyle w:val="FirstParagraph"/>
+      </w:pPr>
+      <w:r>
+        <w:t xml:space="preserve">Output shape:</w:t>
+      </w:r>
+    </w:p>
+    <w:p>
+      <w:pPr>
+        <w:pStyle w:val="SourceCode"/>
+      </w:pPr>
+      <w:r>
+        <w:rPr>
+          <w:rStyle w:val="VerbatimChar"/>
+        </w:rPr>
+        <w:t xml:space="preserve">=== 1. getMe — token validity + Privacy Mode setting ===</w:t>
+      </w:r>
+      <w:r>
+        <w:br/>
+      </w:r>
+      <w:r>
+        <w:rPr>
+          <w:rStyle w:val="VerbatimChar"/>
+        </w:rPr>
+        <w:t xml:space="preserve">  bot username:                @your_bot</w:t>
+      </w:r>
+      <w:r>
+        <w:br/>
+      </w:r>
+      <w:r>
+        <w:rPr>
+          <w:rStyle w:val="VerbatimChar"/>
+        </w:rPr>
+        <w:t xml:space="preserve">  bot id:                      1234567890</w:t>
+      </w:r>
+      <w:r>
+        <w:br/>
+      </w:r>
+      <w:r>
+        <w:rPr>
+          <w:rStyle w:val="VerbatimChar"/>
+        </w:rPr>
+        <w:t xml:space="preserve">  can_read_all_group_messages: False</w:t>
+      </w:r>
+      <w:r>
+        <w:br/>
+      </w:r>
+      <w:r>
+        <w:rPr>
+          <w:rStyle w:val="VerbatimChar"/>
+        </w:rPr>
+        <w:t xml:space="preserve">  ! Privacy Mode is ON.</w:t>
+      </w:r>
+      <w:r>
+        <w:br/>
+      </w:r>
+      <w:r>
+        <w:rPr>
+          <w:rStyle w:val="VerbatimChar"/>
+        </w:rPr>
+        <w:t xml:space="preserve">    - commands (/...)</w:t>
+      </w:r>
+      <w:r>
+        <w:br/>
+      </w:r>
+      <w:r>
+        <w:rPr>
+          <w:rStyle w:val="VerbatimChar"/>
+        </w:rPr>
+        <w:t xml:space="preserve">    - @-mentions of itself</w:t>
+      </w:r>
+      <w:r>
+        <w:br/>
+      </w:r>
+      <w:r>
+        <w:rPr>
+          <w:rStyle w:val="VerbatimChar"/>
+        </w:rPr>
+        <w:t xml:space="preserve">    - replies to its own messages</w:t>
+      </w:r>
+      <w:r>
+        <w:br/>
+      </w:r>
+      <w:r>
+        <w:rPr>
+          <w:rStyle w:val="VerbatimChar"/>
+        </w:rPr>
+        <w:t xml:space="preserve">    Plain chat messages from group members are NOT delivered.</w:t>
+      </w:r>
+      <w:r>
+        <w:br/>
+      </w:r>
+      <w:r>
+        <w:br/>
+      </w:r>
+      <w:r>
+        <w:rPr>
+          <w:rStyle w:val="VerbatimChar"/>
+        </w:rPr>
+        <w:t xml:space="preserve">=== 2. getWebhookInfo — confirm getUpdates is the live channel ===</w:t>
+      </w:r>
+      <w:r>
+        <w:br/>
+      </w:r>
+      <w:r>
+        <w:rPr>
+          <w:rStyle w:val="VerbatimChar"/>
+        </w:rPr>
+        <w:t xml:space="preserve">  no webhook configured (good)</w:t>
+      </w:r>
+      <w:r>
+        <w:br/>
+      </w:r>
+      <w:r>
+        <w:br/>
+      </w:r>
+      <w:r>
+        <w:rPr>
+          <w:rStyle w:val="VerbatimChar"/>
+        </w:rPr>
+        <w:t xml:space="preserve">=== 3. getUpdates — list of chats the bot has received updates from ===</w:t>
+      </w:r>
+      <w:r>
+        <w:br/>
+      </w:r>
+      <w:r>
+        <w:rPr>
+          <w:rStyle w:val="VerbatimChar"/>
+        </w:rPr>
+        <w:t xml:space="preserve">  updates received: 1</w:t>
+      </w:r>
+      <w:r>
+        <w:br/>
+      </w:r>
+      <w:r>
+        <w:rPr>
+          <w:rStyle w:val="VerbatimChar"/>
+        </w:rPr>
+        <w:t xml:space="preserve">  chat_id=-1001234567890  type=supergroup  name=Herald Notifications  source=message</w:t>
+      </w:r>
+    </w:p>
+    <w:p>
+      <w:pPr>
+        <w:pStyle w:val="FirstParagraph"/>
+      </w:pPr>
+      <w:r>
+        <w:t xml:space="preserve">If</w:t>
+      </w:r>
+      <w:r>
+        <w:t xml:space="preserve"> </w:t>
+      </w:r>
+      <w:r>
+        <w:rPr>
+          <w:rStyle w:val="VerbatimChar"/>
+        </w:rPr>
+        <w:t xml:space="preserve">updates received: 0</w:t>
+      </w:r>
+      <w:r>
+        <w:t xml:space="preserve"> </w:t>
+      </w:r>
+      <w:r>
+        <w:t xml:space="preserve">with explanation, follow the suggested fix.</w:t>
+      </w:r>
+    </w:p>
     <w:bookmarkEnd w:id="25"/>
     <w:bookmarkEnd w:id="26"/>
-    <w:bookmarkStart w:id="27" w:name="when-neither-path-works"/>
-    <w:p>
-      <w:pPr>
-        <w:pStyle w:val="Heading3"/>
-      </w:pPr>
-      <w:r>
-        <w:t xml:space="preserve">When neither path works</w:t>
+    <w:bookmarkStart w:id="29" w:name="Xff6c9f376bde09770299844fe0c9a952350f629"/>
+    <w:p>
+      <w:pPr>
+        <w:pStyle w:val="Heading2"/>
+      </w:pPr>
+      <w:r>
+        <w:t xml:space="preserve">Step 3 — Provide the credentials to Herald</w:t>
       </w:r>
     </w:p>
     <w:p>
@@ -2940,477 +3355,12 @@
         <w:pStyle w:val="FirstParagraph"/>
       </w:pPr>
       <w:r>
-        <w:t xml:space="preserve">If you've completed Path A or B and</w:t>
-      </w:r>
-      <w:r>
-        <w:t xml:space="preserve"> </w:t>
-      </w:r>
-      <w:r>
-        <w:rPr>
-          <w:rStyle w:val="VerbatimChar"/>
-        </w:rPr>
-        <w:t xml:space="preserve">getUpdates</w:t>
-      </w:r>
-      <w:r>
-        <w:t xml:space="preserve"> </w:t>
-      </w:r>
-      <w:r>
-        <w:t xml:space="preserve">is still empty:</w:t>
-      </w:r>
-    </w:p>
-    <w:p>
-      <w:pPr>
-        <w:pStyle w:val="Compact"/>
-        <w:numPr>
-          <w:ilvl w:val="0"/>
-          <w:numId w:val="1014"/>
-        </w:numPr>
-      </w:pPr>
-      <w:r>
-        <w:rPr>
-          <w:b/>
-          <w:bCs/>
-        </w:rPr>
-        <w:t xml:space="preserve">Verify the bot is actually in the group</w:t>
-      </w:r>
-      <w:r>
-        <w:t xml:space="preserve">: open the group's member list. If the bot is missing, re-add it.</w:t>
-      </w:r>
-    </w:p>
-    <w:p>
-      <w:pPr>
-        <w:pStyle w:val="Compact"/>
-        <w:numPr>
-          <w:ilvl w:val="0"/>
-          <w:numId w:val="1014"/>
-        </w:numPr>
-      </w:pPr>
-      <w:r>
-        <w:rPr>
-          <w:b/>
-          <w:bCs/>
-        </w:rPr>
-        <w:t xml:space="preserve">Verify you sent the message AFTER the privacy change</w:t>
-      </w:r>
-      <w:r>
-        <w:t xml:space="preserve"> </w:t>
-      </w:r>
-      <w:r>
-        <w:t xml:space="preserve">(Path B): privacy changes don't retroactively re-deliver historic messages.</w:t>
-      </w:r>
-    </w:p>
-    <w:p>
-      <w:pPr>
-        <w:pStyle w:val="Compact"/>
-        <w:numPr>
-          <w:ilvl w:val="0"/>
-          <w:numId w:val="1014"/>
-        </w:numPr>
-      </w:pPr>
-      <w:r>
-        <w:rPr>
-          <w:b/>
-          <w:bCs/>
-        </w:rPr>
-        <w:t xml:space="preserve">Verify you sent the message AFTER adding the bot</w:t>
-      </w:r>
-      <w:r>
-        <w:t xml:space="preserve"> </w:t>
-      </w:r>
-      <w:r>
-        <w:t xml:space="preserve">(always): updates from before the bot joined are never delivered.</w:t>
-      </w:r>
-    </w:p>
-    <w:p>
-      <w:pPr>
-        <w:pStyle w:val="Compact"/>
-        <w:numPr>
-          <w:ilvl w:val="0"/>
-          <w:numId w:val="1014"/>
-        </w:numPr>
-      </w:pPr>
-      <w:r>
-        <w:rPr>
-          <w:b/>
-          <w:bCs/>
-        </w:rPr>
-        <w:t xml:space="preserve">Try a DM</w:t>
-      </w:r>
-      <w:r>
-        <w:rPr>
-          <w:b/>
-          <w:bCs/>
-        </w:rPr>
-        <w:t xml:space="preserve"> </w:t>
-      </w:r>
-      <w:r>
-        <w:rPr>
-          <w:rStyle w:val="VerbatimChar"/>
-          <w:b/>
-          <w:bCs/>
-        </w:rPr>
-        <w:t xml:space="preserve">/start</w:t>
-      </w:r>
-      <w:r>
-        <w:rPr>
-          <w:b/>
-          <w:bCs/>
-        </w:rPr>
-        <w:t xml:space="preserve"> </w:t>
-      </w:r>
-      <w:r>
-        <w:rPr>
-          <w:b/>
-          <w:bCs/>
-        </w:rPr>
-        <w:t xml:space="preserve">first</w:t>
-      </w:r>
-      <w:r>
-        <w:t xml:space="preserve"> </w:t>
-      </w:r>
-      <w:r>
-        <w:t xml:space="preserve">(Option A above): DMs ALWAYS work. If the DM chat_id appears but the group chat_id doesn't, the issue is isolated to the group's privacy configuration.</w:t>
-      </w:r>
-    </w:p>
-    <w:p>
-      <w:pPr>
-        <w:pStyle w:val="Compact"/>
-        <w:numPr>
-          <w:ilvl w:val="0"/>
-          <w:numId w:val="1014"/>
-        </w:numPr>
-      </w:pPr>
-      <w:r>
-        <w:rPr>
-          <w:b/>
-          <w:bCs/>
-        </w:rPr>
-        <w:t xml:space="preserve">Check if a previous</w:t>
-      </w:r>
-      <w:r>
-        <w:rPr>
-          <w:b/>
-          <w:bCs/>
-        </w:rPr>
-        <w:t xml:space="preserve"> </w:t>
-      </w:r>
-      <w:r>
-        <w:rPr>
-          <w:rStyle w:val="VerbatimChar"/>
-          <w:b/>
-          <w:bCs/>
-        </w:rPr>
-        <w:t xml:space="preserve">getUpdates</w:t>
-      </w:r>
-      <w:r>
-        <w:rPr>
-          <w:b/>
-          <w:bCs/>
-        </w:rPr>
-        <w:t xml:space="preserve"> </w:t>
-      </w:r>
-      <w:r>
-        <w:rPr>
-          <w:b/>
-          <w:bCs/>
-        </w:rPr>
-        <w:t xml:space="preserve">consumed the update</w:t>
-      </w:r>
-      <w:r>
-        <w:t xml:space="preserve">: Telegram acks updates after each poll. Send a NEW message to force a fresh update into the queue. The diagnostic script uses</w:t>
-      </w:r>
-      <w:r>
-        <w:t xml:space="preserve"> </w:t>
-      </w:r>
-      <w:r>
-        <w:rPr>
-          <w:rStyle w:val="VerbatimChar"/>
-        </w:rPr>
-        <w:t xml:space="preserve">offset=-1</w:t>
-      </w:r>
-      <w:r>
-        <w:t xml:space="preserve"> </w:t>
-      </w:r>
-      <w:r>
-        <w:t xml:space="preserve">(read latest without acking) to mitigate this, but a previously-acked update is gone.</w:t>
-      </w:r>
-    </w:p>
-    <w:bookmarkEnd w:id="27"/>
-    <w:bookmarkStart w:id="28" w:name="diagnostic-command-canonical-helper"/>
-    <w:p>
-      <w:pPr>
-        <w:pStyle w:val="Heading3"/>
-      </w:pPr>
-      <w:r>
-        <w:t xml:space="preserve">Diagnostic command (canonical helper)</w:t>
-      </w:r>
-    </w:p>
-    <w:p>
-      <w:pPr>
-        <w:pStyle w:val="FirstParagraph"/>
-      </w:pPr>
-      <w:r>
-        <w:t xml:space="preserve">The</w:t>
-      </w:r>
-      <w:r>
-        <w:t xml:space="preserve"> </w:t>
-      </w:r>
-      <w:r>
-        <w:rPr>
-          <w:rStyle w:val="VerbatimChar"/>
-        </w:rPr>
-        <w:t xml:space="preserve">scripts/tgram_diagnose.sh</w:t>
-      </w:r>
-      <w:r>
-        <w:t xml:space="preserve"> </w:t>
-      </w:r>
-      <w:r>
-        <w:t xml:space="preserve">helper runs all three diagnostic API calls —</w:t>
-      </w:r>
-      <w:r>
-        <w:t xml:space="preserve"> </w:t>
-      </w:r>
-      <w:r>
-        <w:rPr>
-          <w:rStyle w:val="VerbatimChar"/>
-        </w:rPr>
-        <w:t xml:space="preserve">getMe</w:t>
-      </w:r>
-      <w:r>
-        <w:t xml:space="preserve">,</w:t>
-      </w:r>
-      <w:r>
-        <w:t xml:space="preserve"> </w:t>
-      </w:r>
-      <w:r>
-        <w:rPr>
-          <w:rStyle w:val="VerbatimChar"/>
-        </w:rPr>
-        <w:t xml:space="preserve">getWebhookInfo</w:t>
-      </w:r>
-      <w:r>
-        <w:t xml:space="preserve">,</w:t>
-      </w:r>
-      <w:r>
-        <w:t xml:space="preserve"> </w:t>
-      </w:r>
-      <w:r>
-        <w:rPr>
-          <w:rStyle w:val="VerbatimChar"/>
-        </w:rPr>
-        <w:t xml:space="preserve">getUpdates</w:t>
-      </w:r>
-      <w:r>
-        <w:t xml:space="preserve"> </w:t>
-      </w:r>
-      <w:r>
-        <w:t xml:space="preserve">— and reports findings in operator-actionable form:</w:t>
-      </w:r>
-    </w:p>
-    <w:p>
-      <w:pPr>
-        <w:pStyle w:val="SourceCode"/>
-      </w:pPr>
-      <w:r>
-        <w:rPr>
-          <w:rStyle w:val="FunctionTok"/>
-        </w:rPr>
-        <w:t xml:space="preserve">bash</w:t>
-      </w:r>
-      <w:r>
-        <w:rPr>
-          <w:rStyle w:val="NormalTok"/>
-        </w:rPr>
-        <w:t xml:space="preserve"> scripts/tgram_diagnose.sh</w:t>
-      </w:r>
-    </w:p>
-    <w:p>
-      <w:pPr>
-        <w:pStyle w:val="FirstParagraph"/>
-      </w:pPr>
-      <w:r>
-        <w:t xml:space="preserve">Output shape:</w:t>
-      </w:r>
-    </w:p>
-    <w:p>
-      <w:pPr>
-        <w:pStyle w:val="SourceCode"/>
-      </w:pPr>
-      <w:r>
-        <w:rPr>
-          <w:rStyle w:val="VerbatimChar"/>
-        </w:rPr>
-        <w:t xml:space="preserve">=== 1. getMe — token validity + Privacy Mode setting ===</w:t>
-      </w:r>
-      <w:r>
-        <w:br/>
-      </w:r>
-      <w:r>
-        <w:rPr>
-          <w:rStyle w:val="VerbatimChar"/>
-        </w:rPr>
-        <w:t xml:space="preserve">  bot username:                @your_bot</w:t>
-      </w:r>
-      <w:r>
-        <w:br/>
-      </w:r>
-      <w:r>
-        <w:rPr>
-          <w:rStyle w:val="VerbatimChar"/>
-        </w:rPr>
-        <w:t xml:space="preserve">  bot id:                      1234567890</w:t>
-      </w:r>
-      <w:r>
-        <w:br/>
-      </w:r>
-      <w:r>
-        <w:rPr>
-          <w:rStyle w:val="VerbatimChar"/>
-        </w:rPr>
-        <w:t xml:space="preserve">  can_read_all_group_messages: False</w:t>
-      </w:r>
-      <w:r>
-        <w:br/>
-      </w:r>
-      <w:r>
-        <w:rPr>
-          <w:rStyle w:val="VerbatimChar"/>
-        </w:rPr>
-        <w:t xml:space="preserve">  ! Privacy Mode is ON.</w:t>
-      </w:r>
-      <w:r>
-        <w:br/>
-      </w:r>
-      <w:r>
-        <w:rPr>
-          <w:rStyle w:val="VerbatimChar"/>
-        </w:rPr>
-        <w:t xml:space="preserve">    - commands (/...)</w:t>
-      </w:r>
-      <w:r>
-        <w:br/>
-      </w:r>
-      <w:r>
-        <w:rPr>
-          <w:rStyle w:val="VerbatimChar"/>
-        </w:rPr>
-        <w:t xml:space="preserve">    - @-mentions of itself</w:t>
-      </w:r>
-      <w:r>
-        <w:br/>
-      </w:r>
-      <w:r>
-        <w:rPr>
-          <w:rStyle w:val="VerbatimChar"/>
-        </w:rPr>
-        <w:t xml:space="preserve">    - replies to its own messages</w:t>
-      </w:r>
-      <w:r>
-        <w:br/>
-      </w:r>
-      <w:r>
-        <w:rPr>
-          <w:rStyle w:val="VerbatimChar"/>
-        </w:rPr>
-        <w:t xml:space="preserve">    Plain chat messages from group members are NOT delivered.</w:t>
-      </w:r>
-      <w:r>
-        <w:br/>
-      </w:r>
-      <w:r>
-        <w:br/>
-      </w:r>
-      <w:r>
-        <w:rPr>
-          <w:rStyle w:val="VerbatimChar"/>
-        </w:rPr>
-        <w:t xml:space="preserve">=== 2. getWebhookInfo — confirm getUpdates is the live channel ===</w:t>
-      </w:r>
-      <w:r>
-        <w:br/>
-      </w:r>
-      <w:r>
-        <w:rPr>
-          <w:rStyle w:val="VerbatimChar"/>
-        </w:rPr>
-        <w:t xml:space="preserve">  no webhook configured (good)</w:t>
-      </w:r>
-      <w:r>
-        <w:br/>
-      </w:r>
-      <w:r>
-        <w:br/>
-      </w:r>
-      <w:r>
-        <w:rPr>
-          <w:rStyle w:val="VerbatimChar"/>
-        </w:rPr>
-        <w:t xml:space="preserve">=== 3. getUpdates — list of chats the bot has received updates from ===</w:t>
-      </w:r>
-      <w:r>
-        <w:br/>
-      </w:r>
-      <w:r>
-        <w:rPr>
-          <w:rStyle w:val="VerbatimChar"/>
-        </w:rPr>
-        <w:t xml:space="preserve">  updates received: 1</w:t>
-      </w:r>
-      <w:r>
-        <w:br/>
-      </w:r>
-      <w:r>
-        <w:rPr>
-          <w:rStyle w:val="VerbatimChar"/>
-        </w:rPr>
-        <w:t xml:space="preserve">  chat_id=-1001234567890  type=supergroup  name=Herald Notifications  source=message</w:t>
-      </w:r>
-    </w:p>
-    <w:p>
-      <w:pPr>
-        <w:pStyle w:val="FirstParagraph"/>
-      </w:pPr>
-      <w:r>
-        <w:t xml:space="preserve">If</w:t>
-      </w:r>
-      <w:r>
-        <w:t xml:space="preserve"> </w:t>
-      </w:r>
-      <w:r>
-        <w:rPr>
-          <w:rStyle w:val="VerbatimChar"/>
-        </w:rPr>
-        <w:t xml:space="preserve">updates received: 0</w:t>
-      </w:r>
-      <w:r>
-        <w:t xml:space="preserve"> </w:t>
-      </w:r>
-      <w:r>
-        <w:t xml:space="preserve">with explanation, follow the suggested fix.</w:t>
-      </w:r>
-    </w:p>
-    <w:bookmarkEnd w:id="28"/>
-    <w:bookmarkEnd w:id="29"/>
-    <w:bookmarkStart w:id="32" w:name="Xff6c9f376bde09770299844fe0c9a952350f629"/>
-    <w:p>
-      <w:pPr>
-        <w:pStyle w:val="Heading2"/>
-      </w:pPr>
-      <w:r>
-        <w:t xml:space="preserve">Step 3 — Provide the credentials to Herald</w:t>
-      </w:r>
-    </w:p>
-    <w:p>
-      <w:pPr>
-        <w:pStyle w:val="FirstParagraph"/>
-      </w:pPr>
-      <w:r>
         <w:t xml:space="preserve">Choose ONE of these two paths (or both — the resolution order in</w:t>
       </w:r>
       <w:r>
         <w:t xml:space="preserve"> </w:t>
       </w:r>
-      <w:hyperlink r:id="rId13">
+      <w:hyperlink r:id="rId10">
         <w:r>
           <w:rPr>
             <w:rStyle w:val="VerbatimChar"/>
@@ -3425,7 +3375,7 @@
         <w:t xml:space="preserve">handles overlap correctly).</w:t>
       </w:r>
     </w:p>
-    <w:bookmarkStart w:id="30" w:name="Xe2881bc483b069c8914e597f87394d1f38569f7"/>
+    <w:bookmarkStart w:id="27" w:name="Xe2881bc483b069c8914e597f87394d1f38569f7"/>
     <w:p>
       <w:pPr>
         <w:pStyle w:val="Heading3"/>
@@ -3726,8 +3676,8 @@
         <w:t xml:space="preserve"># should print the chat ID</w:t>
       </w:r>
     </w:p>
-    <w:bookmarkEnd w:id="30"/>
-    <w:bookmarkStart w:id="31" w:name="path-b--project-local-env"/>
+    <w:bookmarkEnd w:id="27"/>
+    <w:bookmarkStart w:id="28" w:name="path-b--project-local-env"/>
     <w:p>
       <w:pPr>
         <w:pStyle w:val="Heading3"/>
@@ -3993,9 +3943,9 @@
         <w:t xml:space="preserve">already covers it (line 28), but always double-check before committing.</w:t>
       </w:r>
     </w:p>
-    <w:bookmarkEnd w:id="31"/>
-    <w:bookmarkEnd w:id="32"/>
-    <w:bookmarkStart w:id="33" w:name="step-4--verify-healthcheck"/>
+    <w:bookmarkEnd w:id="28"/>
+    <w:bookmarkEnd w:id="29"/>
+    <w:bookmarkStart w:id="30" w:name="step-4--verify-healthcheck"/>
     <w:p>
       <w:pPr>
         <w:pStyle w:val="Heading2"/>
@@ -4363,8 +4313,8 @@
         <w:t xml:space="preserve">or HTTP errors, the token is invalid. Re-check Step 1.</w:t>
       </w:r>
     </w:p>
-    <w:bookmarkEnd w:id="33"/>
-    <w:bookmarkStart w:id="34" w:name="step-5--verify-send-e17"/>
+    <w:bookmarkEnd w:id="30"/>
+    <w:bookmarkStart w:id="31" w:name="step-5--verify-send-e17"/>
     <w:p>
       <w:pPr>
         <w:pStyle w:val="Heading2"/>
@@ -4600,8 +4550,8 @@
         <w:t xml:space="preserve">exactly — not a Herald-generated UUID. A spoofed adapter that returned a fake ID would fail this test.</w:t>
       </w:r>
     </w:p>
-    <w:bookmarkEnd w:id="34"/>
-    <w:bookmarkStart w:id="36" w:name="X3b6cd4bf927172d23a52217ba936ffdc9f01ff0"/>
+    <w:bookmarkEnd w:id="31"/>
+    <w:bookmarkStart w:id="33" w:name="X3b6cd4bf927172d23a52217ba936ffdc9f01ff0"/>
     <w:p>
       <w:pPr>
         <w:pStyle w:val="Heading2"/>
@@ -4701,7 +4651,7 @@
       <w:r>
         <w:t xml:space="preserve"> </w:t>
       </w:r>
-      <w:hyperlink r:id="rId35">
+      <w:hyperlink r:id="rId32">
         <w:r>
           <w:rPr>
             <w:rStyle w:val="VerbatimChar"/>
@@ -4916,8 +4866,8 @@
         <w:t xml:space="preserve">You should see TWO messages in your Telegram chat: yours, then Claude's reply.</w:t>
       </w:r>
     </w:p>
-    <w:bookmarkEnd w:id="36"/>
-    <w:bookmarkStart w:id="37" w:name="X0886e780911efc80da6244ce9e2db2752d47f79"/>
+    <w:bookmarkEnd w:id="33"/>
+    <w:bookmarkStart w:id="34" w:name="X0886e780911efc80da6244ce9e2db2752d47f79"/>
     <w:p>
       <w:pPr>
         <w:pStyle w:val="Heading2"/>
@@ -5118,8 +5068,8 @@
         <w:t xml:space="preserve">unset and rely on long-poll.</w:t>
       </w:r>
     </w:p>
-    <w:bookmarkEnd w:id="37"/>
-    <w:bookmarkStart w:id="38" w:name="troubleshooting"/>
+    <w:bookmarkEnd w:id="34"/>
+    <w:bookmarkStart w:id="35" w:name="troubleshooting"/>
     <w:p>
       <w:pPr>
         <w:pStyle w:val="Heading2"/>
@@ -5586,8 +5536,8 @@
         <w:t xml:space="preserve">to confirm the chat exists.</w:t>
       </w:r>
     </w:p>
-    <w:bookmarkEnd w:id="38"/>
-    <w:bookmarkStart w:id="39" w:name="spec--code-references"/>
+    <w:bookmarkEnd w:id="35"/>
+    <w:bookmarkStart w:id="36" w:name="spec--code-references"/>
     <w:p>
       <w:pPr>
         <w:pStyle w:val="Heading2"/>
@@ -5997,7 +5947,7 @@
       <w:r>
         <w:t xml:space="preserve"> </w:t>
       </w:r>
-      <w:hyperlink r:id="rId13">
+      <w:hyperlink r:id="rId10">
         <w:r>
           <w:rPr>
             <w:rStyle w:val="VerbatimChar"/>
@@ -6014,7 +5964,7 @@
       <w:r>
         <w:t xml:space="preserve"> </w:t>
       </w:r>
-      <w:hyperlink r:id="rId35">
+      <w:hyperlink r:id="rId32">
         <w:r>
           <w:rPr>
             <w:rStyle w:val="VerbatimChar"/>
@@ -6029,8 +5979,8 @@
         <w:t xml:space="preserve">for the LLM dispatch half of the vertical slice</w:t>
       </w:r>
     </w:p>
-    <w:bookmarkEnd w:id="39"/>
-    <w:bookmarkEnd w:id="40"/>
+    <w:bookmarkEnd w:id="36"/>
+    <w:bookmarkEnd w:id="37"/>
     <w:sectPr>
       <w:footnotePr>
         <w:numRestart w:val="eachSect"/>

--- a/docs/guides/messengers/TELEGRAM.docx
+++ b/docs/guides/messengers/TELEGRAM.docx
@@ -10,7 +10,7 @@
         <w:t xml:space="preserve">Herald</w:t>
       </w:r>
     </w:p>
-    <w:bookmarkStart w:id="37" w:name="herald--telegram-channel-setup-guide"/>
+    <w:bookmarkStart w:id="40" w:name="herald--telegram-channel-setup-guide"/>
     <w:p>
       <w:pPr>
         <w:pStyle w:val="Heading1"/>
@@ -5979,8 +5979,731 @@
         <w:t xml:space="preserve">for the LLM dispatch half of the vertical slice</w:t>
       </w:r>
     </w:p>
+    <w:p>
+      <w:r>
+        <w:pict>
+          <v:rect style="width:0;height:1.5pt" o:hralign="center" o:hrstd="t" o:hr="t"/>
+        </w:pict>
+      </w:r>
+    </w:p>
     <w:bookmarkEnd w:id="36"/>
-    <w:bookmarkEnd w:id="37"/>
+    <w:bookmarkStart w:id="39" w:name="sources-verified"/>
+    <w:p>
+      <w:pPr>
+        <w:pStyle w:val="Heading2"/>
+      </w:pPr>
+      <w:r>
+        <w:t xml:space="preserve">Sources verified</w:t>
+      </w:r>
+    </w:p>
+    <w:p>
+      <w:pPr>
+        <w:pStyle w:val="FirstParagraph"/>
+      </w:pPr>
+      <w:r>
+        <w:t xml:space="preserve">Per HelixConstitution §11.4.99 + Herald §108.n (Latest-Source Documentation Cross-Reference Mandate). Every operator-facing instruction in this document was cross-referenced against the LATEST official online documentation of the relevant service before publication.</w:t>
+      </w:r>
+    </w:p>
+    <w:p>
+      <w:pPr>
+        <w:pStyle w:val="BodyText"/>
+      </w:pPr>
+      <w:r>
+        <w:rPr>
+          <w:b/>
+          <w:bCs/>
+        </w:rPr>
+        <w:t xml:space="preserve">Last verified:</w:t>
+      </w:r>
+      <w:r>
+        <w:t xml:space="preserve"> </w:t>
+      </w:r>
+      <w:r>
+        <w:t xml:space="preserve">2026-05-28</w:t>
+      </w:r>
+    </w:p>
+    <w:tbl>
+      <w:tblPr>
+        <w:tblStyle w:val="Table"/>
+        <w:tblW w:type="auto" w:w="0"/>
+        <w:tblLook w:firstRow="1" w:lastRow="0" w:firstColumn="0" w:lastColumn="0" w:noHBand="0" w:noVBand="0" w:val="0020"/>
+      </w:tblPr>
+      <w:tblGrid>
+        <w:gridCol w:w="2640"/>
+        <w:gridCol w:w="2640"/>
+        <w:gridCol w:w="2640"/>
+      </w:tblGrid>
+      <w:tr>
+        <w:trPr>
+          <w:tblHeader w:val="on"/>
+        </w:trPr>
+        <w:tc>
+          <w:tcPr/>
+          <w:p>
+            <w:pPr>
+              <w:pStyle w:val="Compact"/>
+            </w:pPr>
+            <w:r>
+              <w:t xml:space="preserve">Source</w:t>
+            </w:r>
+          </w:p>
+        </w:tc>
+        <w:tc>
+          <w:tcPr/>
+          <w:p>
+            <w:pPr>
+              <w:pStyle w:val="Compact"/>
+            </w:pPr>
+            <w:r>
+              <w:t xml:space="preserve">URL / path</w:t>
+            </w:r>
+          </w:p>
+        </w:tc>
+        <w:tc>
+          <w:tcPr/>
+          <w:p>
+            <w:pPr>
+              <w:pStyle w:val="Compact"/>
+            </w:pPr>
+            <w:r>
+              <w:t xml:space="preserve">Authored / verified</w:t>
+            </w:r>
+          </w:p>
+        </w:tc>
+      </w:tr>
+      <w:tr>
+        <w:tc>
+          <w:tcPr/>
+          <w:p>
+            <w:pPr>
+              <w:pStyle w:val="Compact"/>
+            </w:pPr>
+            <w:r>
+              <w:t xml:space="preserve">Telegram official Bot API documentation</w:t>
+            </w:r>
+          </w:p>
+        </w:tc>
+        <w:tc>
+          <w:tcPr/>
+          <w:p>
+            <w:pPr>
+              <w:pStyle w:val="Compact"/>
+            </w:pPr>
+            <w:hyperlink r:id="rId37">
+              <w:r>
+                <w:rPr>
+                  <w:rStyle w:val="Hyperlink"/>
+                </w:rPr>
+                <w:t xml:space="preserve">https://core.telegram.org/bots/api</w:t>
+              </w:r>
+            </w:hyperlink>
+          </w:p>
+        </w:tc>
+        <w:tc>
+          <w:tcPr/>
+          <w:p>
+            <w:pPr>
+              <w:pStyle w:val="Compact"/>
+            </w:pPr>
+            <w:r>
+              <w:t xml:space="preserve">Step 1 (</w:t>
+            </w:r>
+            <w:r>
+              <w:rPr>
+                <w:rStyle w:val="VerbatimChar"/>
+              </w:rPr>
+              <w:t xml:space="preserve">/newbot</w:t>
+            </w:r>
+            <w:r>
+              <w:t xml:space="preserve"> </w:t>
+            </w:r>
+            <w:r>
+              <w:t xml:space="preserve">flow + display-name vs username vs</w:t>
+            </w:r>
+            <w:r>
+              <w:t xml:space="preserve"> </w:t>
+            </w:r>
+            <w:r>
+              <w:rPr>
+                <w:rStyle w:val="VerbatimChar"/>
+              </w:rPr>
+              <w:t xml:space="preserve">&lt;bot-id&gt;:&lt;api-token&gt;</w:t>
+            </w:r>
+            <w:r>
+              <w:t xml:space="preserve"> </w:t>
+            </w:r>
+            <w:r>
+              <w:t xml:space="preserve">token format +</w:t>
+            </w:r>
+            <w:r>
+              <w:t xml:space="preserve"> </w:t>
+            </w:r>
+            <w:r>
+              <w:rPr>
+                <w:rStyle w:val="VerbatimChar"/>
+              </w:rPr>
+              <w:t xml:space="preserve">/revoke</w:t>
+            </w:r>
+            <w:r>
+              <w:t xml:space="preserve"> </w:t>
+            </w:r>
+            <w:r>
+              <w:t xml:space="preserve">semantics); Step 2 (chat-id discovery via</w:t>
+            </w:r>
+            <w:r>
+              <w:t xml:space="preserve"> </w:t>
+            </w:r>
+            <w:r>
+              <w:rPr>
+                <w:rStyle w:val="VerbatimChar"/>
+              </w:rPr>
+              <w:t xml:space="preserve">getUpdates</w:t>
+            </w:r>
+            <w:r>
+              <w:t xml:space="preserve">; per-chat-type id shapes — DM positive, group negative, supergroup</w:t>
+            </w:r>
+            <w:r>
+              <w:t xml:space="preserve"> </w:t>
+            </w:r>
+            <w:r>
+              <w:rPr>
+                <w:rStyle w:val="VerbatimChar"/>
+              </w:rPr>
+              <w:t xml:space="preserve">-100…</w:t>
+            </w:r>
+            <w:r>
+              <w:t xml:space="preserve">, channel</w:t>
+            </w:r>
+            <w:r>
+              <w:t xml:space="preserve"> </w:t>
+            </w:r>
+            <w:r>
+              <w:rPr>
+                <w:rStyle w:val="VerbatimChar"/>
+              </w:rPr>
+              <w:t xml:space="preserve">-100…</w:t>
+            </w:r>
+            <w:r>
+              <w:t xml:space="preserve">); Step 4 (</w:t>
+            </w:r>
+            <w:r>
+              <w:rPr>
+                <w:rStyle w:val="VerbatimChar"/>
+              </w:rPr>
+              <w:t xml:space="preserve">getMe</w:t>
+            </w:r>
+            <w:r>
+              <w:t xml:space="preserve"> </w:t>
+            </w:r>
+            <w:r>
+              <w:t xml:space="preserve">token-validity probe); Step 7 (</w:t>
+            </w:r>
+            <w:r>
+              <w:rPr>
+                <w:rStyle w:val="VerbatimChar"/>
+              </w:rPr>
+              <w:t xml:space="preserve">setWebhook</w:t>
+            </w:r>
+            <w:r>
+              <w:t xml:space="preserve"> </w:t>
+            </w:r>
+            <w:r>
+              <w:t xml:space="preserve">/</w:t>
+            </w:r>
+            <w:r>
+              <w:t xml:space="preserve"> </w:t>
+            </w:r>
+            <w:r>
+              <w:rPr>
+                <w:rStyle w:val="VerbatimChar"/>
+              </w:rPr>
+              <w:t xml:space="preserve">deleteWebhook</w:t>
+            </w:r>
+            <w:r>
+              <w:t xml:space="preserve"> </w:t>
+            </w:r>
+            <w:r>
+              <w:t xml:space="preserve">/</w:t>
+            </w:r>
+            <w:r>
+              <w:t xml:space="preserve"> </w:t>
+            </w:r>
+            <w:r>
+              <w:rPr>
+                <w:rStyle w:val="VerbatimChar"/>
+              </w:rPr>
+              <w:t xml:space="preserve">secret_token</w:t>
+            </w:r>
+            <w:r>
+              <w:t xml:space="preserve"> </w:t>
+            </w:r>
+            <w:r>
+              <w:t xml:space="preserve">validation header</w:t>
+            </w:r>
+            <w:r>
+              <w:t xml:space="preserve"> </w:t>
+            </w:r>
+            <w:r>
+              <w:rPr>
+                <w:rStyle w:val="VerbatimChar"/>
+              </w:rPr>
+              <w:t xml:space="preserve">X-Telegram-Bot-Api-Secret-Token</w:t>
+            </w:r>
+            <w:r>
+              <w:t xml:space="preserve">); Troubleshooting §401 / 409-Conflict / "chat not found"; MarkdownV2 reserved-character set.</w:t>
+            </w:r>
+          </w:p>
+        </w:tc>
+      </w:tr>
+      <w:tr>
+        <w:tc>
+          <w:tcPr/>
+          <w:p>
+            <w:pPr>
+              <w:pStyle w:val="Compact"/>
+            </w:pPr>
+            <w:r>
+              <w:t xml:space="preserve">Telegram Bot Features — Privacy Mode</w:t>
+            </w:r>
+          </w:p>
+        </w:tc>
+        <w:tc>
+          <w:tcPr/>
+          <w:p>
+            <w:pPr>
+              <w:pStyle w:val="Compact"/>
+            </w:pPr>
+            <w:hyperlink r:id="rId18">
+              <w:r>
+                <w:rPr>
+                  <w:rStyle w:val="Hyperlink"/>
+                </w:rPr>
+                <w:t xml:space="preserve">https://core.telegram.org/bots/features#privacy-mode</w:t>
+              </w:r>
+            </w:hyperlink>
+          </w:p>
+        </w:tc>
+        <w:tc>
+          <w:tcPr/>
+          <w:p>
+            <w:pPr>
+              <w:pStyle w:val="Compact"/>
+            </w:pPr>
+            <w:r>
+              <w:t xml:space="preserve">Step 2.5 entire section (privacy-mode-ON default; what the bot DOES vs DOES NOT see; admin-bypasses-privacy invariant; the four classes of always-delivered messages — commands / mentions / replies / service messages; the 24h update buffer); the</w:t>
+            </w:r>
+            <w:r>
+              <w:t xml:space="preserve"> </w:t>
+            </w:r>
+            <w:r>
+              <w:rPr>
+                <w:rStyle w:val="VerbatimChar"/>
+              </w:rPr>
+              <w:t xml:space="preserve">can_read_all_group_messages</w:t>
+            </w:r>
+            <w:r>
+              <w:t xml:space="preserve"> </w:t>
+            </w:r>
+            <w:r>
+              <w:rPr>
+                <w:rStyle w:val="VerbatimChar"/>
+              </w:rPr>
+              <w:t xml:space="preserve">getMe</w:t>
+            </w:r>
+            <w:r>
+              <w:t xml:space="preserve"> </w:t>
+            </w:r>
+            <w:r>
+              <w:t xml:space="preserve">flag semantics.</w:t>
+            </w:r>
+          </w:p>
+        </w:tc>
+      </w:tr>
+      <w:tr>
+        <w:tc>
+          <w:tcPr/>
+          <w:p>
+            <w:pPr>
+              <w:pStyle w:val="Compact"/>
+            </w:pPr>
+            <w:r>
+              <w:t xml:space="preserve">telebot.v3 vendored library</w:t>
+            </w:r>
+          </w:p>
+        </w:tc>
+        <w:tc>
+          <w:tcPr/>
+          <w:p>
+            <w:pPr>
+              <w:pStyle w:val="Compact"/>
+            </w:pPr>
+            <w:r>
+              <w:rPr>
+                <w:rStyle w:val="VerbatimChar"/>
+              </w:rPr>
+              <w:t xml:space="preserve">submodules/telebot/</w:t>
+            </w:r>
+            <w:r>
+              <w:t xml:space="preserve"> </w:t>
+            </w:r>
+            <w:r>
+              <w:t xml:space="preserve">(v3.3.8, pinned per §11.4.74)</w:t>
+            </w:r>
+          </w:p>
+        </w:tc>
+        <w:tc>
+          <w:tcPr/>
+          <w:p>
+            <w:pPr>
+              <w:pStyle w:val="Compact"/>
+            </w:pPr>
+            <w:r>
+              <w:t xml:space="preserve">Step 4/5/6 integration-test mechanics (</w:t>
+            </w:r>
+            <w:r>
+              <w:rPr>
+                <w:rStyle w:val="VerbatimChar"/>
+              </w:rPr>
+              <w:t xml:space="preserve">telebot.NewBot</w:t>
+            </w:r>
+            <w:r>
+              <w:t xml:space="preserve"> </w:t>
+            </w:r>
+            <w:r>
+              <w:t xml:space="preserve">→</w:t>
+            </w:r>
+            <w:r>
+              <w:t xml:space="preserve"> </w:t>
+            </w:r>
+            <w:r>
+              <w:rPr>
+                <w:rStyle w:val="VerbatimChar"/>
+              </w:rPr>
+              <w:t xml:space="preserve">bot.Me</w:t>
+            </w:r>
+            <w:r>
+              <w:t xml:space="preserve"> </w:t>
+            </w:r>
+            <w:r>
+              <w:t xml:space="preserve">populated via synchronous</w:t>
+            </w:r>
+            <w:r>
+              <w:t xml:space="preserve"> </w:t>
+            </w:r>
+            <w:r>
+              <w:rPr>
+                <w:rStyle w:val="VerbatimChar"/>
+              </w:rPr>
+              <w:t xml:space="preserve">getMe</w:t>
+            </w:r>
+            <w:r>
+              <w:t xml:space="preserve">;</w:t>
+            </w:r>
+            <w:r>
+              <w:t xml:space="preserve"> </w:t>
+            </w:r>
+            <w:r>
+              <w:rPr>
+                <w:rStyle w:val="VerbatimChar"/>
+              </w:rPr>
+              <w:t xml:space="preserve">bot.Send</w:t>
+            </w:r>
+            <w:r>
+              <w:t xml:space="preserve"> </w:t>
+            </w:r>
+            <w:r>
+              <w:t xml:space="preserve">→</w:t>
+            </w:r>
+            <w:r>
+              <w:t xml:space="preserve"> </w:t>
+            </w:r>
+            <w:r>
+              <w:rPr>
+                <w:rStyle w:val="VerbatimChar"/>
+              </w:rPr>
+              <w:t xml:space="preserve">sendMessage</w:t>
+            </w:r>
+            <w:r>
+              <w:t xml:space="preserve">;</w:t>
+            </w:r>
+            <w:r>
+              <w:t xml:space="preserve"> </w:t>
+            </w:r>
+            <w:r>
+              <w:rPr>
+                <w:rStyle w:val="VerbatimChar"/>
+              </w:rPr>
+              <w:t xml:space="preserve">LongPoller{Timeout: 25 * time.Second}</w:t>
+            </w:r>
+            <w:r>
+              <w:t xml:space="preserve"> </w:t>
+            </w:r>
+            <w:r>
+              <w:t xml:space="preserve">per spec §32.2).</w:t>
+            </w:r>
+          </w:p>
+        </w:tc>
+      </w:tr>
+      <w:tr>
+        <w:tc>
+          <w:tcPr/>
+          <w:p>
+            <w:pPr>
+              <w:pStyle w:val="Compact"/>
+            </w:pPr>
+            <w:r>
+              <w:t xml:space="preserve">Empirical Herald operator testing 2026-05-28</w:t>
+            </w:r>
+          </w:p>
+        </w:tc>
+        <w:tc>
+          <w:tcPr/>
+          <w:p>
+            <w:pPr>
+              <w:pStyle w:val="Compact"/>
+            </w:pPr>
+            <w:r>
+              <w:rPr>
+                <w:rStyle w:val="VerbatimChar"/>
+              </w:rPr>
+              <w:t xml:space="preserve">docs/qa/HRD-LIVE-20260528T082128Z/</w:t>
+            </w:r>
+          </w:p>
+        </w:tc>
+        <w:tc>
+          <w:tcPr/>
+          <w:p>
+            <w:pPr>
+              <w:pStyle w:val="Compact"/>
+            </w:pPr>
+            <w:r>
+              <w:t xml:space="preserve">Status header (LIVE — HRD-011 code complete; E17 PASS; E19 awaiting operator-supplied live evidence); Step 5 expected output shape.</w:t>
+            </w:r>
+          </w:p>
+        </w:tc>
+      </w:tr>
+      <w:tr>
+        <w:tc>
+          <w:tcPr/>
+          <w:p>
+            <w:pPr>
+              <w:pStyle w:val="Compact"/>
+            </w:pPr>
+            <w:r>
+              <w:t xml:space="preserve">HelixConstitution §11.4.99 (this document's authority)</w:t>
+            </w:r>
+          </w:p>
+        </w:tc>
+        <w:tc>
+          <w:tcPr/>
+          <w:p>
+            <w:pPr>
+              <w:pStyle w:val="Compact"/>
+            </w:pPr>
+            <w:r>
+              <w:rPr>
+                <w:rStyle w:val="VerbatimChar"/>
+              </w:rPr>
+              <w:t xml:space="preserve">&lt;parent&gt;/constitution/Constitution.md</w:t>
+            </w:r>
+            <w:r>
+              <w:t xml:space="preserve"> </w:t>
+            </w:r>
+            <w:r>
+              <w:t xml:space="preserve">§11.4.99 (HelixConstitution commit</w:t>
+            </w:r>
+            <w:r>
+              <w:t xml:space="preserve"> </w:t>
+            </w:r>
+            <w:r>
+              <w:rPr>
+                <w:rStyle w:val="VerbatimChar"/>
+              </w:rPr>
+              <w:t xml:space="preserve">c640947</w:t>
+            </w:r>
+            <w:r>
+              <w:t xml:space="preserve">)</w:t>
+            </w:r>
+          </w:p>
+        </w:tc>
+        <w:tc>
+          <w:tcPr/>
+          <w:p>
+            <w:pPr>
+              <w:pStyle w:val="Compact"/>
+            </w:pPr>
+            <w:r>
+              <w:t xml:space="preserve">This footer pattern + 90-day cadence.</w:t>
+            </w:r>
+          </w:p>
+        </w:tc>
+      </w:tr>
+    </w:tbl>
+    <w:p>
+      <w:pPr>
+        <w:pStyle w:val="BodyText"/>
+      </w:pPr>
+      <w:r>
+        <w:rPr>
+          <w:b/>
+          <w:bCs/>
+        </w:rPr>
+        <w:t xml:space="preserve">Note on scope.</w:t>
+      </w:r>
+      <w:r>
+        <w:t xml:space="preserve"> </w:t>
+      </w:r>
+      <w:r>
+        <w:t xml:space="preserve">This guide documents the Bot API path ONLY (BotFather bot tokens — long-poll + future webhook). The MTProto user-account path (operator-driven QA harness,</w:t>
+      </w:r>
+      <w:r>
+        <w:t xml:space="preserve"> </w:t>
+      </w:r>
+      <w:r>
+        <w:rPr>
+          <w:rStyle w:val="VerbatimChar"/>
+        </w:rPr>
+        <w:t xml:space="preserve">qaherald mtproto login</w:t>
+      </w:r>
+      <w:r>
+        <w:t xml:space="preserve"> </w:t>
+      </w:r>
+      <w:r>
+        <w:t xml:space="preserve">bootstrap) is documented separately at</w:t>
+      </w:r>
+      <w:r>
+        <w:t xml:space="preserve"> </w:t>
+      </w:r>
+      <w:r>
+        <w:rPr>
+          <w:rStyle w:val="VerbatimChar"/>
+        </w:rPr>
+        <w:t xml:space="preserve">docs/requirements/blockers/missing_env_variables.md</w:t>
+      </w:r>
+      <w:r>
+        <w:t xml:space="preserve"> </w:t>
+      </w:r>
+      <w:r>
+        <w:t xml:space="preserve">and</w:t>
+      </w:r>
+      <w:r>
+        <w:t xml:space="preserve"> </w:t>
+      </w:r>
+      <w:r>
+        <w:rPr>
+          <w:rStyle w:val="VerbatimChar"/>
+        </w:rPr>
+        <w:t xml:space="preserve">docs/guides/OPERATOR_CREDENTIALS.md</w:t>
+      </w:r>
+      <w:r>
+        <w:t xml:space="preserve"> </w:t>
+      </w:r>
+      <w:r>
+        <w:t xml:space="preserve">§"MTProto", which carry their own §11.4.99 Sources-verified footers covering the MTProto-specific safety rules (the</w:t>
+      </w:r>
+      <w:r>
+        <w:t xml:space="preserve"> </w:t>
+      </w:r>
+      <w:r>
+        <w:rPr>
+          <w:rStyle w:val="VerbatimChar"/>
+        </w:rPr>
+        <w:t xml:space="preserve">recover@telegram.org</w:t>
+      </w:r>
+      <w:r>
+        <w:t xml:space="preserve"> </w:t>
+      </w:r>
+      <w:r>
+        <w:t xml:space="preserve">pre-login email; no VoIP / Google Voice / Twilio / TextNow numbers; one phone = one</w:t>
+      </w:r>
+      <w:r>
+        <w:t xml:space="preserve"> </w:t>
+      </w:r>
+      <w:r>
+        <w:rPr>
+          <w:rStyle w:val="VerbatimChar"/>
+        </w:rPr>
+        <w:t xml:space="preserve">api_id</w:t>
+      </w:r>
+      <w:r>
+        <w:t xml:space="preserve"> </w:t>
+      </w:r>
+      <w:r>
+        <w:t xml:space="preserve">forever; Short-name STRICTLY alphanumeric — underscores REJECTED; ratelimit + floodwait middlewares from</w:t>
+      </w:r>
+      <w:r>
+        <w:t xml:space="preserve"> </w:t>
+      </w:r>
+      <w:r>
+        <w:rPr>
+          <w:rStyle w:val="VerbatimChar"/>
+        </w:rPr>
+        <w:t xml:space="preserve">submodules/gotd-td/contrib</w:t>
+      </w:r>
+      <w:r>
+        <w:t xml:space="preserve">). If you are setting up a userbot, read those documents first.</w:t>
+      </w:r>
+    </w:p>
+    <w:p>
+      <w:pPr>
+        <w:pStyle w:val="BodyText"/>
+      </w:pPr>
+      <w:r>
+        <w:rPr>
+          <w:b/>
+          <w:bCs/>
+        </w:rPr>
+        <w:t xml:space="preserve">Re-verification cadence (per §11.4.99 (C)):</w:t>
+      </w:r>
+      <w:r>
+        <w:t xml:space="preserve"> </w:t>
+      </w:r>
+      <w:r>
+        <w:t xml:space="preserve">Telegram is a risk-classified service (per §11.4.99 (D)) — Bot API breaking changes, MarkdownV2 escape-character rule changes, and webhook-secret-token validation changes all affect this guide.</w:t>
+      </w:r>
+      <w:r>
+        <w:t xml:space="preserve"> </w:t>
+      </w:r>
+      <w:r>
+        <w:rPr>
+          <w:b/>
+          <w:bCs/>
+        </w:rPr>
+        <w:t xml:space="preserve">90-day max staleness</w:t>
+      </w:r>
+      <w:r>
+        <w:t xml:space="preserve">, next re-verification due</w:t>
+      </w:r>
+      <w:r>
+        <w:t xml:space="preserve"> </w:t>
+      </w:r>
+      <w:r>
+        <w:rPr>
+          <w:b/>
+          <w:bCs/>
+        </w:rPr>
+        <w:t xml:space="preserve">2026-08-26</w:t>
+      </w:r>
+      <w:r>
+        <w:t xml:space="preserve">. Re-verify earlier on: Bot API changelog entry at</w:t>
+      </w:r>
+      <w:r>
+        <w:t xml:space="preserve"> </w:t>
+      </w:r>
+      <w:hyperlink r:id="rId38">
+        <w:r>
+          <w:rPr>
+            <w:rStyle w:val="Hyperlink"/>
+          </w:rPr>
+          <w:t xml:space="preserve">https://core.telegram.org/bots/api#recent-changes</w:t>
+        </w:r>
+      </w:hyperlink>
+      <w:r>
+        <w:t xml:space="preserve">, operator-error reports.</w:t>
+      </w:r>
+    </w:p>
+    <w:bookmarkEnd w:id="39"/>
+    <w:bookmarkEnd w:id="40"/>
     <w:sectPr>
       <w:footnotePr>
         <w:numRestart w:val="eachSect"/>

--- a/docs/guides/messengers/TELEGRAM.docx
+++ b/docs/guides/messengers/TELEGRAM.docx
@@ -10,7 +10,7 @@
         <w:t xml:space="preserve">Herald</w:t>
       </w:r>
     </w:p>
-    <w:bookmarkStart w:id="40" w:name="herald--telegram-channel-setup-guide"/>
+    <w:bookmarkStart w:id="45" w:name="herald--telegram-channel-setup-guide"/>
     <w:p>
       <w:pPr>
         <w:pStyle w:val="Heading1"/>
@@ -415,6 +415,23 @@
           <w:numId w:val="1001"/>
         </w:numPr>
       </w:pPr>
+      <w:hyperlink w:anchor="step-6a--threading--thread-context">
+        <w:r>
+          <w:rPr>
+            <w:rStyle w:val="Hyperlink"/>
+          </w:rPr>
+          <w:t xml:space="preserve">Step 6a — Threading &amp; thread context</w:t>
+        </w:r>
+      </w:hyperlink>
+    </w:p>
+    <w:p>
+      <w:pPr>
+        <w:pStyle w:val="Compact"/>
+        <w:numPr>
+          <w:ilvl w:val="0"/>
+          <w:numId w:val="1001"/>
+        </w:numPr>
+      </w:pPr>
       <w:hyperlink w:anchor="X0886e780911efc80da6244ce9e2db2752d47f79">
         <w:r>
           <w:rPr>
@@ -4867,12 +4884,628 @@
       </w:r>
     </w:p>
     <w:bookmarkEnd w:id="33"/>
-    <w:bookmarkStart w:id="34" w:name="X0886e780911efc80da6244ce9e2db2752d47f79"/>
+    <w:bookmarkStart w:id="38" w:name="step-6a--threading--thread-context"/>
     <w:p>
       <w:pPr>
         <w:pStyle w:val="Heading2"/>
       </w:pPr>
       <w:r>
+        <w:t xml:space="preserve">Step 6a — Threading &amp; thread context</w:t>
+      </w:r>
+    </w:p>
+    <w:p>
+      <w:pPr>
+        <w:pStyle w:val="FirstParagraph"/>
+      </w:pPr>
+      <w:r>
+        <w:t xml:space="preserve">Herald keeps Telegram conversations</w:t>
+      </w:r>
+      <w:r>
+        <w:t xml:space="preserve"> </w:t>
+      </w:r>
+      <w:r>
+        <w:rPr>
+          <w:b/>
+          <w:bCs/>
+        </w:rPr>
+        <w:t xml:space="preserve">threaded</w:t>
+      </w:r>
+      <w:r>
+        <w:t xml:space="preserve"> </w:t>
+      </w:r>
+      <w:r>
+        <w:t xml:space="preserve">and makes its replies</w:t>
+      </w:r>
+      <w:r>
+        <w:t xml:space="preserve"> </w:t>
+      </w:r>
+      <w:r>
+        <w:rPr>
+          <w:b/>
+          <w:bCs/>
+        </w:rPr>
+        <w:t xml:space="preserve">aware of the message they answer</w:t>
+      </w:r>
+      <w:r>
+        <w:t xml:space="preserve"> </w:t>
+      </w:r>
+      <w:r>
+        <w:t xml:space="preserve">(operator mandate 2026-06-02).</w:t>
+      </w:r>
+    </w:p>
+    <w:bookmarkStart w:id="34" w:name="X2a3a44c5671b63803300a07a5fc24219e14a161"/>
+    <w:p>
+      <w:pPr>
+        <w:pStyle w:val="Heading3"/>
+      </w:pPr>
+      <w:r>
+        <w:t xml:space="preserve">Replies are quoted replies (</w:t>
+      </w:r>
+      <w:r>
+        <w:rPr>
+          <w:rStyle w:val="VerbatimChar"/>
+        </w:rPr>
+        <w:t xml:space="preserve">reply_to_message_id</w:t>
+      </w:r>
+      <w:r>
+        <w:t xml:space="preserve">)</w:t>
+      </w:r>
+    </w:p>
+    <w:p>
+      <w:pPr>
+        <w:pStyle w:val="FirstParagraph"/>
+      </w:pPr>
+      <w:r>
+        <w:t xml:space="preserve">Every reply Herald sends in response to a subscriber message is delivered as a</w:t>
+      </w:r>
+      <w:r>
+        <w:t xml:space="preserve"> </w:t>
+      </w:r>
+      <w:r>
+        <w:rPr>
+          <w:b/>
+          <w:bCs/>
+        </w:rPr>
+        <w:t xml:space="preserve">quoted reply</w:t>
+      </w:r>
+      <w:r>
+        <w:t xml:space="preserve"> </w:t>
+      </w:r>
+      <w:r>
+        <w:t xml:space="preserve">— Telegram renders it visually attached to the originating message, so the subscriber sees exactly which message Herald is answering. The channel-agnostic dispatcher (</w:t>
+      </w:r>
+      <w:r>
+        <w:rPr>
+          <w:rStyle w:val="VerbatimChar"/>
+        </w:rPr>
+        <w:t xml:space="preserve">pherald/internal/inbound/dispatcher.go</w:t>
+      </w:r>
+      <w:r>
+        <w:t xml:space="preserve">,</w:t>
+      </w:r>
+      <w:r>
+        <w:t xml:space="preserve"> </w:t>
+      </w:r>
+      <w:r>
+        <w:rPr>
+          <w:rStyle w:val="VerbatimChar"/>
+        </w:rPr>
+        <w:t xml:space="preserve">extractReplyToID</w:t>
+      </w:r>
+      <w:r>
+        <w:t xml:space="preserve">) returns the inbound message's Bot API</w:t>
+      </w:r>
+      <w:r>
+        <w:t xml:space="preserve"> </w:t>
+      </w:r>
+      <w:r>
+        <w:rPr>
+          <w:rStyle w:val="VerbatimChar"/>
+        </w:rPr>
+        <w:t xml:space="preserve">message_id</w:t>
+      </w:r>
+      <w:r>
+        <w:t xml:space="preserve">; the tgram adapter parses it back to an integer and sends it as</w:t>
+      </w:r>
+      <w:r>
+        <w:t xml:space="preserve"> </w:t>
+      </w:r>
+      <w:r>
+        <w:rPr>
+          <w:rStyle w:val="VerbatimChar"/>
+        </w:rPr>
+        <w:t xml:space="preserve">reply_to_message_id</w:t>
+      </w:r>
+      <w:r>
+        <w:t xml:space="preserve"> </w:t>
+      </w:r>
+      <w:r>
+        <w:t xml:space="preserve">— Telegram's native threading mechanism.</w:t>
+      </w:r>
+    </w:p>
+    <w:bookmarkEnd w:id="34"/>
+    <w:bookmarkStart w:id="35" w:name="Xe5987cacbc118dcd1db70a79546bf8f60146037"/>
+    <w:p>
+      <w:pPr>
+        <w:pStyle w:val="Heading3"/>
+      </w:pPr>
+      <w:r>
+        <w:t xml:space="preserve">Inbound replies are processed and answered as quoted replies</w:t>
+      </w:r>
+    </w:p>
+    <w:p>
+      <w:pPr>
+        <w:pStyle w:val="FirstParagraph"/>
+      </w:pPr>
+      <w:r>
+        <w:t xml:space="preserve">When a subscriber</w:t>
+      </w:r>
+      <w:r>
+        <w:t xml:space="preserve"> </w:t>
+      </w:r>
+      <w:r>
+        <w:rPr>
+          <w:b/>
+          <w:bCs/>
+        </w:rPr>
+        <w:t xml:space="preserve">replies to a message</w:t>
+      </w:r>
+      <w:r>
+        <w:t xml:space="preserve"> </w:t>
+      </w:r>
+      <w:r>
+        <w:t xml:space="preserve">(creating a reply chain), that reply is a normal inbound message — Herald receives it via the</w:t>
+      </w:r>
+      <w:r>
+        <w:t xml:space="preserve"> </w:t>
+      </w:r>
+      <w:r>
+        <w:rPr>
+          <w:rStyle w:val="VerbatimChar"/>
+        </w:rPr>
+        <w:t xml:space="preserve">getUpdates</w:t>
+      </w:r>
+      <w:r>
+        <w:t xml:space="preserve"> </w:t>
+      </w:r>
+      <w:r>
+        <w:t xml:space="preserve">long-poll, dispatches it to Claude Code, and routes the answer back as a quoted reply to the subscriber's message. Threaded and top-level messages are handled identically except that the reply quotes the originating message.</w:t>
+      </w:r>
+    </w:p>
+    <w:bookmarkEnd w:id="35"/>
+    <w:bookmarkStart w:id="36" w:name="X03c18432f9557175b667aa9ca8126450be63ee3"/>
+    <w:p>
+      <w:pPr>
+        <w:pStyle w:val="Heading3"/>
+      </w:pPr>
+      <w:r>
+        <w:t xml:space="preserve">Thread context = the immediate quoted parent (honest Bot-API limitation)</w:t>
+      </w:r>
+    </w:p>
+    <w:p>
+      <w:pPr>
+        <w:pStyle w:val="FirstParagraph"/>
+      </w:pPr>
+      <w:r>
+        <w:t xml:space="preserve">When an inbound message</w:t>
+      </w:r>
+      <w:r>
+        <w:t xml:space="preserve"> </w:t>
+      </w:r>
+      <w:r>
+        <w:rPr>
+          <w:b/>
+          <w:bCs/>
+        </w:rPr>
+        <w:t xml:space="preserve">is itself a reply</w:t>
+      </w:r>
+      <w:r>
+        <w:t xml:space="preserve"> </w:t>
+      </w:r>
+      <w:r>
+        <w:t xml:space="preserve">to another message, the tgram adapter gathers thread context so Claude answers in context rather than in isolation (</w:t>
+      </w:r>
+      <w:r>
+        <w:rPr>
+          <w:rStyle w:val="VerbatimChar"/>
+        </w:rPr>
+        <w:t xml:space="preserve">commons_messaging/channels/tgram/thread_context.go</w:t>
+      </w:r>
+      <w:r>
+        <w:t xml:space="preserve">,</w:t>
+      </w:r>
+      <w:r>
+        <w:t xml:space="preserve"> </w:t>
+      </w:r>
+      <w:r>
+        <w:rPr>
+          <w:rStyle w:val="VerbatimChar"/>
+        </w:rPr>
+        <w:t xml:space="preserve">threadContextFromReply</w:t>
+      </w:r>
+      <w:r>
+        <w:t xml:space="preserve">):</w:t>
+      </w:r>
+    </w:p>
+    <w:p>
+      <w:pPr>
+        <w:pStyle w:val="Compact"/>
+        <w:numPr>
+          <w:ilvl w:val="0"/>
+          <w:numId w:val="1016"/>
+        </w:numPr>
+      </w:pPr>
+      <w:r>
+        <w:t xml:space="preserve">The context is the</w:t>
+      </w:r>
+      <w:r>
+        <w:t xml:space="preserve"> </w:t>
+      </w:r>
+      <w:r>
+        <w:rPr>
+          <w:b/>
+          <w:bCs/>
+        </w:rPr>
+        <w:t xml:space="preserve">immediate quoted parent</w:t>
+      </w:r>
+      <w:r>
+        <w:t xml:space="preserve"> </w:t>
+      </w:r>
+      <w:r>
+        <w:t xml:space="preserve">— the single message the inbound message is replying to (telebot's</w:t>
+      </w:r>
+      <w:r>
+        <w:t xml:space="preserve"> </w:t>
+      </w:r>
+      <w:r>
+        <w:rPr>
+          <w:rStyle w:val="VerbatimChar"/>
+        </w:rPr>
+        <w:t xml:space="preserve">msg.ReplyTo</w:t>
+      </w:r>
+      <w:r>
+        <w:t xml:space="preserve">). It is attached to the inbound event as</w:t>
+      </w:r>
+      <w:r>
+        <w:t xml:space="preserve"> </w:t>
+      </w:r>
+      <w:r>
+        <w:rPr>
+          <w:rStyle w:val="VerbatimChar"/>
+        </w:rPr>
+        <w:t xml:space="preserve">commons.ThreadContext</w:t>
+      </w:r>
+      <w:r>
+        <w:t xml:space="preserve"> </w:t>
+      </w:r>
+      <w:r>
+        <w:t xml:space="preserve">and rendered into the Claude Code dispatch envelope, so the reply is</w:t>
+      </w:r>
+      <w:r>
+        <w:t xml:space="preserve"> </w:t>
+      </w:r>
+      <w:r>
+        <w:rPr>
+          <w:b/>
+          <w:bCs/>
+        </w:rPr>
+        <w:t xml:space="preserve">bound by the thread's meaning</w:t>
+      </w:r>
+      <w:r>
+        <w:t xml:space="preserve">.</w:t>
+      </w:r>
+    </w:p>
+    <w:p>
+      <w:pPr>
+        <w:pStyle w:val="Compact"/>
+        <w:numPr>
+          <w:ilvl w:val="0"/>
+          <w:numId w:val="1016"/>
+        </w:numPr>
+      </w:pPr>
+      <w:r>
+        <w:rPr>
+          <w:b/>
+          <w:bCs/>
+        </w:rPr>
+        <w:t xml:space="preserve">Limitation (documented honestly).</w:t>
+      </w:r>
+      <w:r>
+        <w:t xml:space="preserve"> </w:t>
+      </w:r>
+      <w:r>
+        <w:t xml:space="preserve">The Telegram</w:t>
+      </w:r>
+      <w:r>
+        <w:t xml:space="preserve"> </w:t>
+      </w:r>
+      <w:r>
+        <w:rPr>
+          <w:b/>
+          <w:bCs/>
+        </w:rPr>
+        <w:t xml:space="preserve">Bot API delivers only the immediate quoted parent</w:t>
+      </w:r>
+      <w:r>
+        <w:t xml:space="preserve"> </w:t>
+      </w:r>
+      <w:r>
+        <w:t xml:space="preserve">of a reply — there is</w:t>
+      </w:r>
+      <w:r>
+        <w:t xml:space="preserve"> </w:t>
+      </w:r>
+      <w:r>
+        <w:rPr>
+          <w:b/>
+          <w:bCs/>
+        </w:rPr>
+        <w:t xml:space="preserve">no</w:t>
+      </w:r>
+      <w:r>
+        <w:rPr>
+          <w:b/>
+          <w:bCs/>
+        </w:rPr>
+        <w:t xml:space="preserve"> </w:t>
+      </w:r>
+      <w:r>
+        <w:rPr>
+          <w:rStyle w:val="VerbatimChar"/>
+          <w:b/>
+          <w:bCs/>
+        </w:rPr>
+        <w:t xml:space="preserve">getMessages</w:t>
+      </w:r>
+      <w:r>
+        <w:rPr>
+          <w:b/>
+          <w:bCs/>
+        </w:rPr>
+        <w:t xml:space="preserve"> </w:t>
+      </w:r>
+      <w:r>
+        <w:rPr>
+          <w:b/>
+          <w:bCs/>
+        </w:rPr>
+        <w:t xml:space="preserve">/</w:t>
+      </w:r>
+      <w:r>
+        <w:rPr>
+          <w:b/>
+          <w:bCs/>
+        </w:rPr>
+        <w:t xml:space="preserve"> </w:t>
+      </w:r>
+      <w:r>
+        <w:rPr>
+          <w:rStyle w:val="VerbatimChar"/>
+          <w:b/>
+          <w:bCs/>
+        </w:rPr>
+        <w:t xml:space="preserve">getThreadHistory</w:t>
+      </w:r>
+      <w:r>
+        <w:rPr>
+          <w:b/>
+          <w:bCs/>
+        </w:rPr>
+        <w:t xml:space="preserve"> </w:t>
+      </w:r>
+      <w:r>
+        <w:rPr>
+          <w:b/>
+          <w:bCs/>
+        </w:rPr>
+        <w:t xml:space="preserve">equivalent for bots</w:t>
+      </w:r>
+      <w:r>
+        <w:t xml:space="preserve">, so an arbitrary</w:t>
+      </w:r>
+      <w:r>
+        <w:t xml:space="preserve"> </w:t>
+      </w:r>
+      <w:r>
+        <w:rPr>
+          <w:b/>
+          <w:bCs/>
+        </w:rPr>
+        <w:t xml:space="preserve">full thread history cannot be fetched</w:t>
+      </w:r>
+      <w:r>
+        <w:t xml:space="preserve"> </w:t>
+      </w:r>
+      <w:r>
+        <w:t xml:space="preserve">for a basic group chat. For</w:t>
+      </w:r>
+      <w:r>
+        <w:t xml:space="preserve"> </w:t>
+      </w:r>
+      <w:r>
+        <w:rPr>
+          <w:b/>
+          <w:bCs/>
+        </w:rPr>
+        <w:t xml:space="preserve">forum topics</w:t>
+      </w:r>
+      <w:r>
+        <w:t xml:space="preserve">,</w:t>
+      </w:r>
+      <w:r>
+        <w:t xml:space="preserve"> </w:t>
+      </w:r>
+      <w:r>
+        <w:rPr>
+          <w:rStyle w:val="VerbatimChar"/>
+        </w:rPr>
+        <w:t xml:space="preserve">message_thread_id</w:t>
+      </w:r>
+      <w:r>
+        <w:t xml:space="preserve"> </w:t>
+      </w:r>
+      <w:r>
+        <w:t xml:space="preserve">identifies the topic but the Bot API</w:t>
+      </w:r>
+      <w:r>
+        <w:t xml:space="preserve"> </w:t>
+      </w:r>
+      <w:r>
+        <w:rPr>
+          <w:b/>
+          <w:bCs/>
+        </w:rPr>
+        <w:t xml:space="preserve">still exposes no full-history fetch</w:t>
+      </w:r>
+      <w:r>
+        <w:t xml:space="preserve"> </w:t>
+      </w:r>
+      <w:r>
+        <w:t xml:space="preserve">for it. Therefore the maximum thread context this Bot-API adapter can supply is the</w:t>
+      </w:r>
+      <w:r>
+        <w:t xml:space="preserve"> </w:t>
+      </w:r>
+      <w:r>
+        <w:rPr>
+          <w:b/>
+          <w:bCs/>
+        </w:rPr>
+        <w:t xml:space="preserve">single immediate parent</w:t>
+      </w:r>
+      <w:r>
+        <w:t xml:space="preserve"> </w:t>
+      </w:r>
+      <w:r>
+        <w:t xml:space="preserve">— which is precisely the message the reply is bound to, so it is the load-bearing context for the dispatcher. A full multi-message history would require an</w:t>
+      </w:r>
+      <w:r>
+        <w:t xml:space="preserve"> </w:t>
+      </w:r>
+      <w:r>
+        <w:rPr>
+          <w:b/>
+          <w:bCs/>
+        </w:rPr>
+        <w:t xml:space="preserve">MTProto user-client</w:t>
+      </w:r>
+      <w:r>
+        <w:t xml:space="preserve">, which this Bot-API guide does not cover (see the MTProto note in</w:t>
+      </w:r>
+      <w:r>
+        <w:t xml:space="preserve"> </w:t>
+      </w:r>
+      <w:hyperlink w:anchor="sources-verified">
+        <w:r>
+          <w:rPr>
+            <w:rStyle w:val="Hyperlink"/>
+          </w:rPr>
+          <w:t xml:space="preserve">Sources verified</w:t>
+        </w:r>
+      </w:hyperlink>
+      <w:r>
+        <w:t xml:space="preserve"> </w:t>
+      </w:r>
+      <w:r>
+        <w:t xml:space="preserve">below).</w:t>
+      </w:r>
+    </w:p>
+    <w:p>
+      <w:pPr>
+        <w:pStyle w:val="Compact"/>
+        <w:numPr>
+          <w:ilvl w:val="0"/>
+          <w:numId w:val="1016"/>
+        </w:numPr>
+      </w:pPr>
+      <w:r>
+        <w:t xml:space="preserve">When the inbound message replies to nothing (a fresh / top-level message), the context is empty — the correct signal that there is no prior thread to bind to. Context extraction is non-fatal: it never drops the message.</w:t>
+      </w:r>
+    </w:p>
+    <w:bookmarkEnd w:id="36"/>
+    <w:bookmarkStart w:id="37" w:name="live-evidence"/>
+    <w:p>
+      <w:pPr>
+        <w:pStyle w:val="Heading3"/>
+      </w:pPr>
+      <w:r>
+        <w:t xml:space="preserve">Live evidence</w:t>
+      </w:r>
+    </w:p>
+    <w:p>
+      <w:pPr>
+        <w:pStyle w:val="FirstParagraph"/>
+      </w:pPr>
+      <w:r>
+        <w:t xml:space="preserve">The quoted-reply round-trip is proven by</w:t>
+      </w:r>
+      <w:r>
+        <w:t xml:space="preserve"> </w:t>
+      </w:r>
+      <w:r>
+        <w:rPr>
+          <w:rStyle w:val="VerbatimChar"/>
+        </w:rPr>
+        <w:t xml:space="preserve">TestMTProto_Wave6_AutonomousClosedLoop</w:t>
+      </w:r>
+      <w:r>
+        <w:t xml:space="preserve"> </w:t>
+      </w:r>
+      <w:r>
+        <w:t xml:space="preserve">(the autonomous closed-loop harness), whose reply is delivered via</w:t>
+      </w:r>
+      <w:r>
+        <w:t xml:space="preserve"> </w:t>
+      </w:r>
+      <w:r>
+        <w:rPr>
+          <w:rStyle w:val="VerbatimChar"/>
+        </w:rPr>
+        <w:t xml:space="preserve">reply_to_message_id</w:t>
+      </w:r>
+      <w:r>
+        <w:t xml:space="preserve">. The captured evidence lands under:</w:t>
+      </w:r>
+    </w:p>
+    <w:p>
+      <w:pPr>
+        <w:pStyle w:val="SourceCode"/>
+      </w:pPr>
+      <w:r>
+        <w:rPr>
+          <w:rStyle w:val="VerbatimChar"/>
+        </w:rPr>
+        <w:t xml:space="preserve">docs/qa/HRD-115-tgram-threading-&lt;run-id&gt;/</w:t>
+      </w:r>
+    </w:p>
+    <w:p>
+      <w:pPr>
+        <w:pStyle w:val="FirstParagraph"/>
+      </w:pPr>
+      <w:r>
+        <w:t xml:space="preserve">(e.g.</w:t>
+      </w:r>
+      <w:r>
+        <w:t xml:space="preserve"> </w:t>
+      </w:r>
+      <w:r>
+        <w:rPr>
+          <w:rStyle w:val="VerbatimChar"/>
+        </w:rPr>
+        <w:t xml:space="preserve">docs/qa/HRD-115-tgram-threading-20260602/</w:t>
+      </w:r>
+      <w:r>
+        <w:t xml:space="preserve">). This is the standing §107.x evidence for Telegram threading + immediate-parent thread context.</w:t>
+      </w:r>
+    </w:p>
+    <w:bookmarkEnd w:id="37"/>
+    <w:bookmarkEnd w:id="38"/>
+    <w:bookmarkStart w:id="39" w:name="X0886e780911efc80da6244ce9e2db2752d47f79"/>
+    <w:p>
+      <w:pPr>
+        <w:pStyle w:val="Heading2"/>
+      </w:pPr>
+      <w:r>
         <w:t xml:space="preserve">Step 7 — (Future) Webhook ingress for production</w:t>
       </w:r>
     </w:p>
@@ -4912,7 +5545,7 @@
         <w:pStyle w:val="Compact"/>
         <w:numPr>
           <w:ilvl w:val="0"/>
-          <w:numId w:val="1016"/>
+          <w:numId w:val="1017"/>
         </w:numPr>
       </w:pPr>
       <w:r>
@@ -4957,7 +5590,7 @@
         <w:pStyle w:val="Compact"/>
         <w:numPr>
           <w:ilvl w:val="0"/>
-          <w:numId w:val="1016"/>
+          <w:numId w:val="1017"/>
         </w:numPr>
       </w:pPr>
       <w:r>
@@ -4981,7 +5614,7 @@
         <w:pStyle w:val="Compact"/>
         <w:numPr>
           <w:ilvl w:val="0"/>
-          <w:numId w:val="1016"/>
+          <w:numId w:val="1017"/>
         </w:numPr>
       </w:pPr>
       <w:r>
@@ -5008,7 +5641,7 @@
         <w:pStyle w:val="Compact"/>
         <w:numPr>
           <w:ilvl w:val="0"/>
-          <w:numId w:val="1016"/>
+          <w:numId w:val="1017"/>
         </w:numPr>
       </w:pPr>
       <w:r>
@@ -5068,8 +5701,8 @@
         <w:t xml:space="preserve">unset and rely on long-poll.</w:t>
       </w:r>
     </w:p>
-    <w:bookmarkEnd w:id="34"/>
-    <w:bookmarkStart w:id="35" w:name="troubleshooting"/>
+    <w:bookmarkEnd w:id="39"/>
+    <w:bookmarkStart w:id="40" w:name="troubleshooting"/>
     <w:p>
       <w:pPr>
         <w:pStyle w:val="Heading2"/>
@@ -5184,7 +5817,7 @@
         <w:pStyle w:val="Compact"/>
         <w:numPr>
           <w:ilvl w:val="0"/>
-          <w:numId w:val="1017"/>
+          <w:numId w:val="1018"/>
         </w:numPr>
       </w:pPr>
       <w:r>
@@ -5226,7 +5859,7 @@
         <w:pStyle w:val="Compact"/>
         <w:numPr>
           <w:ilvl w:val="0"/>
-          <w:numId w:val="1017"/>
+          <w:numId w:val="1018"/>
         </w:numPr>
       </w:pPr>
       <w:r>
@@ -5536,8 +6169,8 @@
         <w:t xml:space="preserve">to confirm the chat exists.</w:t>
       </w:r>
     </w:p>
-    <w:bookmarkEnd w:id="35"/>
-    <w:bookmarkStart w:id="36" w:name="spec--code-references"/>
+    <w:bookmarkEnd w:id="40"/>
+    <w:bookmarkStart w:id="41" w:name="spec--code-references"/>
     <w:p>
       <w:pPr>
         <w:pStyle w:val="Heading2"/>
@@ -5551,7 +6184,7 @@
         <w:pStyle w:val="Compact"/>
         <w:numPr>
           <w:ilvl w:val="0"/>
-          <w:numId w:val="1018"/>
+          <w:numId w:val="1019"/>
         </w:numPr>
       </w:pPr>
       <w:r>
@@ -5570,7 +6203,7 @@
         <w:pStyle w:val="Compact"/>
         <w:numPr>
           <w:ilvl w:val="0"/>
-          <w:numId w:val="1018"/>
+          <w:numId w:val="1019"/>
         </w:numPr>
       </w:pPr>
       <w:r>
@@ -5589,7 +6222,7 @@
         <w:pStyle w:val="Compact"/>
         <w:numPr>
           <w:ilvl w:val="0"/>
-          <w:numId w:val="1018"/>
+          <w:numId w:val="1019"/>
         </w:numPr>
       </w:pPr>
       <w:r>
@@ -5598,175 +6231,6 @@
           <w:bCs/>
         </w:rPr>
         <w:t xml:space="preserve">Code</w:t>
-      </w:r>
-      <w:r>
-        <w:t xml:space="preserve">:</w:t>
-      </w:r>
-    </w:p>
-    <w:p>
-      <w:pPr>
-        <w:pStyle w:val="Compact"/>
-        <w:numPr>
-          <w:ilvl w:val="1"/>
-          <w:numId w:val="1019"/>
-        </w:numPr>
-      </w:pPr>
-      <w:r>
-        <w:rPr>
-          <w:rStyle w:val="VerbatimChar"/>
-        </w:rPr>
-        <w:t xml:space="preserve">commons_messaging/channels/tgram/tgram.go</w:t>
-      </w:r>
-      <w:r>
-        <w:t xml:space="preserve"> </w:t>
-      </w:r>
-      <w:r>
-        <w:t xml:space="preserve">— Adapter struct + URL parser + Capabilities</w:t>
-      </w:r>
-    </w:p>
-    <w:p>
-      <w:pPr>
-        <w:pStyle w:val="Compact"/>
-        <w:numPr>
-          <w:ilvl w:val="1"/>
-          <w:numId w:val="1019"/>
-        </w:numPr>
-      </w:pPr>
-      <w:r>
-        <w:rPr>
-          <w:rStyle w:val="VerbatimChar"/>
-        </w:rPr>
-        <w:t xml:space="preserve">commons_messaging/channels/tgram/healthcheck.go</w:t>
-      </w:r>
-      <w:r>
-        <w:t xml:space="preserve"> </w:t>
-      </w:r>
-      <w:r>
-        <w:t xml:space="preserve">—</w:t>
-      </w:r>
-      <w:r>
-        <w:t xml:space="preserve"> </w:t>
-      </w:r>
-      <w:r>
-        <w:rPr>
-          <w:rStyle w:val="VerbatimChar"/>
-        </w:rPr>
-        <w:t xml:space="preserve">getMe</w:t>
-      </w:r>
-      <w:r>
-        <w:t xml:space="preserve"> </w:t>
-      </w:r>
-      <w:r>
-        <w:t xml:space="preserve">HealthCheck</w:t>
-      </w:r>
-    </w:p>
-    <w:p>
-      <w:pPr>
-        <w:pStyle w:val="Compact"/>
-        <w:numPr>
-          <w:ilvl w:val="1"/>
-          <w:numId w:val="1019"/>
-        </w:numPr>
-      </w:pPr>
-      <w:r>
-        <w:rPr>
-          <w:rStyle w:val="VerbatimChar"/>
-        </w:rPr>
-        <w:t xml:space="preserve">commons_messaging/channels/tgram/send.go</w:t>
-      </w:r>
-      <w:r>
-        <w:t xml:space="preserve"> </w:t>
-      </w:r>
-      <w:r>
-        <w:t xml:space="preserve">— Bot.Send (sendMessage MarkdownV2 + forum-topic ThreadID)</w:t>
-      </w:r>
-    </w:p>
-    <w:p>
-      <w:pPr>
-        <w:pStyle w:val="Compact"/>
-        <w:numPr>
-          <w:ilvl w:val="1"/>
-          <w:numId w:val="1019"/>
-        </w:numPr>
-      </w:pPr>
-      <w:r>
-        <w:rPr>
-          <w:rStyle w:val="VerbatimChar"/>
-        </w:rPr>
-        <w:t xml:space="preserve">commons_messaging/channels/tgram/subscribe.go</w:t>
-      </w:r>
-      <w:r>
-        <w:t xml:space="preserve"> </w:t>
-      </w:r>
-      <w:r>
-        <w:t xml:space="preserve">— LongPoller 25s + 30s safety-net per §32.2</w:t>
-      </w:r>
-    </w:p>
-    <w:p>
-      <w:pPr>
-        <w:pStyle w:val="Compact"/>
-        <w:numPr>
-          <w:ilvl w:val="1"/>
-          <w:numId w:val="1019"/>
-        </w:numPr>
-      </w:pPr>
-      <w:r>
-        <w:rPr>
-          <w:rStyle w:val="VerbatimChar"/>
-        </w:rPr>
-        <w:t xml:space="preserve">commons_messaging/channels/tgram/persist.go</w:t>
-      </w:r>
-      <w:r>
-        <w:t xml:space="preserve"> </w:t>
-      </w:r>
-      <w:r>
-        <w:t xml:space="preserve">—</w:t>
-      </w:r>
-      <w:r>
-        <w:t xml:space="preserve"> </w:t>
-      </w:r>
-      <w:r>
-        <w:rPr>
-          <w:rStyle w:val="VerbatimChar"/>
-        </w:rPr>
-        <w:t xml:space="preserve">NewWithStorage</w:t>
-      </w:r>
-      <w:r>
-        <w:t xml:space="preserve"> </w:t>
-      </w:r>
-      <w:r>
-        <w:t xml:space="preserve">+</w:t>
-      </w:r>
-      <w:r>
-        <w:t xml:space="preserve"> </w:t>
-      </w:r>
-      <w:r>
-        <w:rPr>
-          <w:rStyle w:val="VerbatimChar"/>
-        </w:rPr>
-        <w:t xml:space="preserve">SendForTenant</w:t>
-      </w:r>
-      <w:r>
-        <w:t xml:space="preserve"> </w:t>
-      </w:r>
-      <w:r>
-        <w:t xml:space="preserve">(outbound_delivery_evidence persistence)</w:t>
-      </w:r>
-    </w:p>
-    <w:p>
-      <w:pPr>
-        <w:pStyle w:val="Compact"/>
-        <w:numPr>
-          <w:ilvl w:val="0"/>
-          <w:numId w:val="1018"/>
-        </w:numPr>
-      </w:pPr>
-      <w:r>
-        <w:rPr>
-          <w:b/>
-          <w:bCs/>
-        </w:rPr>
-        <w:t xml:space="preserve">Tests</w:t>
       </w:r>
       <w:r>
         <w:t xml:space="preserve">:</w:t>
@@ -5784,13 +6248,13 @@
         <w:rPr>
           <w:rStyle w:val="VerbatimChar"/>
         </w:rPr>
-        <w:t xml:space="preserve">commons_messaging/channels/tgram/healthcheck_integration_test.go</w:t>
-      </w:r>
-      <w:r>
-        <w:t xml:space="preserve"> </w:t>
-      </w:r>
-      <w:r>
-        <w:t xml:space="preserve">— E17 prerequisite</w:t>
+        <w:t xml:space="preserve">commons_messaging/channels/tgram/tgram.go</w:t>
+      </w:r>
+      <w:r>
+        <w:t xml:space="preserve"> </w:t>
+      </w:r>
+      <w:r>
+        <w:t xml:space="preserve">— Adapter struct + URL parser + Capabilities</w:t>
       </w:r>
     </w:p>
     <w:p>
@@ -5805,13 +6269,28 @@
         <w:rPr>
           <w:rStyle w:val="VerbatimChar"/>
         </w:rPr>
-        <w:t xml:space="preserve">commons_messaging/channels/tgram/send_integration_test.go</w:t>
-      </w:r>
-      <w:r>
-        <w:t xml:space="preserve"> </w:t>
-      </w:r>
-      <w:r>
-        <w:t xml:space="preserve">— E17 (live Telegram + non-empty Receipt.ChannelMsgID)</w:t>
+        <w:t xml:space="preserve">commons_messaging/channels/tgram/healthcheck.go</w:t>
+      </w:r>
+      <w:r>
+        <w:t xml:space="preserve"> </w:t>
+      </w:r>
+      <w:r>
+        <w:t xml:space="preserve">—</w:t>
+      </w:r>
+      <w:r>
+        <w:t xml:space="preserve"> </w:t>
+      </w:r>
+      <w:r>
+        <w:rPr>
+          <w:rStyle w:val="VerbatimChar"/>
+        </w:rPr>
+        <w:t xml:space="preserve">getMe</w:t>
+      </w:r>
+      <w:r>
+        <w:t xml:space="preserve"> </w:t>
+      </w:r>
+      <w:r>
+        <w:t xml:space="preserve">HealthCheck</w:t>
       </w:r>
     </w:p>
     <w:p>
@@ -5826,13 +6305,13 @@
         <w:rPr>
           <w:rStyle w:val="VerbatimChar"/>
         </w:rPr>
-        <w:t xml:space="preserve">commons_messaging/channels/tgram/subscribe_integration_test.go</w:t>
-      </w:r>
-      <w:r>
-        <w:t xml:space="preserve"> </w:t>
-      </w:r>
-      <w:r>
-        <w:t xml:space="preserve">— E19 inbound half</w:t>
+        <w:t xml:space="preserve">commons_messaging/channels/tgram/send.go</w:t>
+      </w:r>
+      <w:r>
+        <w:t xml:space="preserve"> </w:t>
+      </w:r>
+      <w:r>
+        <w:t xml:space="preserve">— Bot.Send (sendMessage MarkdownV2 + forum-topic ThreadID)</w:t>
       </w:r>
     </w:p>
     <w:p>
@@ -5847,13 +6326,13 @@
         <w:rPr>
           <w:rStyle w:val="VerbatimChar"/>
         </w:rPr>
-        <w:t xml:space="preserve">commons_messaging/channels/tgram/persist_integration_test.go</w:t>
-      </w:r>
-      <w:r>
-        <w:t xml:space="preserve"> </w:t>
-      </w:r>
-      <w:r>
-        <w:t xml:space="preserve">— E17 persistence (exact channel_message_id match)</w:t>
+        <w:t xml:space="preserve">commons_messaging/channels/tgram/subscribe.go</w:t>
+      </w:r>
+      <w:r>
+        <w:t xml:space="preserve"> </w:t>
+      </w:r>
+      <w:r>
+        <w:t xml:space="preserve">— LongPoller 25s + 30s safety-net per §32.2</w:t>
       </w:r>
     </w:p>
     <w:p>
@@ -5868,6 +6347,160 @@
         <w:rPr>
           <w:rStyle w:val="VerbatimChar"/>
         </w:rPr>
+        <w:t xml:space="preserve">commons_messaging/channels/tgram/persist.go</w:t>
+      </w:r>
+      <w:r>
+        <w:t xml:space="preserve"> </w:t>
+      </w:r>
+      <w:r>
+        <w:t xml:space="preserve">—</w:t>
+      </w:r>
+      <w:r>
+        <w:t xml:space="preserve"> </w:t>
+      </w:r>
+      <w:r>
+        <w:rPr>
+          <w:rStyle w:val="VerbatimChar"/>
+        </w:rPr>
+        <w:t xml:space="preserve">NewWithStorage</w:t>
+      </w:r>
+      <w:r>
+        <w:t xml:space="preserve"> </w:t>
+      </w:r>
+      <w:r>
+        <w:t xml:space="preserve">+</w:t>
+      </w:r>
+      <w:r>
+        <w:t xml:space="preserve"> </w:t>
+      </w:r>
+      <w:r>
+        <w:rPr>
+          <w:rStyle w:val="VerbatimChar"/>
+        </w:rPr>
+        <w:t xml:space="preserve">SendForTenant</w:t>
+      </w:r>
+      <w:r>
+        <w:t xml:space="preserve"> </w:t>
+      </w:r>
+      <w:r>
+        <w:t xml:space="preserve">(outbound_delivery_evidence persistence)</w:t>
+      </w:r>
+    </w:p>
+    <w:p>
+      <w:pPr>
+        <w:pStyle w:val="Compact"/>
+        <w:numPr>
+          <w:ilvl w:val="0"/>
+          <w:numId w:val="1019"/>
+        </w:numPr>
+      </w:pPr>
+      <w:r>
+        <w:rPr>
+          <w:b/>
+          <w:bCs/>
+        </w:rPr>
+        <w:t xml:space="preserve">Tests</w:t>
+      </w:r>
+      <w:r>
+        <w:t xml:space="preserve">:</w:t>
+      </w:r>
+    </w:p>
+    <w:p>
+      <w:pPr>
+        <w:pStyle w:val="Compact"/>
+        <w:numPr>
+          <w:ilvl w:val="1"/>
+          <w:numId w:val="1021"/>
+        </w:numPr>
+      </w:pPr>
+      <w:r>
+        <w:rPr>
+          <w:rStyle w:val="VerbatimChar"/>
+        </w:rPr>
+        <w:t xml:space="preserve">commons_messaging/channels/tgram/healthcheck_integration_test.go</w:t>
+      </w:r>
+      <w:r>
+        <w:t xml:space="preserve"> </w:t>
+      </w:r>
+      <w:r>
+        <w:t xml:space="preserve">— E17 prerequisite</w:t>
+      </w:r>
+    </w:p>
+    <w:p>
+      <w:pPr>
+        <w:pStyle w:val="Compact"/>
+        <w:numPr>
+          <w:ilvl w:val="1"/>
+          <w:numId w:val="1021"/>
+        </w:numPr>
+      </w:pPr>
+      <w:r>
+        <w:rPr>
+          <w:rStyle w:val="VerbatimChar"/>
+        </w:rPr>
+        <w:t xml:space="preserve">commons_messaging/channels/tgram/send_integration_test.go</w:t>
+      </w:r>
+      <w:r>
+        <w:t xml:space="preserve"> </w:t>
+      </w:r>
+      <w:r>
+        <w:t xml:space="preserve">— E17 (live Telegram + non-empty Receipt.ChannelMsgID)</w:t>
+      </w:r>
+    </w:p>
+    <w:p>
+      <w:pPr>
+        <w:pStyle w:val="Compact"/>
+        <w:numPr>
+          <w:ilvl w:val="1"/>
+          <w:numId w:val="1021"/>
+        </w:numPr>
+      </w:pPr>
+      <w:r>
+        <w:rPr>
+          <w:rStyle w:val="VerbatimChar"/>
+        </w:rPr>
+        <w:t xml:space="preserve">commons_messaging/channels/tgram/subscribe_integration_test.go</w:t>
+      </w:r>
+      <w:r>
+        <w:t xml:space="preserve"> </w:t>
+      </w:r>
+      <w:r>
+        <w:t xml:space="preserve">— E19 inbound half</w:t>
+      </w:r>
+    </w:p>
+    <w:p>
+      <w:pPr>
+        <w:pStyle w:val="Compact"/>
+        <w:numPr>
+          <w:ilvl w:val="1"/>
+          <w:numId w:val="1021"/>
+        </w:numPr>
+      </w:pPr>
+      <w:r>
+        <w:rPr>
+          <w:rStyle w:val="VerbatimChar"/>
+        </w:rPr>
+        <w:t xml:space="preserve">commons_messaging/channels/tgram/persist_integration_test.go</w:t>
+      </w:r>
+      <w:r>
+        <w:t xml:space="preserve"> </w:t>
+      </w:r>
+      <w:r>
+        <w:t xml:space="preserve">— E17 persistence (exact channel_message_id match)</w:t>
+      </w:r>
+    </w:p>
+    <w:p>
+      <w:pPr>
+        <w:pStyle w:val="Compact"/>
+        <w:numPr>
+          <w:ilvl w:val="1"/>
+          <w:numId w:val="1021"/>
+        </w:numPr>
+      </w:pPr>
+      <w:r>
+        <w:rPr>
+          <w:rStyle w:val="VerbatimChar"/>
+        </w:rPr>
         <w:t xml:space="preserve">commons_messaging/vertical_slice_integration_test.go</w:t>
       </w:r>
       <w:r>
@@ -5882,7 +6515,7 @@
         <w:pStyle w:val="Compact"/>
         <w:numPr>
           <w:ilvl w:val="0"/>
-          <w:numId w:val="1018"/>
+          <w:numId w:val="1019"/>
         </w:numPr>
       </w:pPr>
       <w:r>
@@ -5931,7 +6564,7 @@
         <w:pStyle w:val="Compact"/>
         <w:numPr>
           <w:ilvl w:val="0"/>
-          <w:numId w:val="1018"/>
+          <w:numId w:val="1019"/>
         </w:numPr>
       </w:pPr>
       <w:r>
@@ -5986,8 +6619,8 @@
         </w:pict>
       </w:r>
     </w:p>
-    <w:bookmarkEnd w:id="36"/>
-    <w:bookmarkStart w:id="39" w:name="sources-verified"/>
+    <w:bookmarkEnd w:id="41"/>
+    <w:bookmarkStart w:id="44" w:name="sources-verified"/>
     <w:p>
       <w:pPr>
         <w:pStyle w:val="Heading2"/>
@@ -6089,7 +6722,7 @@
             <w:pPr>
               <w:pStyle w:val="Compact"/>
             </w:pPr>
-            <w:hyperlink r:id="rId37">
+            <w:hyperlink r:id="rId42">
               <w:r>
                 <w:rPr>
                   <w:rStyle w:val="Hyperlink"/>
@@ -6690,7 +7323,7 @@
       <w:r>
         <w:t xml:space="preserve"> </w:t>
       </w:r>
-      <w:hyperlink r:id="rId38">
+      <w:hyperlink r:id="rId43">
         <w:r>
           <w:rPr>
             <w:rStyle w:val="Hyperlink"/>
@@ -6702,8 +7335,8 @@
         <w:t xml:space="preserve">, operator-error reports.</w:t>
       </w:r>
     </w:p>
-    <w:bookmarkEnd w:id="39"/>
-    <w:bookmarkEnd w:id="40"/>
+    <w:bookmarkEnd w:id="44"/>
+    <w:bookmarkEnd w:id="45"/>
     <w:sectPr>
       <w:footnotePr>
         <w:numRestart w:val="eachSect"/>
@@ -7240,34 +7873,7 @@
     </w:lvlOverride>
   </w:num>
   <w:num w:numId="1016">
-    <w:abstractNumId w:val="99411"/>
-    <w:lvlOverride w:ilvl="0">
-      <w:startOverride w:val="1"/>
-    </w:lvlOverride>
-    <w:lvlOverride w:ilvl="1">
-      <w:startOverride w:val="1"/>
-    </w:lvlOverride>
-    <w:lvlOverride w:ilvl="2">
-      <w:startOverride w:val="1"/>
-    </w:lvlOverride>
-    <w:lvlOverride w:ilvl="3">
-      <w:startOverride w:val="1"/>
-    </w:lvlOverride>
-    <w:lvlOverride w:ilvl="4">
-      <w:startOverride w:val="1"/>
-    </w:lvlOverride>
-    <w:lvlOverride w:ilvl="5">
-      <w:startOverride w:val="1"/>
-    </w:lvlOverride>
-    <w:lvlOverride w:ilvl="6">
-      <w:startOverride w:val="1"/>
-    </w:lvlOverride>
-    <w:lvlOverride w:ilvl="7">
-      <w:startOverride w:val="1"/>
-    </w:lvlOverride>
-    <w:lvlOverride w:ilvl="8">
-      <w:startOverride w:val="1"/>
-    </w:lvlOverride>
+    <w:abstractNumId w:val="991"/>
   </w:num>
   <w:num w:numId="1017">
     <w:abstractNumId w:val="99411"/>
@@ -7300,12 +7906,42 @@
     </w:lvlOverride>
   </w:num>
   <w:num w:numId="1018">
-    <w:abstractNumId w:val="991"/>
+    <w:abstractNumId w:val="99411"/>
+    <w:lvlOverride w:ilvl="0">
+      <w:startOverride w:val="1"/>
+    </w:lvlOverride>
+    <w:lvlOverride w:ilvl="1">
+      <w:startOverride w:val="1"/>
+    </w:lvlOverride>
+    <w:lvlOverride w:ilvl="2">
+      <w:startOverride w:val="1"/>
+    </w:lvlOverride>
+    <w:lvlOverride w:ilvl="3">
+      <w:startOverride w:val="1"/>
+    </w:lvlOverride>
+    <w:lvlOverride w:ilvl="4">
+      <w:startOverride w:val="1"/>
+    </w:lvlOverride>
+    <w:lvlOverride w:ilvl="5">
+      <w:startOverride w:val="1"/>
+    </w:lvlOverride>
+    <w:lvlOverride w:ilvl="6">
+      <w:startOverride w:val="1"/>
+    </w:lvlOverride>
+    <w:lvlOverride w:ilvl="7">
+      <w:startOverride w:val="1"/>
+    </w:lvlOverride>
+    <w:lvlOverride w:ilvl="8">
+      <w:startOverride w:val="1"/>
+    </w:lvlOverride>
   </w:num>
   <w:num w:numId="1019">
     <w:abstractNumId w:val="991"/>
   </w:num>
   <w:num w:numId="1020">
+    <w:abstractNumId w:val="991"/>
+  </w:num>
+  <w:num w:numId="1021">
     <w:abstractNumId w:val="991"/>
   </w:num>
 </w:numbering>
